--- a/exports/English_Exam_THCS.docx
+++ b/exports/English_Exam_THCS.docx
@@ -1965,7 +1965,7 @@
     </w:p>
     <w:p>
       <w:r>
-        <w:t>Question 24. We ______ some delicious traditional Indian dishes while we ______ the multicultural fair last weekend.</w:t>
+        <w:t>Question 24. We ______(taste) some delicious traditional Indian dishes while we ______(visit) the multicultural fair last weekend.</w:t>
       </w:r>
     </w:p>
     <w:p>
@@ -2012,7 +2012,7 @@
     </w:p>
     <w:p>
       <w:r>
-        <w:t>Question 25. In the early days of the settlement, people from different countries ______ their unique customs and traditions to create a vibrant multicultural community.</w:t>
+        <w:t>Question 25. In the early days of the settlement, people from different countries ______(bring) their unique customs and traditions to create a vibrant multicultural community.</w:t>
       </w:r>
     </w:p>
     <w:p>

--- a/exports/English_Exam_THCS.docx
+++ b/exports/English_Exam_THCS.docx
@@ -2,338 +2,6 @@
 <file path=word/document.xml><?xml version="1.0" encoding="utf-8"?>
 <w:document xmlns:wpc="http://schemas.microsoft.com/office/word/2010/wordprocessingCanvas" xmlns:mo="http://schemas.microsoft.com/office/mac/office/2008/main" xmlns:mc="http://schemas.openxmlformats.org/markup-compatibility/2006" xmlns:mv="urn:schemas-microsoft-com:mac:vml" xmlns:o="urn:schemas-microsoft-com:office:office" xmlns:r="http://schemas.openxmlformats.org/officeDocument/2006/relationships" xmlns:m="http://schemas.openxmlformats.org/officeDocument/2006/math" xmlns:v="urn:schemas-microsoft-com:vml" xmlns:wp14="http://schemas.microsoft.com/office/word/2010/wordprocessingDrawing" xmlns:wp="http://schemas.openxmlformats.org/drawingml/2006/wordprocessingDrawing" xmlns:w10="urn:schemas-microsoft-com:office:word" xmlns:w="http://schemas.openxmlformats.org/wordprocessingml/2006/main" xmlns:w14="http://schemas.microsoft.com/office/word/2010/wordml" xmlns:wpg="http://schemas.microsoft.com/office/word/2010/wordprocessingGroup" xmlns:wpi="http://schemas.microsoft.com/office/word/2010/wordprocessingInk" xmlns:wne="http://schemas.microsoft.com/office/word/2006/wordml" xmlns:wps="http://schemas.microsoft.com/office/word/2010/wordprocessingShape" mc:Ignorable="w14 wp14">
   <w:body>
-    <w:p>
-      <w:r>
-        <w:rPr>
-          <w:b/>
-        </w:rPr>
-        <w:t>Sentence combination: Choose A, B, C or D that has the CLOSEST meaning to the given pair of sentences in each question.</w:t>
-      </w:r>
-    </w:p>
-    <w:p>
-      <w:r>
-        <w:rPr>
-          <w:b/>
-        </w:rPr>
-        <w:t xml:space="preserve">Question 1: </w:t>
-      </w:r>
-      <w:r>
-        <w:t>The manager will check the report carefully. Then, she will send it to the client.</w:t>
-      </w:r>
-    </w:p>
-    <w:p>
-      <w:r>
-        <w:t>A. The manager will send the report to the client before she checks it carefully.</w:t>
-      </w:r>
-    </w:p>
-    <w:p>
-      <w:r>
-        <w:t>B. After the manager has checked the report carefully, she will send it to the client.</w:t>
-      </w:r>
-    </w:p>
-    <w:p>
-      <w:r>
-        <w:t>C. The manager will send the report to the client while she checks it carefully.</w:t>
-      </w:r>
-    </w:p>
-    <w:p>
-      <w:r>
-        <w:t>D. Before the manager sends the report to the client, she had checked it carefully.</w:t>
-      </w:r>
-    </w:p>
-    <w:p>
-      <w:r>
-        <w:rPr>
-          <w:b/>
-        </w:rPr>
-        <w:t>Lời giải</w:t>
-      </w:r>
-    </w:p>
-    <w:p>
-      <w:r>
-        <w:t>Chọn B</w:t>
-        <w:br/>
-      </w:r>
-      <w:r>
-        <w:br/>
-      </w:r>
-      <w:r>
-        <w:t>- The manager will send the report to the client before she checks it carefully. (Người quản lý sẽ gửi báo cáo cho khách hàng trước khi cô ấy kiểm tra nó cẩn thận.) - sai về quan hệ thời gian vì hành động kiểm tra diễn ra trước, không phải sau khi gửi.</w:t>
-        <w:br/>
-      </w:r>
-      <w:r>
-        <w:br/>
-      </w:r>
-      <w:r>
-        <w:t>- After the manager has checked the report carefully, she will send it to the client. (Sau khi người quản lý đã kiểm tra báo cáo cẩn thận, cô ấy sẽ gửi nó cho khách hàng.) → chọn vì dùng mệnh đề trạng ngữ chỉ thời gian với "after" để thể hiện đúng trình tự hai hành động: kiểm tra trước, gửi sau.</w:t>
-        <w:br/>
-      </w:r>
-      <w:r>
-        <w:br/>
-      </w:r>
-      <w:r>
-        <w:t>- The manager will send the report to the client while she checks it carefully. (Người quản lý sẽ gửi báo cáo cho khách hàng trong khi cô ấy kiểm tra nó cẩn thận.) - sai vì "while" diễn tả hai hành động đồng thời, không đúng với trình tự trước-sau của câu gốc.</w:t>
-        <w:br/>
-      </w:r>
-      <w:r>
-        <w:br/>
-      </w:r>
-      <w:r>
-        <w:t>- Before the manager sends the report to the client, she had checked it carefully. (Trước khi người quản lý gửi báo cáo cho khách hàng, cô ấy đã kiểm tra nó cẩn thận.) - sai thì; dùng quá khứ hoàn thành không phù hợp với ngữ cảnh tương lai của câu gốc.</w:t>
-      </w:r>
-    </w:p>
-    <w:p>
-      <w:r>
-        <w:t>Tạm dịch: Người quản lý sẽ kiểm tra báo cáo cẩn thận. Sau đó, cô ấy sẽ gửi nó cho khách hàng.</w:t>
-      </w:r>
-    </w:p>
-    <w:p>
-      <w:r>
-        <w:t>→ Sau khi người quản lý đã kiểm tra báo cáo cẩn thận, cô ấy sẽ gửi nó cho khách hàng.</w:t>
-      </w:r>
-    </w:p>
-    <w:p>
-      <w:r>
-        <w:rPr>
-          <w:b/>
-        </w:rPr>
-        <w:t>Sentence rewriting: Choose A, B, C or D that has the CLOSEST meaning to the given sentence in each question.</w:t>
-      </w:r>
-    </w:p>
-    <w:p>
-      <w:r>
-        <w:rPr>
-          <w:b/>
-        </w:rPr>
-        <w:t xml:space="preserve">Question 2: </w:t>
-      </w:r>
-      <w:r>
-        <w:t>If you recycle more plastic, you will reduce the amount of waste in your neighborhood.</w:t>
-      </w:r>
-    </w:p>
-    <w:p>
-      <w:r>
-        <w:t>A. Unless you recycle more plastic, you will reduce the amount of waste in your neighborhood.</w:t>
-      </w:r>
-    </w:p>
-    <w:p>
-      <w:r>
-        <w:t>B. If you recycled more plastic, you would reduce the amount of waste in your neighborhood.</w:t>
-      </w:r>
-    </w:p>
-    <w:p>
-      <w:r>
-        <w:t>C. You will reduce the amount of waste in your neighborhood if you recycle more plastic.</w:t>
-      </w:r>
-    </w:p>
-    <w:p>
-      <w:r>
-        <w:t>D. When you reduce the amount of waste in your neighborhood, you will recycle more plastic.</w:t>
-      </w:r>
-    </w:p>
-    <w:p>
-      <w:r>
-        <w:rPr>
-          <w:b/>
-        </w:rPr>
-        <w:t>Lời giải</w:t>
-      </w:r>
-    </w:p>
-    <w:p>
-      <w:r>
-        <w:t>Chọn C</w:t>
-        <w:br/>
-      </w:r>
-      <w:r>
-        <w:br/>
-      </w:r>
-      <w:r>
-        <w:t>- Unless you recycle more plastic, you will reduce the amount of waste in your neighborhood. (Trừ khi bạn tái chế nhiều nhựa hơn, bạn sẽ giảm lượng rác thải trong khu phố của mình.) - sai nghĩa vì “unless” tạo nghĩa phủ định điều kiện, không tương đương với câu điều kiện loại 1 đã cho.</w:t>
-        <w:br/>
-      </w:r>
-      <w:r>
-        <w:br/>
-      </w:r>
-      <w:r>
-        <w:t>- If you recycled more plastic, you would reduce the amount of waste in your neighborhood. (Nếu bạn tái chế nhiều nhựa hơn, bạn sẽ giảm lượng rác thải trong khu phố của mình.) - sai thì và sai loại câu điều kiện; đây là câu điều kiện loại 2, không giữ nguyên mức độ thực tế của câu gốc.</w:t>
-        <w:br/>
-      </w:r>
-      <w:r>
-        <w:br/>
-      </w:r>
-      <w:r>
-        <w:t>- You will reduce the amount of waste in your neighborhood if you recycle more plastic. (Bạn sẽ giảm lượng rác thải trong khu phố của mình nếu bạn tái chế nhiều nhựa hơn.) - đúng vì vẫn là câu điều kiện loại 1, chỉ đảo vị trí hai mệnh đề nên giữ nguyên nghĩa hoàn toàn.</w:t>
-        <w:br/>
-      </w:r>
-      <w:r>
-        <w:br/>
-      </w:r>
-      <w:r>
-        <w:t>- When you reduce the amount of waste in your neighborhood, you will recycle more plastic. (Khi bạn giảm lượng rác thải trong khu phố của mình, bạn sẽ tái chế nhiều nhựa hơn.) - sai quan hệ logic vì đảo nguyên nhân và kết quả.</w:t>
-      </w:r>
-    </w:p>
-    <w:p>
-      <w:r>
-        <w:t>Tạm dịch: Nếu bạn tái chế nhiều nhựa hơn, bạn sẽ giảm lượng rác thải trong khu phố của mình.</w:t>
-      </w:r>
-    </w:p>
-    <w:p>
-      <w:r>
-        <w:t>→ Bạn sẽ giảm lượng rác thải trong khu phố của mình nếu bạn tái chế nhiều nhựa hơn.</w:t>
-      </w:r>
-    </w:p>
-    <w:p>
-      <w:r>
-        <w:rPr>
-          <w:b/>
-        </w:rPr>
-        <w:t xml:space="preserve">Question 3: </w:t>
-      </w:r>
-      <w:r>
-        <w:t>No other student in my class is as good at public speaking as Lan.</w:t>
-      </w:r>
-    </w:p>
-    <w:p>
-      <w:r>
-        <w:t>A. Lan is better at public speaking than any other student in my class.</w:t>
-      </w:r>
-    </w:p>
-    <w:p>
-      <w:r>
-        <w:t>B. Lan is as good at public speaking as the other students in my class.</w:t>
-      </w:r>
-    </w:p>
-    <w:p>
-      <w:r>
-        <w:t>C. Lan is the goodest student at public speaking in my class.</w:t>
-      </w:r>
-    </w:p>
-    <w:p>
-      <w:r>
-        <w:t>D. Lan speaks in public better than all students in my class.</w:t>
-      </w:r>
-    </w:p>
-    <w:p>
-      <w:r>
-        <w:rPr>
-          <w:b/>
-        </w:rPr>
-        <w:t>Lời giải</w:t>
-      </w:r>
-    </w:p>
-    <w:p>
-      <w:r>
-        <w:t>Chọn A</w:t>
-        <w:br/>
-      </w:r>
-      <w:r>
-        <w:br/>
-      </w:r>
-      <w:r>
-        <w:t>- Lan is better at public speaking than any other student in my class. (Lan giỏi thuyết trình trước công chúng hơn bất kỳ học sinh nào khác trong lớp tôi.) → chọn vì cấu trúc so sánh nhất có thể được viết lại bằng "better than any other + danh từ số ít", giữ nguyên nghĩa 100% của câu gốc.</w:t>
-        <w:br/>
-      </w:r>
-      <w:r>
-        <w:br/>
-      </w:r>
-      <w:r>
-        <w:t>- Lan is as good at public speaking as the other students in my class. (Lan giỏi thuyết trình trước công chúng ngang với các học sinh khác trong lớp tôi.) - sai nghĩa vì câu gốc khẳng định Lan giỏi nhất lớp, không phải giỏi ngang bằng những học sinh khác.</w:t>
-        <w:br/>
-      </w:r>
-      <w:r>
-        <w:br/>
-      </w:r>
-      <w:r>
-        <w:t>- Lan is the goodest student at public speaking in my class. (Lan là học sinh giỏi nhất về thuyết trình trước công chúng trong lớp tôi.) - sai cấu trúc vì "goodest" không phải dạng so sánh nhất đúng của "good"; phải dùng "best".</w:t>
-        <w:br/>
-      </w:r>
-      <w:r>
-        <w:br/>
-      </w:r>
-      <w:r>
-        <w:t>- Lan speaks in public better than all students in my class. (Lan nói trước công chúng tốt hơn tất cả học sinh trong lớp tôi.) - sai cấu trúc và diễn đạt chưa tự nhiên; phải là "all the other students" nếu giữ nghĩa tương đương, và cách diễn đạt này không chuẩn bằng câu đúng.</w:t>
-      </w:r>
-    </w:p>
-    <w:p>
-      <w:r>
-        <w:t>Tạm dịch: Không có học sinh nào khác trong lớp tôi giỏi thuyết trình trước công chúng bằng Lan.</w:t>
-      </w:r>
-    </w:p>
-    <w:p>
-      <w:r>
-        <w:t>→ Lan giỏi thuyết trình trước công chúng hơn bất kỳ học sinh nào khác trong lớp tôi.</w:t>
-      </w:r>
-    </w:p>
-    <w:p>
-      <w:r>
-        <w:rPr>
-          <w:b/>
-        </w:rPr>
-        <w:t xml:space="preserve">Question 4: </w:t>
-      </w:r>
-      <w:r>
-        <w:t>My brother likes playing basketball after school.</w:t>
-      </w:r>
-    </w:p>
-    <w:p>
-      <w:r>
-        <w:t>A. My brother enjoys to play basketball after school.</w:t>
-      </w:r>
-    </w:p>
-    <w:p>
-      <w:r>
-        <w:t>B. My brother enjoys playing basketball after school.</w:t>
-      </w:r>
-    </w:p>
-    <w:p>
-      <w:r>
-        <w:t>C. My brother wants playing basketball after school.</w:t>
-      </w:r>
-    </w:p>
-    <w:p>
-      <w:r>
-        <w:t>D. My brother enjoys play basketball after school.</w:t>
-      </w:r>
-    </w:p>
-    <w:p>
-      <w:r>
-        <w:rPr>
-          <w:b/>
-        </w:rPr>
-        <w:t>Lời giải</w:t>
-      </w:r>
-    </w:p>
-    <w:p>
-      <w:r>
-        <w:t>Chọn B</w:t>
-        <w:br/>
-      </w:r>
-      <w:r>
-        <w:t>- My brother enjoys to play basketball after school. (Anh trai tôi thích chơi bóng rổ sau giờ học.) - sai cấu trúc vì sau "enjoy" phải dùng động từ thêm -ing, không dùng "to play"</w:t>
-        <w:br/>
-      </w:r>
-      <w:r>
-        <w:t>- My brother enjoys playing basketball after school. (Anh trai tôi thích chơi bóng rổ sau giờ học.) - đúng vì "likes + V-ing" tương đương với "enjoys + V-ing", giữ nguyên nghĩa và đúng cấu trúc</w:t>
-        <w:br/>
-      </w:r>
-      <w:r>
-        <w:t>- My brother wants playing basketball after school. (Anh trai tôi muốn chơi bóng rổ sau giờ học.) - sai nghĩa và sai cấu trúc vì "want" không tương đương với "like", đồng thời không dùng "want + V-ing"</w:t>
-        <w:br/>
-      </w:r>
-      <w:r>
-        <w:t>- My brother enjoys play basketball after school. (Anh trai tôi thích chơi bóng rổ sau giờ học.) - sai cấu trúc vì sau "enjoys" phải là "playing", không phải "play"</w:t>
-      </w:r>
-    </w:p>
-    <w:p>
-      <w:r>
-        <w:t>Tạm dịch: Anh trai tôi thích chơi bóng rổ sau giờ học.</w:t>
-      </w:r>
-    </w:p>
-    <w:p>
-      <w:r>
-        <w:t>→ Anh trai tôi thích chơi bóng rổ sau giờ học.</w:t>
-      </w:r>
-    </w:p>
     <w:p>
       <w:r>
         <w:rPr>
@@ -348,7 +16,7 @@
         <w:rPr>
           <w:b/>
         </w:rPr>
-        <w:t xml:space="preserve">Question 5: </w:t>
+        <w:t xml:space="preserve">Question 1: </w:t>
       </w:r>
       <w:r>
         <w:rPr>
@@ -357,16 +25,16 @@
         <w:t xml:space="preserve">A. </w:t>
       </w:r>
       <w:r>
-        <w:t>shoppi</w:t>
+        <w:t>vill</w:t>
       </w:r>
       <w:r>
         <w:rPr>
           <w:u w:val="single"/>
         </w:rPr>
-        <w:t>n</w:t>
-      </w:r>
-      <w:r>
-        <w:t>g</w:t>
+        <w:t>a</w:t>
+      </w:r>
+      <w:r>
+        <w:t>ge</w:t>
       </w:r>
       <w:r>
         <w:tab/>
@@ -378,13 +46,16 @@
         <w:t xml:space="preserve">B. </w:t>
       </w:r>
       <w:r>
-        <w:t>bargai</w:t>
+        <w:t>m</w:t>
       </w:r>
       <w:r>
         <w:rPr>
           <w:u w:val="single"/>
         </w:rPr>
-        <w:t>n</w:t>
+        <w:t>e</w:t>
+      </w:r>
+      <w:r>
+        <w:t>mber</w:t>
       </w:r>
       <w:r>
         <w:tab/>
@@ -396,13 +67,16 @@
         <w:t xml:space="preserve">C. </w:t>
       </w:r>
       <w:r>
-        <w:t>chai</w:t>
+        <w:t>g</w:t>
       </w:r>
       <w:r>
         <w:rPr>
           <w:u w:val="single"/>
         </w:rPr>
-        <w:t>n</w:t>
+        <w:t>a</w:t>
+      </w:r>
+      <w:r>
+        <w:t>ther</w:t>
       </w:r>
       <w:r>
         <w:tab/>
@@ -414,16 +88,16 @@
         <w:t xml:space="preserve">D. </w:t>
       </w:r>
       <w:r>
-        <w:t>payi</w:t>
+        <w:t>h</w:t>
       </w:r>
       <w:r>
         <w:rPr>
           <w:u w:val="single"/>
         </w:rPr>
-        <w:t>n</w:t>
-      </w:r>
-      <w:r>
-        <w:t>g</w:t>
+        <w:t>a</w:t>
+      </w:r>
+      <w:r>
+        <w:t>mlet</w:t>
       </w:r>
     </w:p>
     <w:p>
@@ -436,32 +110,32 @@
     </w:p>
     <w:p>
       <w:r>
-        <w:t>Chọn D</w:t>
-      </w:r>
-    </w:p>
-    <w:p>
-      <w:r>
-        <w:t>shopping /ˈʃɒpɪn/ (n): việc mua sắm</w:t>
-      </w:r>
-    </w:p>
-    <w:p>
-      <w:r>
-        <w:t>bargain /ˈbɑːɡɪn/ (n): món hời, món hàng giá rẻ</w:t>
-      </w:r>
-    </w:p>
-    <w:p>
-      <w:r>
-        <w:t>chain /tʃeɪn/ (n): chuỗi cửa hàng, dây chuyền</w:t>
-      </w:r>
-    </w:p>
-    <w:p>
-      <w:r>
-        <w:t>paying /ˈpeɪɪŋ/ (adj): có trả tiền, sinh lợi</w:t>
-      </w:r>
-    </w:p>
-    <w:p>
-      <w:r>
-        <w:t>paying là từ khác biệt vì phần gạch chân được đọc là /ŋ/. Các từ còn lại có phần gạch chân được đọc là /n/.</w:t>
+        <w:t>Chọn B</w:t>
+      </w:r>
+    </w:p>
+    <w:p>
+      <w:r>
+        <w:t>village /ˈvɪl.ɪdʒ/ (noun): làng</w:t>
+      </w:r>
+    </w:p>
+    <w:p>
+      <w:r>
+        <w:t>member /ˈmem.bər/ (noun): thành viên</w:t>
+      </w:r>
+    </w:p>
+    <w:p>
+      <w:r>
+        <w:t>gather /ˈɡæð.ər/ (verb): tụ họp, tập hợp</w:t>
+      </w:r>
+    </w:p>
+    <w:p>
+      <w:r>
+        <w:t>hamlet /ˈhæm.lət/ (noun): xóm nhỏ, thôn nhỏ</w:t>
+      </w:r>
+    </w:p>
+    <w:p>
+      <w:r>
+        <w:t>member là từ khác biệt vì phần gạch chân được phát âm là /e/. Các từ còn lại có phần gạch chân được phát âm là /æ/.</w:t>
       </w:r>
     </w:p>
     <w:p>
@@ -469,7 +143,7 @@
         <w:rPr>
           <w:b/>
         </w:rPr>
-        <w:t xml:space="preserve">Question 6: </w:t>
+        <w:t xml:space="preserve">Question 2: </w:t>
       </w:r>
       <w:r>
         <w:rPr>
@@ -478,16 +152,16 @@
         <w:t xml:space="preserve">A. </w:t>
       </w:r>
       <w:r>
-        <w:t>p</w:t>
+        <w:t>t</w:t>
       </w:r>
       <w:r>
         <w:rPr>
           <w:u w:val="single"/>
         </w:rPr>
-        <w:t>u</w:t>
-      </w:r>
-      <w:r>
-        <w:t>llution</w:t>
+        <w:t>ow</w:t>
+      </w:r>
+      <w:r>
+        <w:t>er</w:t>
       </w:r>
       <w:r>
         <w:tab/>
@@ -499,16 +173,16 @@
         <w:t xml:space="preserve">B. </w:t>
       </w:r>
       <w:r>
-        <w:t>b</w:t>
+        <w:t>cr</w:t>
       </w:r>
       <w:r>
         <w:rPr>
           <w:u w:val="single"/>
         </w:rPr>
-        <w:t>u</w:t>
-      </w:r>
-      <w:r>
-        <w:t>sh</w:t>
+        <w:t>ow</w:t>
+      </w:r>
+      <w:r>
+        <w:t>ded</w:t>
       </w:r>
       <w:r>
         <w:tab/>
@@ -520,16 +194,16 @@
         <w:t xml:space="preserve">C. </w:t>
       </w:r>
       <w:r>
-        <w:t>p</w:t>
+        <w:t>r</w:t>
       </w:r>
       <w:r>
         <w:rPr>
           <w:u w:val="single"/>
         </w:rPr>
-        <w:t>u</w:t>
-      </w:r>
-      <w:r>
-        <w:t>t</w:t>
+        <w:t>oa</w:t>
+      </w:r>
+      <w:r>
+        <w:t>d</w:t>
       </w:r>
       <w:r>
         <w:tab/>
@@ -541,16 +215,16 @@
         <w:t xml:space="preserve">D. </w:t>
       </w:r>
       <w:r>
-        <w:t>r</w:t>
+        <w:t>downt</w:t>
       </w:r>
       <w:r>
         <w:rPr>
           <w:u w:val="single"/>
         </w:rPr>
-        <w:t>u</w:t>
-      </w:r>
-      <w:r>
-        <w:t>le</w:t>
+        <w:t>ow</w:t>
+      </w:r>
+      <w:r>
+        <w:t>n</w:t>
       </w:r>
     </w:p>
     <w:p>
@@ -563,32 +237,32 @@
     </w:p>
     <w:p>
       <w:r>
-        <w:t>Chọn D</w:t>
-      </w:r>
-    </w:p>
-    <w:p>
-      <w:r>
-        <w:t>pollution /pəˈluːʃən/ (noun): ô nhiễm</w:t>
-      </w:r>
-    </w:p>
-    <w:p>
-      <w:r>
-        <w:t>bush /bʊʃ/ (noun): bụi cây</w:t>
-      </w:r>
-    </w:p>
-    <w:p>
-      <w:r>
-        <w:t>put /pʊt/ (verb): đặt, để</w:t>
-      </w:r>
-    </w:p>
-    <w:p>
-      <w:r>
-        <w:t>rule /ruːl/ (noun): quy tắc</w:t>
-      </w:r>
-    </w:p>
-    <w:p>
-      <w:r>
-        <w:t>rule là từ khác biệt vì phần gạch chân được đọc là /uː/. Các từ còn lại có phần gạch chân được đọc là /ʊ/.</w:t>
+        <w:t>Chọn C</w:t>
+      </w:r>
+    </w:p>
+    <w:p>
+      <w:r>
+        <w:t>tower /ˈtaʊə(r)/ (noun): tòa tháp</w:t>
+      </w:r>
+    </w:p>
+    <w:p>
+      <w:r>
+        <w:t>crowded /ˈkraʊdɪd/ (adjective): đông đúc</w:t>
+      </w:r>
+    </w:p>
+    <w:p>
+      <w:r>
+        <w:t>road /rəʊd/ (noun): con đường</w:t>
+      </w:r>
+    </w:p>
+    <w:p>
+      <w:r>
+        <w:t>downtown /ˌdaʊnˈtaʊn/ (adverb): ở khu trung tâm thành phố</w:t>
+      </w:r>
+    </w:p>
+    <w:p>
+      <w:r>
+        <w:t>road có phần gạch chân được đọc là âm /əʊ/. Các từ còn lại có phần gạch chân được đọc là âm /aʊ/.</w:t>
       </w:r>
     </w:p>
     <w:p>
@@ -597,96 +271,46 @@
           <w:b/>
           <w:i/>
         </w:rPr>
-        <w:t>Read the following reading comprehension  and mark the letter A, B, C or D on your answer sheet to indicate the option that best fits each of the numbered blanks.</w:t>
-      </w:r>
-    </w:p>
-    <w:p>
-      <w:pPr>
-        <w:jc w:val="center"/>
-      </w:pPr>
+        <w:t>Mark the letter A, B, C or D on your answer sheet to indicate the best arrangement of utterances or sentences to make a meaningful exchange or text.</w:t>
+      </w:r>
+    </w:p>
+    <w:p>
       <w:r>
         <w:rPr>
           <w:b/>
         </w:rPr>
-        <w:t>A New Way to Shop</w:t>
-      </w:r>
-    </w:p>
-    <w:p>
-      <w:pPr>
-        <w:jc w:val="both"/>
-      </w:pPr>
-      <w:r>
-        <w:t xml:space="preserve">Mai enjoys shopping with her family at the weekend. They often go to a large mall in the city centre because it has many stores, a food court, and free parking. </w:t>
-      </w:r>
-      <w:r>
-        <w:rPr>
-          <w:b/>
-        </w:rPr>
-        <w:t>(7)______</w:t>
-      </w:r>
-      <w:r>
-        <w:t xml:space="preserve"> weekends, the mall is crowded, but Mai still likes the lively atmosphere. Her brother is more careful and reads product reviews before buying anything. Mai is less patient, so she usually makes a quick decision. Last month, she bought a </w:t>
-      </w:r>
-      <w:r>
-        <w:rPr>
-          <w:b/>
-        </w:rPr>
-        <w:t>(8)______</w:t>
-      </w:r>
-      <w:r>
-        <w:t xml:space="preserve"> handbag after comparing several brands. She was happy because it looked good and was also useful for school. Her mother </w:t>
-      </w:r>
-      <w:r>
-        <w:rPr>
-          <w:b/>
-        </w:rPr>
-        <w:t>(9)______</w:t>
-      </w:r>
-      <w:r>
-        <w:t xml:space="preserve"> checks prices in different shops to save money. She says smart shoppers should never buy the first thing they see. One day, Mai found a jacket she really liked, but she waited for a </w:t>
-      </w:r>
-      <w:r>
-        <w:rPr>
-          <w:b/>
-        </w:rPr>
-        <w:t>(10)______</w:t>
-      </w:r>
-      <w:r>
-        <w:t xml:space="preserve"> before buying it. She knew many shops reduce prices during special events. </w:t>
-      </w:r>
-      <w:r>
-        <w:rPr>
-          <w:b/>
-        </w:rPr>
-        <w:t>(11)______</w:t>
-      </w:r>
-      <w:r>
-        <w:t xml:space="preserve"> she finally returned to the store, the jacket was cheaper, so she bought it immediately.</w:t>
-      </w:r>
-    </w:p>
-    <w:p>
-      <w:r>
-        <w:rPr>
-          <w:b/>
-        </w:rPr>
-        <w:t xml:space="preserve">Question 7: </w:t>
-      </w:r>
-      <w:r>
-        <w:t>Question 7: Choose the best word to fill blank (7).</w:t>
-      </w:r>
-    </w:p>
-    <w:p>
-      <w:r>
-        <w:t>A. In</w:t>
+        <w:t xml:space="preserve">Question 3: </w:t>
+      </w:r>
+    </w:p>
+    <w:p>
+      <w:r>
+        <w:t>a. Lan: That sounds better than staying up late with my phone.</w:t>
+        <w:br/>
+        <w:br/>
+        <w:t>b. Mai: Why do you look so tired today, Lan?</w:t>
+        <w:br/>
+        <w:br/>
+        <w:t>c. Lan: I only slept about five hours because I watched videos until midnight.</w:t>
+        <w:br/>
+        <w:br/>
+        <w:t>d. Mai: You should put your phone away earlier and go to bed before 10:30.</w:t>
+        <w:br/>
+        <w:br/>
+        <w:t>e. Lan: I know. I couldn't focus in class this morning.</w:t>
+      </w:r>
+    </w:p>
+    <w:p>
+      <w:r>
+        <w:t>A. b-c-e-d-a</w:t>
         <w:tab/>
         <w:tab/>
-        <w:t>B. On</w:t>
+        <w:t>B. b-e-c-a-d</w:t>
         <w:tab/>
         <w:tab/>
-        <w:t>C. At</w:t>
+        <w:t>C. e-b-c-d-a</w:t>
         <w:tab/>
         <w:tab/>
-        <w:t>D. By</w:t>
+        <w:t>D. b-c-d-e-a</w:t>
       </w:r>
     </w:p>
     <w:p>
@@ -699,187 +323,99 @@
     </w:p>
     <w:p>
       <w:r>
+        <w:t>Chọn A</w:t>
+      </w:r>
+    </w:p>
+    <w:p>
+      <w:r>
+        <w:t>Mai: Why do you look so tired today, Lan?</w:t>
+      </w:r>
+    </w:p>
+    <w:p>
+      <w:r>
+        <w:t>Lan: I only slept about five hours because I watched videos until midnight.</w:t>
+      </w:r>
+    </w:p>
+    <w:p>
+      <w:r>
+        <w:t>Lan: I know. I couldn't focus in class this morning.</w:t>
+      </w:r>
+    </w:p>
+    <w:p>
+      <w:r>
+        <w:t>Mai: You should put your phone away earlier and go to bed before 10:30.</w:t>
+      </w:r>
+    </w:p>
+    <w:p>
+      <w:r>
+        <w:t>Lan: That sounds better than staying up late with my phone.</w:t>
+      </w:r>
+    </w:p>
+    <w:p>
+      <w:r>
         <w:rPr>
           <w:b/>
         </w:rPr>
-        <w:t>Chọn B</w:t>
-      </w:r>
-    </w:p>
-    <w:p>
-      <w:r>
-        <w:t>Ta dùng zero article trong cụm chỉ thời gian cố định với "weekends": "on weekends" = vào các ngày cuối tuần. Các phương án khác không đi với "weekends" trong ngữ cảnh này.</w:t>
-      </w:r>
-    </w:p>
-    <w:p>
-      <w:r>
-        <w:rPr>
-          <w:b/>
-        </w:rPr>
-        <w:t xml:space="preserve">Trích bài: </w:t>
-      </w:r>
+        <w:t>Tạm dịch:</w:t>
+      </w:r>
+    </w:p>
+    <w:p>
       <w:r>
         <w:rPr>
           <w:b w:val="0"/>
           <w:i w:val="0"/>
           <w:u w:val="none"/>
         </w:rPr>
-        <w:t>On weekends, the mall is crowded, but Mai still likes the lively atmosphere.</w:t>
-      </w:r>
-    </w:p>
-    <w:p>
-      <w:r>
-        <w:rPr>
-          <w:b/>
-        </w:rPr>
-        <w:t xml:space="preserve">Tạm dịch: </w:t>
-      </w:r>
+        <w:t>Mai: Sao hôm nay trông cậu mệt thế, Lan?</w:t>
+      </w:r>
+    </w:p>
+    <w:p>
       <w:r>
         <w:rPr>
           <w:b w:val="0"/>
           <w:i w:val="0"/>
           <w:u w:val="none"/>
         </w:rPr>
-        <w:t>Vào các ngày cuối tuần, trung tâm thương mại rất đông, nhưng Mai vẫn thích bầu không khí sôi động ở đó.</w:t>
-      </w:r>
-    </w:p>
-    <w:p>
-      <w:r>
-        <w:rPr>
-          <w:b/>
-        </w:rPr>
-        <w:t xml:space="preserve">Question 8: </w:t>
-      </w:r>
-      <w:r>
-        <w:t>Question 8: Choose the best word to fill blank (8).</w:t>
-      </w:r>
-    </w:p>
-    <w:p>
-      <w:r>
-        <w:t>A. fashion</w:t>
-        <w:tab/>
-        <w:tab/>
-        <w:t>B. fashionable</w:t>
-        <w:tab/>
-        <w:tab/>
-        <w:t>C. fashionably</w:t>
-        <w:tab/>
-        <w:tab/>
-        <w:t>D. fashions</w:t>
-      </w:r>
-    </w:p>
-    <w:p>
-      <w:r>
-        <w:rPr>
-          <w:b/>
-        </w:rPr>
-        <w:t>Lời giải</w:t>
-      </w:r>
-    </w:p>
-    <w:p>
-      <w:r>
-        <w:rPr>
-          <w:b/>
-        </w:rPr>
-        <w:t>Chọn B</w:t>
-      </w:r>
-    </w:p>
-    <w:p>
-      <w:r>
-        <w:t>Chỗ trống đứng trước danh từ "handbag", vì vậy cần một tính từ để bổ nghĩa cho danh từ. "fashionable" là tính từ, nghĩa là "thời trang", phù hợp ngữ cảnh. "fashion" là danh từ, "fashionably" là trạng từ, còn "fashions" là danh từ số nhiều.</w:t>
-      </w:r>
-    </w:p>
-    <w:p>
-      <w:r>
-        <w:rPr>
-          <w:b/>
-        </w:rPr>
-        <w:t xml:space="preserve">Trích bài: </w:t>
-      </w:r>
+        <w:t>Lan: Tớ chỉ ngủ khoảng năm tiếng vì đã xem video đến tận nửa đêm.</w:t>
+      </w:r>
+    </w:p>
+    <w:p>
       <w:r>
         <w:rPr>
           <w:b w:val="0"/>
           <w:i w:val="0"/>
           <w:u w:val="none"/>
         </w:rPr>
-        <w:t>Last month, she bought a fashionable handbag after comparing several brands.</w:t>
-      </w:r>
-    </w:p>
-    <w:p>
-      <w:r>
-        <w:rPr>
-          <w:b/>
-        </w:rPr>
-        <w:t xml:space="preserve">Tạm dịch: </w:t>
-      </w:r>
+        <w:t>Lan: Tớ biết. Sáng nay tớ không thể tập trung trong lớp.</w:t>
+      </w:r>
+    </w:p>
+    <w:p>
       <w:r>
         <w:rPr>
           <w:b w:val="0"/>
           <w:i w:val="0"/>
           <w:u w:val="none"/>
         </w:rPr>
-        <w:t>Tháng trước, cô ấy đã mua một chiếc túi xách thời trang sau khi so sánh một vài nhãn hiệu.</w:t>
-      </w:r>
-    </w:p>
-    <w:p>
-      <w:r>
-        <w:rPr>
-          <w:b/>
-        </w:rPr>
-        <w:t xml:space="preserve">Question 9: </w:t>
-      </w:r>
-      <w:r>
-        <w:t>Question 9: Choose the best word to fill blank (9).</w:t>
-      </w:r>
-    </w:p>
-    <w:p>
-      <w:r>
-        <w:t>A. never</w:t>
-        <w:tab/>
-        <w:tab/>
-        <w:t>B. rarely</w:t>
-        <w:tab/>
-        <w:tab/>
-        <w:t>C. always</w:t>
-        <w:tab/>
-        <w:tab/>
-        <w:t>D. soon</w:t>
-      </w:r>
-    </w:p>
-    <w:p>
-      <w:r>
-        <w:rPr>
-          <w:b/>
-        </w:rPr>
-        <w:t>Lời giải</w:t>
-      </w:r>
-    </w:p>
-    <w:p>
-      <w:r>
-        <w:rPr>
-          <w:b/>
-        </w:rPr>
-        <w:t>Chọn C</w:t>
-      </w:r>
-    </w:p>
-    <w:p>
-      <w:r>
-        <w:t>Câu này cần một trạng từ chỉ tần suất. "always" phù hợp vì câu sau cho biết mẹ của Mai thường so sánh giá để tiết kiệm tiền. "soon" không phải trạng từ chỉ tần suất, còn "never" và "rarely" trái nghĩa với ngữ cảnh.</w:t>
-      </w:r>
-    </w:p>
-    <w:p>
-      <w:r>
-        <w:rPr>
-          <w:b/>
-        </w:rPr>
-        <w:t xml:space="preserve">Trích bài: </w:t>
-      </w:r>
+        <w:t>Mai: Cậu nên cất điện thoại đi sớm hơn và đi ngủ trước 10 giờ 30.</w:t>
+      </w:r>
+    </w:p>
+    <w:p>
       <w:r>
         <w:rPr>
           <w:b w:val="0"/>
           <w:i w:val="0"/>
           <w:u w:val="none"/>
         </w:rPr>
-        <w:t>Her mother always checks prices in different shops to save money.</w:t>
+        <w:t>Lan: Nghe có vẻ tốt hơn là thức khuya với điện thoại của tớ.</w:t>
+      </w:r>
+    </w:p>
+    <w:p>
+      <w:r>
+        <w:rPr>
+          <w:b/>
+          <w:i/>
+        </w:rPr>
+        <w:t>Mark the letter A, B, C or D on your answer sheet to indicate the best arrangement of utterances or sentences to make a meaningful exchange or text.</w:t>
       </w:r>
     </w:p>
     <w:p>
@@ -887,175 +423,116 @@
         <w:rPr>
           <w:b/>
         </w:rPr>
-        <w:t xml:space="preserve">Tạm dịch: </w:t>
-      </w:r>
+        <w:t xml:space="preserve">Question 4: </w:t>
+      </w:r>
+    </w:p>
+    <w:p>
+      <w:r>
+        <w:t>a. Mai: Really? What happened after you got there?</w:t>
+        <w:br/>
+        <w:br/>
+        <w:t>b. Nam: I had quite an unforgettable experience on my trip to Da Lat last weekend.</w:t>
+        <w:br/>
+        <w:br/>
+        <w:t>c. Mai: You look excited, Nam. Did anything special happen during your trip?</w:t>
+        <w:br/>
+        <w:br/>
+        <w:t>d. Nam: On the way to the hotel, we suddenly got lost in thick fog, but a local farmer showed us the right direction.</w:t>
+      </w:r>
+    </w:p>
+    <w:p>
+      <w:r>
+        <w:t>A. b-c-a-d</w:t>
+        <w:tab/>
+        <w:tab/>
+        <w:t>B. c-b-a-d</w:t>
+        <w:tab/>
+        <w:tab/>
+        <w:t>C. c-a-b-d</w:t>
+        <w:tab/>
+        <w:tab/>
+        <w:t>D. b-a-c-d</w:t>
+      </w:r>
+    </w:p>
+    <w:p>
+      <w:r>
+        <w:rPr>
+          <w:b/>
+        </w:rPr>
+        <w:t>Lời giải</w:t>
+      </w:r>
+    </w:p>
+    <w:p>
+      <w:r>
+        <w:t>Chọn B</w:t>
+      </w:r>
+    </w:p>
+    <w:p>
+      <w:r>
+        <w:t>Mai: You look excited, Nam. Did anything special happen during your trip?</w:t>
+      </w:r>
+    </w:p>
+    <w:p>
+      <w:r>
+        <w:t>Nam: I had quite an unforgettable experience on my trip to Da Lat last weekend.</w:t>
+      </w:r>
+    </w:p>
+    <w:p>
+      <w:r>
+        <w:t>Mai: Really? What happened after you got there?</w:t>
+      </w:r>
+    </w:p>
+    <w:p>
+      <w:r>
+        <w:t>Nam: On the way to the hotel, we suddenly got lost in thick fog, but a local farmer showed us the right direction.</w:t>
+      </w:r>
+    </w:p>
+    <w:p>
+      <w:r>
+        <w:rPr>
+          <w:b/>
+        </w:rPr>
+        <w:t>Tạm dịch:</w:t>
+      </w:r>
+    </w:p>
+    <w:p>
       <w:r>
         <w:rPr>
           <w:b w:val="0"/>
           <w:i w:val="0"/>
           <w:u w:val="none"/>
         </w:rPr>
-        <w:t>Mẹ của Mai luôn kiểm tra giá ở các cửa hàng khác nhau để tiết kiệm tiền.</w:t>
-      </w:r>
-    </w:p>
-    <w:p>
-      <w:r>
-        <w:rPr>
-          <w:b/>
-        </w:rPr>
-        <w:t xml:space="preserve">Question 10: </w:t>
-      </w:r>
-      <w:r>
-        <w:t>Question 10: Choose the best word to fill blank (10).</w:t>
-      </w:r>
-    </w:p>
-    <w:p>
-      <w:r>
-        <w:t>A. discount</w:t>
-        <w:tab/>
-        <w:tab/>
-        <w:t>B. customer</w:t>
-        <w:tab/>
-        <w:tab/>
-        <w:t>C. receipt</w:t>
-        <w:tab/>
-        <w:tab/>
-        <w:t>D. basket</w:t>
-      </w:r>
-    </w:p>
-    <w:p>
-      <w:r>
-        <w:rPr>
-          <w:b/>
-        </w:rPr>
-        <w:t>Lời giải</w:t>
-      </w:r>
-    </w:p>
-    <w:p>
-      <w:r>
-        <w:rPr>
-          <w:b/>
-        </w:rPr>
-        <w:t>Chọn A</w:t>
-      </w:r>
-    </w:p>
-    <w:p>
-      <w:r>
-        <w:t>discount (n): giảm giá → phù hợp ngữ cảnh</w:t>
-      </w:r>
-    </w:p>
-    <w:p>
-      <w:r>
-        <w:t>customer (n): khách hàng</w:t>
-      </w:r>
-    </w:p>
-    <w:p>
-      <w:r>
-        <w:t>receipt (n): hóa đơn</w:t>
-      </w:r>
-    </w:p>
-    <w:p>
-      <w:r>
-        <w:t>basket (n): giỏ hàng</w:t>
-      </w:r>
-    </w:p>
-    <w:p>
-      <w:r>
-        <w:t>Mai chờ giá giảm rồi mới mua, nên "discount" là từ phù hợp nhất.</w:t>
-      </w:r>
-    </w:p>
-    <w:p>
-      <w:r>
-        <w:rPr>
-          <w:b/>
-        </w:rPr>
-        <w:t xml:space="preserve">Trích bài: </w:t>
-      </w:r>
+        <w:t>Mai: Trông cậu có vẻ hào hứng quá, Nam. Có chuyện gì đặc biệt xảy ra trong chuyến đi của cậu à?</w:t>
+      </w:r>
+    </w:p>
+    <w:p>
       <w:r>
         <w:rPr>
           <w:b w:val="0"/>
           <w:i w:val="0"/>
           <w:u w:val="none"/>
         </w:rPr>
-        <w:t>One day, Mai found a jacket she really liked, but she waited for a discount before buying it.</w:t>
-      </w:r>
-    </w:p>
-    <w:p>
-      <w:r>
-        <w:rPr>
-          <w:b/>
-        </w:rPr>
-        <w:t xml:space="preserve">Tạm dịch: </w:t>
-      </w:r>
+        <w:t>Nam: Tớ đã có một trải nghiệm khá khó quên trong chuyến đi Đà Lạt cuối tuần trước.</w:t>
+      </w:r>
+    </w:p>
+    <w:p>
       <w:r>
         <w:rPr>
           <w:b w:val="0"/>
           <w:i w:val="0"/>
           <w:u w:val="none"/>
         </w:rPr>
-        <w:t>Một ngày nọ, Mai tìm thấy một chiếc áo khoác mà cô ấy thật sự thích, nhưng cô ấy đã chờ giảm giá rồi mới mua nó.</w:t>
-      </w:r>
-    </w:p>
-    <w:p>
-      <w:r>
-        <w:rPr>
-          <w:b/>
-        </w:rPr>
-        <w:t xml:space="preserve">Question 11: </w:t>
-      </w:r>
-      <w:r>
-        <w:t>Question 11: Choose the best word to fill blank (11).</w:t>
-      </w:r>
-    </w:p>
-    <w:p>
-      <w:r>
-        <w:t>A. Although</w:t>
-        <w:tab/>
-        <w:tab/>
-        <w:t>B. Because</w:t>
-        <w:tab/>
-        <w:tab/>
-        <w:t>C. When</w:t>
-        <w:tab/>
-        <w:tab/>
-        <w:t>D. If</w:t>
-      </w:r>
-    </w:p>
-    <w:p>
-      <w:r>
-        <w:rPr>
-          <w:b/>
-        </w:rPr>
-        <w:t>Lời giải</w:t>
-      </w:r>
-    </w:p>
-    <w:p>
-      <w:r>
-        <w:rPr>
-          <w:b/>
-        </w:rPr>
-        <w:t>Chọn C</w:t>
-      </w:r>
-    </w:p>
-    <w:p>
-      <w:r>
-        <w:t>Cần một liên từ chỉ thời gian để nối hai hành động: lúc Mai quay lại cửa hàng thì chiếc áo đã rẻ hơn. "When" diễn tả thời điểm một việc xảy ra. "Although" chỉ sự tương phản, "Because" chỉ nguyên nhân, và "If" chỉ điều kiện nên không phù hợp.</w:t>
-      </w:r>
-    </w:p>
-    <w:p>
-      <w:r>
-        <w:rPr>
-          <w:b/>
-        </w:rPr>
-        <w:t xml:space="preserve">Trích bài: </w:t>
-      </w:r>
+        <w:t>Mai: Thật à? Điều gì đã xảy ra sau khi cậu đến đó?</w:t>
+      </w:r>
+    </w:p>
+    <w:p>
       <w:r>
         <w:rPr>
           <w:b w:val="0"/>
           <w:i w:val="0"/>
           <w:u w:val="none"/>
         </w:rPr>
-        <w:t>When she finally returned to the store, the jacket was cheaper, so she bought it immediately.</w:t>
+        <w:t>Nam: Trên đường đến khách sạn, bọn tớ đột nhiên bị lạc trong làn sương mù dày đặc, nhưng một bác nông dân địa phương đã chỉ đúng hướng cho bọn tớ.</w:t>
       </w:r>
     </w:p>
     <w:p>
@@ -1063,24 +540,7 @@
         <w:rPr>
           <w:b/>
         </w:rPr>
-        <w:t xml:space="preserve">Tạm dịch: </w:t>
-      </w:r>
-      <w:r>
-        <w:rPr>
-          <w:b w:val="0"/>
-          <w:i w:val="0"/>
-          <w:u w:val="none"/>
-        </w:rPr>
-        <w:t>Khi cuối cùng cô ấy quay lại cửa hàng, chiếc áo khoác đã rẻ hơn, vì vậy cô ấy mua nó ngay lập tức.</w:t>
-      </w:r>
-    </w:p>
-    <w:p>
-      <w:r>
-        <w:rPr>
-          <w:b/>
-          <w:i/>
-        </w:rPr>
-        <w:t>Mark the letter A, B, C, or D to indicate the underlined part that needs correction in the following questions.</w:t>
+        <w:t>Sentence completion: Choose A, B, C or D to complete each sentence.</w:t>
       </w:r>
     </w:p>
     <w:p>
@@ -1088,43 +548,10 @@
         <w:rPr>
           <w:b/>
         </w:rPr>
-        <w:t xml:space="preserve">Question 12: </w:t>
-      </w:r>
-      <w:r>
-        <w:t xml:space="preserve">My brother </w:t>
-      </w:r>
-      <w:r>
-        <w:rPr>
-          <w:u w:val="single"/>
-        </w:rPr>
-        <w:t>often</w:t>
-      </w:r>
-      <w:r>
-        <w:rPr>
-          <w:u w:val="single"/>
-        </w:rPr>
-        <w:t>play</w:t>
-      </w:r>
-      <w:r>
-        <w:t xml:space="preserve"> badminton </w:t>
-      </w:r>
-      <w:r>
-        <w:rPr>
-          <w:u w:val="single"/>
-        </w:rPr>
-        <w:t>with his friends</w:t>
-      </w:r>
-      <w:r>
-        <w:t xml:space="preserve"> on </w:t>
-      </w:r>
-      <w:r>
-        <w:rPr>
-          <w:u w:val="single"/>
-        </w:rPr>
-        <w:t>Sunday afternoons</w:t>
-      </w:r>
-      <w:r>
-        <w:t>.</w:t>
+        <w:t xml:space="preserve">Question 5: </w:t>
+      </w:r>
+      <w:r>
+        <w:t>My grandmother suggested ______ traditional dishes together during Tet so that the family could keep old customs alive.</w:t>
       </w:r>
     </w:p>
     <w:p>
@@ -1136,13 +563,13 @@
         </w:tabs>
       </w:pPr>
       <w:r>
-        <w:t>A. often</w:t>
+        <w:t>A. cook</w:t>
         <w:tab/>
-        <w:t>B. play</w:t>
+        <w:t>B. to cook</w:t>
         <w:tab/>
-        <w:t>C. with his friends</w:t>
+        <w:t>C. cooking</w:t>
         <w:tab/>
-        <w:t>D. Sunday afternoons</w:t>
+        <w:t>D. cooked</w:t>
       </w:r>
     </w:p>
     <w:p>
@@ -1155,22 +582,17 @@
     </w:p>
     <w:p>
       <w:r>
-        <w:t>Chọn B</w:t>
-      </w:r>
-    </w:p>
-    <w:p>
-      <w:r>
-        <w:t>Với chủ ngữ số ít ở thì hiện tại đơn, động từ thường phải thêm -s/-es. Vì vậy động từ này cần chia ở dạng số ít.</w:t>
-      </w:r>
-    </w:p>
-    <w:p>
-      <w:r>
-        <w:t>Sửa: play → plays</w:t>
-      </w:r>
-    </w:p>
-    <w:p>
-      <w:r>
-        <w:t>Tạm dịch: Anh trai tôi thường chơi cầu lông với bạn của anh ấy vào các chiều Chủ nhật.</w:t>
+        <w:t>Chọn C</w:t>
+      </w:r>
+    </w:p>
+    <w:p>
+      <w:r>
+        <w:t>Động từ suggest đi với V-ing khi đưa ra lời đề nghị/gợi ý. Cấu trúc: suggest + V-ing. Vì vậy đáp án đúng là "cooking".</w:t>
+      </w:r>
+    </w:p>
+    <w:p>
+      <w:r>
+        <w:t>Tạm dich: Bà tôi đã gợi ý cùng nhau nấu các món ăn truyền thống vào dịp Tết để gia đình có thể gìn giữ những phong tục xưa.</w:t>
       </w:r>
     </w:p>
     <w:p>
@@ -1178,46 +600,10 @@
         <w:rPr>
           <w:b/>
         </w:rPr>
-        <w:t xml:space="preserve">Question 13: </w:t>
-      </w:r>
-      <w:r>
-        <w:t xml:space="preserve">The students </w:t>
-      </w:r>
-      <w:r>
-        <w:rPr>
-          <w:u w:val="single"/>
-        </w:rPr>
-        <w:t>was cleaning</w:t>
-      </w:r>
-      <w:r>
-        <w:t xml:space="preserve"> the beach when they </w:t>
-      </w:r>
-      <w:r>
-        <w:rPr>
-          <w:u w:val="single"/>
-        </w:rPr>
-        <w:t>found</w:t>
-      </w:r>
-      <w:r>
-        <w:t xml:space="preserve"> a lot of </w:t>
-      </w:r>
-      <w:r>
-        <w:rPr>
-          <w:u w:val="single"/>
-        </w:rPr>
-        <w:t>plastic bottles</w:t>
-      </w:r>
-      <w:r>
-        <w:t xml:space="preserve"> near </w:t>
-      </w:r>
-      <w:r>
-        <w:rPr>
-          <w:u w:val="single"/>
-        </w:rPr>
-        <w:t>the river</w:t>
-      </w:r>
-      <w:r>
-        <w:t>.</w:t>
+        <w:t xml:space="preserve">Question 6: </w:t>
+      </w:r>
+      <w:r>
+        <w:t>The rapid ______ of polar ice is one of the clearest signs of global warming.</w:t>
       </w:r>
     </w:p>
     <w:p>
@@ -1229,13 +615,13 @@
         </w:tabs>
       </w:pPr>
       <w:r>
-        <w:t>A. was cleaning</w:t>
+        <w:t>A. melting</w:t>
         <w:tab/>
-        <w:t>B. found</w:t>
+        <w:t>B. melt</w:t>
         <w:tab/>
-        <w:t>C. plastic bottles</w:t>
+        <w:t>C. melted</w:t>
         <w:tab/>
-        <w:t>D. the river</w:t>
+        <w:t>D. melts</w:t>
       </w:r>
     </w:p>
     <w:p>
@@ -1253,17 +639,32 @@
     </w:p>
     <w:p>
       <w:r>
-        <w:t>Với chủ ngữ số nhiều "The students", thì quá khứ tiếp diễn phải dùng "were + V-ing", không dùng "was + V-ing". Câu diễn tả một hành động đang xảy ra thì có hành động khác xen vào trong quá khứ.</w:t>
-      </w:r>
-    </w:p>
-    <w:p>
-      <w:r>
-        <w:t>Sửa: was cleaning → were cleaning</w:t>
-      </w:r>
-    </w:p>
-    <w:p>
-      <w:r>
-        <w:t>Tạm dịch: Các học sinh đang dọn sạch bãi biển thì họ tìm thấy rất nhiều chai nhựa gần con sông.</w:t>
+        <w:t>Sau mạo từ "The" và tính từ "rapid", chỗ trống cần một danh từ.</w:t>
+        <w:br/>
+      </w:r>
+      <w:r>
+        <w:t>A. melting (n): sự tan chảy → chọn</w:t>
+        <w:br/>
+      </w:r>
+      <w:r>
+        <w:t>B. melt (v/n): tan chảy; sự tan chảy</w:t>
+        <w:br/>
+      </w:r>
+      <w:r>
+        <w:t>C. melted (adj/V-ed): đã tan chảy</w:t>
+        <w:br/>
+      </w:r>
+      <w:r>
+        <w:t>D. melts (v): tan chảy (ngôi thứ ba số ít)</w:t>
+        <w:br/>
+      </w:r>
+      <w:r>
+        <w:t>Trong câu này, danh từ phù hợp và tự nhiên nhất là "melting".</w:t>
+      </w:r>
+    </w:p>
+    <w:p>
+      <w:r>
+        <w:t>Tạm dich: Sự tan chảy nhanh chóng của băng ở vùng cực là một trong những dấu hiệu rõ ràng nhất của hiện tượng nóng lên toàn cầu.</w:t>
       </w:r>
     </w:p>
     <w:p>
@@ -1271,18 +672,10 @@
         <w:rPr>
           <w:b/>
         </w:rPr>
-        <w:t>Sentence completion: Choose A, B, C or D to complete each sentence.</w:t>
-      </w:r>
-    </w:p>
-    <w:p>
-      <w:r>
-        <w:rPr>
-          <w:b/>
-        </w:rPr>
-        <w:t xml:space="preserve">Question 14: </w:t>
-      </w:r>
-      <w:r>
-        <w:t>After the earthquake, many families had to ______ on bottled water until the local supply was restored.</w:t>
+        <w:t xml:space="preserve">Question 7: </w:t>
+      </w:r>
+      <w:r>
+        <w:t>I ______ many unforgettable experiences since I joined the school camping club.</w:t>
       </w:r>
     </w:p>
     <w:p>
@@ -1294,13 +687,13 @@
         </w:tabs>
       </w:pPr>
       <w:r>
-        <w:t>A. go through</w:t>
+        <w:t>A. have had</w:t>
         <w:tab/>
-        <w:t>B. live on</w:t>
+        <w:t>B. had</w:t>
         <w:tab/>
-        <w:t>C. come across</w:t>
+        <w:t>C. has had</w:t>
         <w:tab/>
-        <w:t>D. put off</w:t>
+        <w:t>D. am having</w:t>
       </w:r>
     </w:p>
     <w:p>
@@ -1313,29 +706,17 @@
     </w:p>
     <w:p>
       <w:r>
-        <w:t>Chọn B</w:t>
-      </w:r>
-    </w:p>
-    <w:p>
-      <w:r>
-        <w:t>go through (phrasal verb): trải qua, kinh qua</w:t>
-        <w:br/>
-      </w:r>
-      <w:r>
-        <w:t>live on (phrasal verb): sống nhờ vào, tồn tại bằng → phù hợp ngữ cảnh</w:t>
-        <w:br/>
-      </w:r>
-      <w:r>
-        <w:t>come across (phrasal verb): tình cờ gặp</w:t>
-        <w:br/>
-      </w:r>
-      <w:r>
-        <w:t>put off (phrasal verb): hoãn lại</w:t>
-      </w:r>
-    </w:p>
-    <w:p>
-      <w:r>
-        <w:t>Tạm dich: Sau trận động đất, nhiều gia đình đã phải sống nhờ vào nước đóng chai cho đến khi nguồn cung cấp tại địa phương được khôi phục.</w:t>
+        <w:t>Chọn A</w:t>
+      </w:r>
+    </w:p>
+    <w:p>
+      <w:r>
+        <w:t>Thì hiện tại hoàn thành: S + have/has + Vp2. Dùng để diễn tả những trải nghiệm đã xảy ra từ quá khứ và còn liên quan đến hiện tại. Với chủ ngữ "I", dùng "have had".</w:t>
+      </w:r>
+    </w:p>
+    <w:p>
+      <w:r>
+        <w:t>Tạm dich: Tôi đã có nhiều trải nghiệm khó quên kể từ khi tham gia câu lạc bộ cắm trại của trường.</w:t>
       </w:r>
     </w:p>
     <w:p>
@@ -1343,10 +724,10 @@
         <w:rPr>
           <w:b/>
         </w:rPr>
-        <w:t xml:space="preserve">Question 15: </w:t>
-      </w:r>
-      <w:r>
-        <w:t>We usually visit our grandparents ______ Tet to follow our family tradition.</w:t>
+        <w:t xml:space="preserve">Question 8: </w:t>
+      </w:r>
+      <w:r>
+        <w:t>Teenagers ______ get at least eight hours of sleep each night to stay healthy and focused at school.</w:t>
       </w:r>
     </w:p>
     <w:p>
@@ -1358,13 +739,13 @@
         </w:tabs>
       </w:pPr>
       <w:r>
-        <w:t>A. on</w:t>
+        <w:t>A. should</w:t>
         <w:tab/>
-        <w:t>B. at</w:t>
+        <w:t>B. mustn't</w:t>
         <w:tab/>
-        <w:t>C. in</w:t>
+        <w:t>C. couldn't</w:t>
         <w:tab/>
-        <w:t>D. from</w:t>
+        <w:t>D. would</w:t>
       </w:r>
     </w:p>
     <w:p>
@@ -1377,17 +758,17 @@
     </w:p>
     <w:p>
       <w:r>
-        <w:t>Chọn B</w:t>
-      </w:r>
-    </w:p>
-    <w:p>
-      <w:r>
-        <w:t>Giới từ chỉ thời gian: dùng "at" với các dịp lễ, thời điểm cụ thể trong năm như "at Tet". Cách dùng: at + festival/holiday time.</w:t>
-      </w:r>
-    </w:p>
-    <w:p>
-      <w:r>
-        <w:t>Tạm dich: Chúng tôi thường thăm ông bà vào dịp Tết để theo truyền thống gia đình.</w:t>
+        <w:t>Chọn A</w:t>
+      </w:r>
+    </w:p>
+    <w:p>
+      <w:r>
+        <w:t>Modal verb: should + V nguyên mẫu. Dùng để đưa ra lời khuyên hoặc khuyến nghị. Trong ngữ cảnh nói về lối sống lành mạnh cho tuổi teen, "should get" là phù hợp nhất.</w:t>
+      </w:r>
+    </w:p>
+    <w:p>
+      <w:r>
+        <w:t>Tạm dich: Thanh thiếu niên nên ngủ ít nhất tám tiếng mỗi đêm để khỏe mạnh và tập trung ở trường.</w:t>
       </w:r>
     </w:p>
     <w:p>
@@ -1395,10 +776,10 @@
         <w:rPr>
           <w:b/>
         </w:rPr>
-        <w:t xml:space="preserve">Question 16: </w:t>
-      </w:r>
-      <w:r>
-        <w:t>People should move to a safe place before the storm ______ the coastal area.</w:t>
+        <w:t xml:space="preserve">Question 9: </w:t>
+      </w:r>
+      <w:r>
+        <w:t>Many young people want to stay in their hometown and ______ the family business instead of moving to the city.</w:t>
       </w:r>
     </w:p>
     <w:p>
@@ -1410,13 +791,13 @@
         </w:tabs>
       </w:pPr>
       <w:r>
-        <w:t>A. reaches</w:t>
+        <w:t>A. take over</w:t>
         <w:tab/>
-        <w:t>B. reached</w:t>
+        <w:t>B. take after</w:t>
         <w:tab/>
-        <w:t>C. will reach</w:t>
+        <w:t>C. take off</w:t>
         <w:tab/>
-        <w:t>D. is reaching</w:t>
+        <w:t>D. take up</w:t>
       </w:r>
     </w:p>
     <w:p>
@@ -1434,12 +815,12 @@
     </w:p>
     <w:p>
       <w:r>
-        <w:t>Trong mệnh đề trạng ngữ chỉ thời gian với "before", khi nói về tương lai ta dùng hiện tại đơn trong mệnh đề phụ. Công thức: Main clause + before + S + V(s/es). Vì chủ ngữ "the storm" là số ít nên dùng "reaches".</w:t>
-      </w:r>
-    </w:p>
-    <w:p>
-      <w:r>
-        <w:t>Tạm dich: Mọi người nên di chuyển đến nơi an toàn trước khi cơn bão đổ bộ vào khu vực ven biển.</w:t>
+        <w:t>Phrasal verb: take over = tiếp quản, đảm nhận quyền kiểm soát công việc/việc kinh doanh. Đây là cụm động từ phù hợp với danh từ "the family business". Các phương án khác không đúng nghĩa trong ngữ cảnh này.</w:t>
+      </w:r>
+    </w:p>
+    <w:p>
+      <w:r>
+        <w:t>Tạm dich: Nhiều người trẻ muốn ở lại quê hương và tiếp quản công việc kinh doanh của gia đình thay vì chuyển lên thành phố.</w:t>
       </w:r>
     </w:p>
     <w:p>
@@ -1447,10 +828,10 @@
         <w:rPr>
           <w:b/>
         </w:rPr>
-        <w:t xml:space="preserve">Question 17: </w:t>
-      </w:r>
-      <w:r>
-        <w:t>My brother ______ goes to bed late because he gets up early for school.</w:t>
+        <w:t xml:space="preserve">Question 10: </w:t>
+      </w:r>
+      <w:r>
+        <w:t>Only a few ______ in this store are compatible with the old charging system.</w:t>
       </w:r>
     </w:p>
     <w:p>
@@ -1462,13 +843,13 @@
         </w:tabs>
       </w:pPr>
       <w:r>
-        <w:t>A. always</w:t>
+        <w:t>A. devices</w:t>
         <w:tab/>
-        <w:t>B. never</w:t>
+        <w:t>B. device</w:t>
         <w:tab/>
-        <w:t>C. sometimes</w:t>
+        <w:t>C. much devices</w:t>
         <w:tab/>
-        <w:t>D. usually</w:t>
+        <w:t>D. little device</w:t>
       </w:r>
     </w:p>
     <w:p>
@@ -1481,17 +862,17 @@
     </w:p>
     <w:p>
       <w:r>
-        <w:t>Chọn B</w:t>
-      </w:r>
-    </w:p>
-    <w:p>
-      <w:r>
-        <w:t>Trạng từ chỉ tần suất đứng trước động từ thường. Với ngữ cảnh “he gets up early for school”, trạng từ phù hợp là “never” để diễn tả tần suất 0%.</w:t>
-      </w:r>
-    </w:p>
-    <w:p>
-      <w:r>
-        <w:t>Tạm dich: Anh trai tôi không bao giờ đi ngủ muộn vì cậu ấy dậy sớm để đi học.</w:t>
+        <w:t>Chọn A</w:t>
+      </w:r>
+    </w:p>
+    <w:p>
+      <w:r>
+        <w:t>Quantifiers: "a few + danh từ đếm được số nhiều". Dùng để chỉ một số lượng ít nhưng vẫn đủ để nhắc đến. Vì "devices" là danh từ đếm được số nhiều nên "a few devices" là đúng.</w:t>
+      </w:r>
+    </w:p>
+    <w:p>
+      <w:r>
+        <w:t>Tạm dich: Chỉ có một vài thiết bị trong cửa hàng này tương thích với hệ thống sạc cũ.</w:t>
       </w:r>
     </w:p>
     <w:p>
@@ -1499,10 +880,10 @@
         <w:rPr>
           <w:b/>
         </w:rPr>
-        <w:t xml:space="preserve">Question 18: </w:t>
-      </w:r>
-      <w:r>
-        <w:t>The village market ______ every Sunday morning, so we usually buy fresh vegetables there.</w:t>
+        <w:t xml:space="preserve">Question 11: </w:t>
+      </w:r>
+      <w:r>
+        <w:t>People in this local community are proud ______ their traditional craft village.</w:t>
       </w:r>
     </w:p>
     <w:p>
@@ -1514,13 +895,13 @@
         </w:tabs>
       </w:pPr>
       <w:r>
-        <w:t>A. opens</w:t>
+        <w:t>A. of</w:t>
         <w:tab/>
-        <w:t>B. is opening</w:t>
+        <w:t>B. with</w:t>
         <w:tab/>
-        <w:t>C. open</w:t>
+        <w:t>C. from</w:t>
         <w:tab/>
-        <w:t>D. opened</w:t>
+        <w:t>D. for</w:t>
       </w:r>
     </w:p>
     <w:p>
@@ -1538,12 +919,12 @@
     </w:p>
     <w:p>
       <w:r>
-        <w:t>Thì hiện tại đơn dùng để diễn tả lịch trình, thời gian biểu hoặc sự việc diễn ra theo lịch cố định. Công thức: S + V(s/es). Với chủ ngữ số ít "The village market", động từ phải thêm "-s" → "opens".</w:t>
-      </w:r>
-    </w:p>
-    <w:p>
-      <w:r>
-        <w:t>Tạm dich: Chợ làng mở cửa vào mỗi sáng Chủ nhật, vì vậy chúng tôi thường mua rau tươi ở đó.</w:t>
+        <w:t>Cấu trúc ngữ pháp: be proud of + danh từ/cụm danh từ. Cấu trúc này dùng để diễn tả sự tự hào về ai hoặc điều gì.</w:t>
+      </w:r>
+    </w:p>
+    <w:p>
+      <w:r>
+        <w:t>Tạm dich: Người dân trong cộng đồng địa phương này tự hào về làng nghề truyền thống của họ.</w:t>
       </w:r>
     </w:p>
     <w:p>
@@ -1551,10 +932,10 @@
         <w:rPr>
           <w:b/>
         </w:rPr>
-        <w:t xml:space="preserve">Question 19: </w:t>
-      </w:r>
-      <w:r>
-        <w:t>I called Minh at 8 p.m., but he ______ badminton with his friends at the sports center.</w:t>
+        <w:t xml:space="preserve">Question 12: </w:t>
+      </w:r>
+      <w:r>
+        <w:t>The engineer ______ designed the new training program works for a large technology company.</w:t>
       </w:r>
     </w:p>
     <w:p>
@@ -1566,13 +947,13 @@
         </w:tabs>
       </w:pPr>
       <w:r>
-        <w:t>A. played</w:t>
+        <w:t>A. who</w:t>
         <w:tab/>
-        <w:t>B. was playing</w:t>
+        <w:t>B. which</w:t>
         <w:tab/>
-        <w:t>C. has played</w:t>
+        <w:t>C. where</w:t>
         <w:tab/>
-        <w:t>D. plays</w:t>
+        <w:t>D. when</w:t>
       </w:r>
     </w:p>
     <w:p>
@@ -1585,17 +966,17 @@
     </w:p>
     <w:p>
       <w:r>
-        <w:t>Chọn B</w:t>
-      </w:r>
-    </w:p>
-    <w:p>
-      <w:r>
-        <w:t>Thì quá khứ tiếp diễn (Past Continuous) có công thức: S + was/were + V-ing. Thì này dùng để diễn tả một hành động đang diễn ra tại một thời điểm xác định trong quá khứ. Ở đây, hành động chơi cầu lông đang diễn ra khi người nói gọi điện lúc 8 giờ tối.</w:t>
-      </w:r>
-    </w:p>
-    <w:p>
-      <w:r>
-        <w:t>Tạm dich: Tôi gọi Minh lúc 8 giờ tối, nhưng lúc đó cậu ấy đang chơi cầu lông với bạn ở trung tâm thể thao.</w:t>
+        <w:t>Chọn A</w:t>
+      </w:r>
+    </w:p>
+    <w:p>
+      <w:r>
+        <w:t>Đại từ quan hệ "who" dùng để thay thế cho người và làm chủ ngữ trong mệnh đề quan hệ. Công thức: N (người) + who + V. Các phương án khác không phù hợp vì "which" dùng cho vật, "where" cho nơi chốn, và "when" cho thời gian.</w:t>
+      </w:r>
+    </w:p>
+    <w:p>
+      <w:r>
+        <w:t>Tạm dich: Người kỹ sư đã thiết kế chương trình đào tạo mới làm việc cho một công ty công nghệ lớn.</w:t>
       </w:r>
     </w:p>
     <w:p>
@@ -1603,10 +984,10 @@
         <w:rPr>
           <w:b/>
         </w:rPr>
-        <w:t xml:space="preserve">Question 20: </w:t>
-      </w:r>
-      <w:r>
-        <w:t>While I ______ for a cheaper jacket online, my sister found a great sale at the mall.</w:t>
+        <w:t xml:space="preserve">Question 13: </w:t>
+      </w:r>
+      <w:r>
+        <w:t>Because English is spoken in many regions, learners should pay attention to local ______ such as pronunciation and word choice.</w:t>
       </w:r>
     </w:p>
     <w:p>
@@ -1618,13 +999,13 @@
         </w:tabs>
       </w:pPr>
       <w:r>
-        <w:t>A. looked</w:t>
+        <w:t>A. varieties</w:t>
         <w:tab/>
-        <w:t>B. was looking</w:t>
+        <w:t>B. versions</w:t>
         <w:tab/>
-        <w:t>C. am looking</w:t>
+        <w:t>C. types</w:t>
         <w:tab/>
-        <w:t>D. have looked</w:t>
+        <w:t>D. models</w:t>
       </w:r>
     </w:p>
     <w:p>
@@ -1637,17 +1018,33 @@
     </w:p>
     <w:p>
       <w:r>
-        <w:t>Chọn B</w:t>
-      </w:r>
-    </w:p>
-    <w:p>
-      <w:r>
-        <w:t>Thì quá khứ tiếp diễn: S + was/were + V-ing. Dùng để diễn tả một hành động đang xảy ra tại một thời điểm trong quá khứ hoặc đang diễn ra thì một hành động khác xen vào. Ở đây, hành động tìm áo khoác đang diễn ra khi hành động khác xảy ra.</w:t>
-      </w:r>
-    </w:p>
-    <w:p>
-      <w:r>
-        <w:t>Tạm dich: Trong khi tôi đang tìm một chiếc áo khoác rẻ hơn trên mạng, chị tôi đã tìm thấy một đợt giảm giá lớn ở trung tâm mua sắm.</w:t>
+        <w:t>Chọn A</w:t>
+      </w:r>
+    </w:p>
+    <w:p>
+      <w:r>
+        <w:t>varieties (n): các biến thể, các dạng khác nhau của một ngôn ngữ → phù hợp ngữ cảnh</w:t>
+        <w:br/>
+      </w:r>
+      <w:r>
+        <w:t>versions (n): các phiên bản</w:t>
+        <w:br/>
+      </w:r>
+      <w:r>
+        <w:t>types (n): các loại</w:t>
+        <w:br/>
+      </w:r>
+      <w:r>
+        <w:t>models (n): các mẫu, mô hình</w:t>
+        <w:br/>
+      </w:r>
+      <w:r>
+        <w:t>Trong chủ đề World Englishes, collocation tự nhiên là "local varieties" để chỉ các biến thể tiếng Anh ở từng khu vực.</w:t>
+      </w:r>
+    </w:p>
+    <w:p>
+      <w:r>
+        <w:t>Tạm dich: Vì tiếng Anh được nói ở nhiều khu vực, người học nên chú ý đến các biến thể địa phương như cách phát âm và lựa chọn từ ngữ.</w:t>
       </w:r>
     </w:p>
     <w:p>
@@ -1655,10 +1052,10 @@
         <w:rPr>
           <w:b/>
         </w:rPr>
-        <w:t xml:space="preserve">Question 21: </w:t>
-      </w:r>
-      <w:r>
-        <w:t>After the earthquake, emergency teams worked through the night to ______ survivors trapped under the collapsed buildings.</w:t>
+        <w:t xml:space="preserve">Question 14: </w:t>
+      </w:r>
+      <w:r>
+        <w:t>Many tourists travel to Australia to see the Great Barrier Reef, one of the most amazing natural ______ in the world.</w:t>
       </w:r>
     </w:p>
     <w:p>
@@ -1670,13 +1067,13 @@
         </w:tabs>
       </w:pPr>
       <w:r>
-        <w:t>A. rescue</w:t>
+        <w:t>A. wonders</w:t>
         <w:tab/>
-        <w:t>B. prevent</w:t>
+        <w:t>B. views</w:t>
         <w:tab/>
-        <w:t>C. predict</w:t>
+        <w:t>C. scenes</w:t>
         <w:tab/>
-        <w:t>D. scatter</w:t>
+        <w:t>D. images</w:t>
       </w:r>
     </w:p>
     <w:p>
@@ -1694,28 +1091,24 @@
     </w:p>
     <w:p>
       <w:r>
-        <w:t>rescue (v): cứu, giải cứu → phù hợp ngữ cảnh</w:t>
+        <w:t>wonders (n): kỳ quan, điều kỳ diệu → phù hợp ngữ cảnh</w:t>
         <w:br/>
       </w:r>
       <w:r>
-        <w:t>prevent (v): ngăn chặn</w:t>
+        <w:t>views (n): quang cảnh, tầm nhìn</w:t>
         <w:br/>
       </w:r>
       <w:r>
-        <w:t>predict (v): dự đoán</w:t>
+        <w:t>scenes (n): cảnh, hiện trường, cảnh trong phim</w:t>
         <w:br/>
       </w:r>
       <w:r>
-        <w:t>scatter (v): làm phân tán, rải rác</w:t>
-        <w:br/>
-      </w:r>
-      <w:r>
-        <w:t>Trong ngữ cảnh thiên tai, collocation tự nhiên là "rescue survivors".</w:t>
-      </w:r>
-    </w:p>
-    <w:p>
-      <w:r>
-        <w:t>Tạm dich: Sau trận động đất, các đội cứu hộ đã làm việc suốt đêm để giải cứu những người sống sót bị mắc kẹt dưới các tòa nhà bị sập.</w:t>
+        <w:t>images (n): hình ảnh</w:t>
+      </w:r>
+    </w:p>
+    <w:p>
+      <w:r>
+        <w:t>Tạm dich: Nhiều du khách đến Úc để ngắm Rạn san hô Great Barrier, một trong những kỳ quan thiên nhiên tuyệt vời nhất trên thế giới.</w:t>
       </w:r>
     </w:p>
     <w:p>
@@ -1723,10 +1116,10 @@
         <w:rPr>
           <w:b/>
         </w:rPr>
-        <w:t xml:space="preserve">Question 22: </w:t>
-      </w:r>
-      <w:r>
-        <w:t>Many shoppers lined up early because the store was ______ a huge discount on all winter jackets.</w:t>
+        <w:t xml:space="preserve">Question 15: </w:t>
+      </w:r>
+      <w:r>
+        <w:t>After graduating from university, Lan decided to apply for a ______ as a marketing assistant at a local company.</w:t>
       </w:r>
     </w:p>
     <w:p>
@@ -1738,13 +1131,13 @@
         </w:tabs>
       </w:pPr>
       <w:r>
-        <w:t>A. giving away</w:t>
+        <w:t>A. position</w:t>
         <w:tab/>
-        <w:t>B. bringing out</w:t>
+        <w:t>B. career</w:t>
         <w:tab/>
-        <w:t>C. putting off</w:t>
+        <w:t>C. profession</w:t>
         <w:tab/>
-        <w:t>D. turning down</w:t>
+        <w:t>D. trade</w:t>
       </w:r>
     </w:p>
     <w:p>
@@ -1762,24 +1155,24 @@
     </w:p>
     <w:p>
       <w:r>
-        <w:t>giving away (phr.v): cho đi, phát miễn phí; trong ngữ cảnh khuyến mãi lớn, dùng để chỉ cửa hàng tung ra ưu đãi rất hào phóng → phù hợp ngữ cảnh</w:t>
+        <w:t>position (n): vị trí, chức vụ công việc → phù hợp ngữ cảnh</w:t>
         <w:br/>
       </w:r>
       <w:r>
-        <w:t>bringing out (phr.v): ra mắt, đưa ra thị trường</w:t>
+        <w:t>career (n): sự nghiệp</w:t>
         <w:br/>
       </w:r>
       <w:r>
-        <w:t>putting off (phr.v): trì hoãn, làm ai mất hứng</w:t>
+        <w:t>profession (n): nghề nghiệp chuyên môn</w:t>
         <w:br/>
       </w:r>
       <w:r>
-        <w:t>turning down (phr.v): từ chối, vặn nhỏ</w:t>
-      </w:r>
-    </w:p>
-    <w:p>
-      <w:r>
-        <w:t>Tạm dich: Nhiều người mua sắm đã xếp hàng sớm vì cửa hàng đang tung ra mức giảm giá rất lớn cho tất cả áo khoác mùa đông.</w:t>
+        <w:t>trade (n): nghề thủ công, việc buôn bán</w:t>
+      </w:r>
+    </w:p>
+    <w:p>
+      <w:r>
+        <w:t>Tạm dich: Sau khi tốt nghiệp đại học, Lan quyết định nộp đơn xin một vị trí trợ lý marketing tại một công ty địa phương.</w:t>
       </w:r>
     </w:p>
     <w:p>
@@ -1787,10 +1180,10 @@
         <w:rPr>
           <w:b/>
         </w:rPr>
-        <w:t xml:space="preserve">Question 23: </w:t>
-      </w:r>
-      <w:r>
-        <w:t>The government is encouraging the ______ use of natural resources to protect the environment.</w:t>
+        <w:t xml:space="preserve">Question 16: </w:t>
+      </w:r>
+      <w:r>
+        <w:t>Looking at the faded photographs, my grandmother became so ______ in her memories that she did not notice us entering the room.</w:t>
       </w:r>
     </w:p>
     <w:p>
@@ -1802,13 +1195,13 @@
         </w:tabs>
       </w:pPr>
       <w:r>
-        <w:t>A. sustain</w:t>
+        <w:t>A. absorbed</w:t>
         <w:tab/>
-        <w:t>B. sustainable</w:t>
+        <w:t>B. attached</w:t>
         <w:tab/>
-        <w:t>C. sustainably</w:t>
+        <w:t>C. concerned</w:t>
         <w:tab/>
-        <w:t>D. sustainability</w:t>
+        <w:t>D. involved</w:t>
       </w:r>
     </w:p>
     <w:p>
@@ -1821,41 +1214,863 @@
     </w:p>
     <w:p>
       <w:r>
-        <w:t>Chọn B</w:t>
-      </w:r>
-    </w:p>
-    <w:p>
-      <w:r>
-        <w:t>Chỗ trống đứng trước danh từ "use" nên cần một tính từ để bổ nghĩa.</w:t>
+        <w:t>Chọn A</w:t>
+      </w:r>
+    </w:p>
+    <w:p>
+      <w:r>
+        <w:t>absorbed (adj): mải mê, chìm đắm trong điều gì → phù hợp ngữ cảnh</w:t>
         <w:br/>
       </w:r>
       <w:r>
-        <w:t>sustain: động từ, duy trì</w:t>
+        <w:t>attached (adj): gắn bó, đính kèm</w:t>
         <w:br/>
       </w:r>
       <w:r>
-        <w:t>sustainable: tính từ, bền vững → chọn</w:t>
+        <w:t>concerned (adj): lo lắng, quan tâm</w:t>
         <w:br/>
       </w:r>
       <w:r>
-        <w:t>sustainably: trạng từ, một cách bền vững</w:t>
-        <w:br/>
-      </w:r>
-      <w:r>
-        <w:t>sustainability: danh từ, tính bền vững</w:t>
-      </w:r>
-    </w:p>
-    <w:p>
-      <w:r>
-        <w:t>Tạm dich: Chính phủ đang khuyến khích việc sử dụng bền vững các nguồn tài nguyên thiên nhiên để bảo vệ môi trường.</w:t>
-      </w:r>
-    </w:p>
-    <w:p>
+        <w:t>involved (adj): có liên quan, tham gia</w:t>
+      </w:r>
+    </w:p>
+    <w:p>
+      <w:r>
+        <w:t>Tạm dich: Nhìn những bức ảnh đã phai màu, bà tôi mải chìm đắm trong ký ức đến mức không nhận ra chúng tôi bước vào phòng.</w:t>
+      </w:r>
+    </w:p>
+    <w:p>
+      <w:r>
+        <w:rPr>
+          <w:b/>
+          <w:i/>
+        </w:rPr>
+        <w:t>Read the following announcement and mark the letter A, B, C or D on your answer sheet to indicate the option that best fits each of the numbered blanks.</w:t>
+      </w:r>
+    </w:p>
+    <w:p>
+      <w:pPr>
+        <w:jc w:val="center"/>
+      </w:pPr>
       <w:r>
         <w:rPr>
           <w:b/>
         </w:rPr>
-        <w:t>Dialogue completion: Choose A, B, C or D to complete each dialogue.</w:t>
+        <w:t>Announcement: Career Orientation Day</w:t>
+      </w:r>
+    </w:p>
+    <w:p>
+      <w:pPr>
+        <w:jc w:val="both"/>
+      </w:pPr>
+      <w:r>
+        <w:t xml:space="preserve">All students are invited to attend </w:t>
+      </w:r>
+      <w:r>
+        <w:rPr>
+          <w:b/>
+        </w:rPr>
+        <w:t>(1)______</w:t>
+      </w:r>
+      <w:r>
+        <w:t xml:space="preserve"> Career Orientation Day on Friday, 24 May, in the school hall from 8:00 a.m. to 11:30 a.m. The event will include talks by guest speakers, career games, and useful information about different jobs. Students can also receive </w:t>
+      </w:r>
+      <w:r>
+        <w:rPr>
+          <w:b/>
+        </w:rPr>
+        <w:t>(2)______</w:t>
+      </w:r>
+      <w:r>
+        <w:t xml:space="preserve"> advice from teachers and visitors. This activity is especially helpful for those who are still unsure about their future plans. Please arrive on time and bring a notebook, </w:t>
+      </w:r>
+      <w:r>
+        <w:rPr>
+          <w:b/>
+        </w:rPr>
+        <w:t>(3)______</w:t>
+      </w:r>
+      <w:r>
+        <w:t xml:space="preserve"> you can write down important ideas and questions during the program.</w:t>
+      </w:r>
+    </w:p>
+    <w:p>
+      <w:r>
+        <w:rPr>
+          <w:b/>
+        </w:rPr>
+        <w:t xml:space="preserve">Question 17: </w:t>
+      </w:r>
+    </w:p>
+    <w:p>
+      <w:r>
+        <w:t>A. a</w:t>
+        <w:tab/>
+        <w:tab/>
+        <w:t>B. an</w:t>
+        <w:tab/>
+        <w:tab/>
+        <w:t>C. the</w:t>
+        <w:tab/>
+        <w:tab/>
+        <w:t>D. Ø</w:t>
+      </w:r>
+    </w:p>
+    <w:p>
+      <w:r>
+        <w:rPr>
+          <w:b/>
+        </w:rPr>
+        <w:t>Lời giải</w:t>
+      </w:r>
+    </w:p>
+    <w:p>
+      <w:r>
+        <w:rPr>
+          <w:b/>
+        </w:rPr>
+        <w:t>Chọn A</w:t>
+      </w:r>
+    </w:p>
+    <w:p>
+      <w:r>
+        <w:t>Chỗ trống cần một mạo từ đứng trước cụm danh từ số ít đếm được "Career Orientation Day" khi giới thiệu một sự kiện. "A" được dùng đúng vì "Career" bắt đầu bằng âm phụ âm /k/. "An" dùng trước âm nguyên âm, "the" không phù hợp vì đây không phải trường hợp đã xác định từ trước, và không thể để trống.</w:t>
+      </w:r>
+    </w:p>
+    <w:p>
+      <w:r>
+        <w:rPr>
+          <w:b/>
+        </w:rPr>
+        <w:t xml:space="preserve">Trích bài: </w:t>
+      </w:r>
+      <w:r>
+        <w:rPr>
+          <w:b w:val="0"/>
+          <w:i w:val="0"/>
+          <w:u w:val="none"/>
+        </w:rPr>
+        <w:t xml:space="preserve">All students are invited to attend </w:t>
+      </w:r>
+      <w:r>
+        <w:rPr>
+          <w:b/>
+          <w:i w:val="0"/>
+          <w:u w:val="single"/>
+        </w:rPr>
+        <w:t>a</w:t>
+      </w:r>
+      <w:r>
+        <w:rPr>
+          <w:b w:val="0"/>
+          <w:i w:val="0"/>
+          <w:u w:val="none"/>
+        </w:rPr>
+        <w:t xml:space="preserve"> Career Orientation Day on Friday, 24 May, in the school hall from 8:00 a.m. to 11:30 a.m.</w:t>
+      </w:r>
+    </w:p>
+    <w:p>
+      <w:r>
+        <w:rPr>
+          <w:b/>
+        </w:rPr>
+        <w:t xml:space="preserve">Tạm dịch: </w:t>
+      </w:r>
+      <w:r>
+        <w:rPr>
+          <w:b w:val="0"/>
+          <w:i w:val="0"/>
+          <w:u w:val="none"/>
+        </w:rPr>
+        <w:t>Tất cả học sinh được mời tham dự một Ngày Định hướng Nghề nghiệp vào thứ Sáu, ngày 24 tháng 5, tại hội trường của trường từ 8:00 sáng đến 11:30 sáng.</w:t>
+      </w:r>
+    </w:p>
+    <w:p>
+      <w:r>
+        <w:rPr>
+          <w:b/>
+        </w:rPr>
+        <w:t xml:space="preserve">Question 18: </w:t>
+      </w:r>
+    </w:p>
+    <w:p>
+      <w:r>
+        <w:t>A. person</w:t>
+        <w:tab/>
+        <w:tab/>
+        <w:t>B. personal</w:t>
+        <w:tab/>
+        <w:tab/>
+        <w:t>C. personally</w:t>
+        <w:tab/>
+        <w:tab/>
+        <w:t>D. personalize</w:t>
+      </w:r>
+    </w:p>
+    <w:p>
+      <w:r>
+        <w:rPr>
+          <w:b/>
+        </w:rPr>
+        <w:t>Lời giải</w:t>
+      </w:r>
+    </w:p>
+    <w:p>
+      <w:r>
+        <w:rPr>
+          <w:b/>
+        </w:rPr>
+        <w:t>Chọn B</w:t>
+      </w:r>
+    </w:p>
+    <w:p>
+      <w:r>
+        <w:t>Chỗ trống đứng trước danh từ "advice", vì vậy cần một tính từ bổ nghĩa cho danh từ. "Personal" là tính từ, nghĩa là "mang tính cá nhân", phù hợp trong cụm "personal advice". "Person" là danh từ, "personally" là trạng từ, còn "personalize" là động từ nên không phù hợp về từ loại.</w:t>
+      </w:r>
+    </w:p>
+    <w:p>
+      <w:r>
+        <w:rPr>
+          <w:b/>
+        </w:rPr>
+        <w:t xml:space="preserve">Trích bài: </w:t>
+      </w:r>
+      <w:r>
+        <w:rPr>
+          <w:b w:val="0"/>
+          <w:i w:val="0"/>
+          <w:u w:val="none"/>
+        </w:rPr>
+        <w:t xml:space="preserve">Students can also receive </w:t>
+      </w:r>
+      <w:r>
+        <w:rPr>
+          <w:b/>
+          <w:i w:val="0"/>
+          <w:u w:val="single"/>
+        </w:rPr>
+        <w:t>personal</w:t>
+      </w:r>
+      <w:r>
+        <w:rPr>
+          <w:b w:val="0"/>
+          <w:i w:val="0"/>
+          <w:u w:val="none"/>
+        </w:rPr>
+        <w:t xml:space="preserve"> advice from teachers and visitors.</w:t>
+      </w:r>
+    </w:p>
+    <w:p>
+      <w:r>
+        <w:rPr>
+          <w:b/>
+        </w:rPr>
+        <w:t xml:space="preserve">Tạm dịch: </w:t>
+      </w:r>
+      <w:r>
+        <w:rPr>
+          <w:b w:val="0"/>
+          <w:i w:val="0"/>
+          <w:u w:val="none"/>
+        </w:rPr>
+        <w:t>Học sinh cũng có thể nhận được lời khuyên cá nhân từ giáo viên và khách mời.</w:t>
+      </w:r>
+    </w:p>
+    <w:p>
+      <w:r>
+        <w:rPr>
+          <w:b/>
+        </w:rPr>
+        <w:t xml:space="preserve">Question 19: </w:t>
+      </w:r>
+    </w:p>
+    <w:p>
+      <w:r>
+        <w:t>A. but</w:t>
+        <w:tab/>
+        <w:tab/>
+        <w:t>B. or</w:t>
+        <w:tab/>
+        <w:tab/>
+        <w:t>C. so</w:t>
+        <w:tab/>
+        <w:tab/>
+        <w:t>D. because</w:t>
+      </w:r>
+    </w:p>
+    <w:p>
+      <w:r>
+        <w:rPr>
+          <w:b/>
+        </w:rPr>
+        <w:t>Lời giải</w:t>
+      </w:r>
+    </w:p>
+    <w:p>
+      <w:r>
+        <w:rPr>
+          <w:b/>
+        </w:rPr>
+        <w:t>Chọn C</w:t>
+      </w:r>
+    </w:p>
+    <w:p>
+      <w:r>
+        <w:t>but (liên từ): nhưng</w:t>
+      </w:r>
+    </w:p>
+    <w:p>
+      <w:r>
+        <w:t>or (liên từ): hoặc</w:t>
+      </w:r>
+    </w:p>
+    <w:p>
+      <w:r>
+        <w:t>so (liên từ): vì vậy, để mà → phù hợp ngữ cảnh</w:t>
+      </w:r>
+    </w:p>
+    <w:p>
+      <w:r>
+        <w:t>because (liên từ): bởi vì</w:t>
+      </w:r>
+    </w:p>
+    <w:p>
+      <w:r>
+        <w:t>Câu này diễn tả mục đích mang theo sổ tay: "bring a notebook, so you can write down...". "So" nối hai vế rất tự nhiên để chỉ kết quả/mục đích trong ngữ cảnh thông báo.</w:t>
+      </w:r>
+    </w:p>
+    <w:p>
+      <w:r>
+        <w:rPr>
+          <w:b/>
+        </w:rPr>
+        <w:t xml:space="preserve">Trích bài: </w:t>
+      </w:r>
+      <w:r>
+        <w:rPr>
+          <w:b w:val="0"/>
+          <w:i w:val="0"/>
+          <w:u w:val="none"/>
+        </w:rPr>
+        <w:t xml:space="preserve">Please arrive on time and bring a notebook, </w:t>
+      </w:r>
+      <w:r>
+        <w:rPr>
+          <w:b/>
+          <w:i w:val="0"/>
+          <w:u w:val="single"/>
+        </w:rPr>
+        <w:t>so</w:t>
+      </w:r>
+      <w:r>
+        <w:rPr>
+          <w:b w:val="0"/>
+          <w:i w:val="0"/>
+          <w:u w:val="none"/>
+        </w:rPr>
+        <w:t xml:space="preserve"> you can write down important ideas and questions during the program.</w:t>
+      </w:r>
+    </w:p>
+    <w:p>
+      <w:r>
+        <w:rPr>
+          <w:b/>
+        </w:rPr>
+        <w:t xml:space="preserve">Tạm dịch: </w:t>
+      </w:r>
+      <w:r>
+        <w:rPr>
+          <w:b w:val="0"/>
+          <w:i w:val="0"/>
+          <w:u w:val="none"/>
+        </w:rPr>
+        <w:t>Vui lòng đến đúng giờ và mang theo một cuốn sổ tay để bạn có thể ghi lại những ý tưởng và câu hỏi quan trọng trong chương trình.</w:t>
+      </w:r>
+    </w:p>
+    <w:p>
+      <w:r>
+        <w:rPr>
+          <w:b/>
+          <w:i/>
+        </w:rPr>
+        <w:t>Read the following paragraph and mark the letter A, B, C or D on your answer sheet to indicate the option that best fits each of the numbered blanks.</w:t>
+      </w:r>
+    </w:p>
+    <w:p>
+      <w:pPr>
+        <w:jc w:val="both"/>
+      </w:pPr>
+      <w:r>
+        <w:t xml:space="preserve">Ecotourism is becoming more popular as travelers look for ways to enjoy nature without harming it. Unlike mass tourism, this kind of travel tries to protect local culture and the environment. Visitors often stay in small family-run places and join activities that </w:t>
+      </w:r>
+      <w:r>
+        <w:rPr>
+          <w:b/>
+        </w:rPr>
+        <w:t>(1)______</w:t>
+      </w:r>
+      <w:r>
+        <w:t xml:space="preserve"> local people. They may learn how food is grown, walk with trained guides, or help clean a beach. These experiences are enjoyable, </w:t>
+      </w:r>
+      <w:r>
+        <w:rPr>
+          <w:b/>
+        </w:rPr>
+        <w:t>(2)______</w:t>
+      </w:r>
+      <w:r>
+        <w:t xml:space="preserve"> they also teach tourists to be more responsible.</w:t>
+      </w:r>
+    </w:p>
+    <w:p>
+      <w:pPr>
+        <w:jc w:val="both"/>
+      </w:pPr>
+      <w:r>
+        <w:t xml:space="preserve">Good ecotourism brings economic and environmental benefits. For example, money from tours can support forest protection and create jobs for villagers. It can also raise </w:t>
+      </w:r>
+      <w:r>
+        <w:rPr>
+          <w:b/>
+        </w:rPr>
+        <w:t>(3)______</w:t>
+      </w:r>
+      <w:r>
+        <w:t xml:space="preserve"> of endangered animals and natural areas. However, ecotourism is not always perfect. If too many people visit one place, the area may become crowded and noisy. To avoid this, travelers should choose companies with a good </w:t>
+      </w:r>
+      <w:r>
+        <w:rPr>
+          <w:b/>
+        </w:rPr>
+        <w:t>(4)______</w:t>
+      </w:r>
+      <w:r>
+        <w:t xml:space="preserve"> and follow local rules. They should also be respectful </w:t>
+      </w:r>
+      <w:r>
+        <w:rPr>
+          <w:b/>
+        </w:rPr>
+        <w:t>(5)______</w:t>
+      </w:r>
+      <w:r>
+        <w:t xml:space="preserve"> wildlife by keeping a safe distance and leaving no litter behind.</w:t>
+      </w:r>
+    </w:p>
+    <w:p>
+      <w:r>
+        <w:rPr>
+          <w:b/>
+        </w:rPr>
+        <w:t xml:space="preserve">Question 20: </w:t>
+      </w:r>
+      <w:r>
+        <w:t>Question 20: Choose the best word to fill blank (1).</w:t>
+      </w:r>
+    </w:p>
+    <w:p>
+      <w:r>
+        <w:t>A. benefit</w:t>
+        <w:tab/>
+        <w:tab/>
+        <w:t>B. damage</w:t>
+        <w:tab/>
+        <w:tab/>
+        <w:t>C. refuse</w:t>
+        <w:tab/>
+        <w:tab/>
+        <w:t>D. ignore</w:t>
+      </w:r>
+    </w:p>
+    <w:p>
+      <w:r>
+        <w:rPr>
+          <w:b/>
+        </w:rPr>
+        <w:t>Lời giải</w:t>
+      </w:r>
+    </w:p>
+    <w:p>
+      <w:r>
+        <w:rPr>
+          <w:b/>
+        </w:rPr>
+        <w:t>Chọn A</w:t>
+      </w:r>
+    </w:p>
+    <w:p>
+      <w:r>
+        <w:t>benefit (v): mang lại lợi ích → phù hợp ngữ cảnh</w:t>
+      </w:r>
+    </w:p>
+    <w:p>
+      <w:r>
+        <w:t>damage (v): gây hại</w:t>
+      </w:r>
+    </w:p>
+    <w:p>
+      <w:r>
+        <w:t>refuse (v): từ chối</w:t>
+      </w:r>
+    </w:p>
+    <w:p>
+      <w:r>
+        <w:t>ignore (v): phớt lờ</w:t>
+      </w:r>
+    </w:p>
+    <w:p>
+      <w:r>
+        <w:t>Trong câu, du khách tham gia các hoạt động có lợi cho người dân địa phương, nên cần động từ mang nghĩa tích cực là "benefit".</w:t>
+      </w:r>
+    </w:p>
+    <w:p>
+      <w:r>
+        <w:rPr>
+          <w:b/>
+        </w:rPr>
+        <w:t xml:space="preserve">Trích bài: </w:t>
+      </w:r>
+      <w:r>
+        <w:rPr>
+          <w:b w:val="0"/>
+          <w:i w:val="0"/>
+          <w:u w:val="none"/>
+        </w:rPr>
+        <w:t xml:space="preserve">Visitors often stay in small family-run places and join activities that </w:t>
+      </w:r>
+      <w:r>
+        <w:rPr>
+          <w:b/>
+          <w:i w:val="0"/>
+          <w:u w:val="single"/>
+        </w:rPr>
+        <w:t>benefit</w:t>
+      </w:r>
+      <w:r>
+        <w:rPr>
+          <w:b w:val="0"/>
+          <w:i w:val="0"/>
+          <w:u w:val="none"/>
+        </w:rPr>
+        <w:t xml:space="preserve"> local people.</w:t>
+      </w:r>
+    </w:p>
+    <w:p>
+      <w:r>
+        <w:rPr>
+          <w:b/>
+        </w:rPr>
+        <w:t xml:space="preserve">Tạm dịch: </w:t>
+      </w:r>
+      <w:r>
+        <w:rPr>
+          <w:b w:val="0"/>
+          <w:i w:val="0"/>
+          <w:u w:val="none"/>
+        </w:rPr>
+        <w:t>Du khách thường ở tại những nơi nhỏ do gia đình điều hành và tham gia các hoạt động mang lại lợi ích cho người dân địa phương.</w:t>
+      </w:r>
+    </w:p>
+    <w:p>
+      <w:r>
+        <w:rPr>
+          <w:b/>
+        </w:rPr>
+        <w:t xml:space="preserve">Question 21: </w:t>
+      </w:r>
+      <w:r>
+        <w:t>Question 21: Choose the best word to fill blank (2).</w:t>
+      </w:r>
+    </w:p>
+    <w:p>
+      <w:r>
+        <w:t>A. or</w:t>
+        <w:tab/>
+        <w:tab/>
+        <w:t>B. but</w:t>
+        <w:tab/>
+        <w:tab/>
+        <w:t>C. so</w:t>
+        <w:tab/>
+        <w:tab/>
+        <w:t>D. because</w:t>
+      </w:r>
+    </w:p>
+    <w:p>
+      <w:r>
+        <w:rPr>
+          <w:b/>
+        </w:rPr>
+        <w:t>Lời giải</w:t>
+      </w:r>
+    </w:p>
+    <w:p>
+      <w:r>
+        <w:rPr>
+          <w:b/>
+        </w:rPr>
+        <w:t>Chọn B</w:t>
+      </w:r>
+    </w:p>
+    <w:p>
+      <w:r>
+        <w:t>Chỗ trống cần một liên từ nối hai ý: những trải nghiệm này thú vị, nhưng đồng thời chúng cũng dạy khách du lịch có trách nhiệm hơn. Hai vế có quan hệ tương phản nhẹ nên dùng "but". "Or" diễn tả lựa chọn, "so" chỉ kết quả, còn "because" chỉ nguyên nhân nên không phù hợp.</w:t>
+      </w:r>
+    </w:p>
+    <w:p>
+      <w:r>
+        <w:rPr>
+          <w:b/>
+        </w:rPr>
+        <w:t xml:space="preserve">Trích bài: </w:t>
+      </w:r>
+      <w:r>
+        <w:rPr>
+          <w:b w:val="0"/>
+          <w:i w:val="0"/>
+          <w:u w:val="none"/>
+        </w:rPr>
+        <w:t xml:space="preserve">These experiences are enjoyable, </w:t>
+      </w:r>
+      <w:r>
+        <w:rPr>
+          <w:b/>
+          <w:i w:val="0"/>
+          <w:u w:val="single"/>
+        </w:rPr>
+        <w:t>but</w:t>
+      </w:r>
+      <w:r>
+        <w:rPr>
+          <w:b w:val="0"/>
+          <w:i w:val="0"/>
+          <w:u w:val="none"/>
+        </w:rPr>
+        <w:t xml:space="preserve"> they also teach tourists to be more responsible.</w:t>
+      </w:r>
+    </w:p>
+    <w:p>
+      <w:r>
+        <w:rPr>
+          <w:b/>
+        </w:rPr>
+        <w:t xml:space="preserve">Tạm dịch: </w:t>
+      </w:r>
+      <w:r>
+        <w:rPr>
+          <w:b w:val="0"/>
+          <w:i w:val="0"/>
+          <w:u w:val="none"/>
+        </w:rPr>
+        <w:t>Những trải nghiệm này rất thú vị, nhưng chúng cũng dạy du khách trở nên có trách nhiệm hơn.</w:t>
+      </w:r>
+    </w:p>
+    <w:p>
+      <w:r>
+        <w:rPr>
+          <w:b/>
+        </w:rPr>
+        <w:t xml:space="preserve">Question 22: </w:t>
+      </w:r>
+      <w:r>
+        <w:t>Question 22: Choose the best word to fill blank (3).</w:t>
+      </w:r>
+    </w:p>
+    <w:p>
+      <w:r>
+        <w:t>A. aware</w:t>
+        <w:tab/>
+        <w:tab/>
+        <w:t>B. awareness</w:t>
+        <w:tab/>
+        <w:tab/>
+        <w:t>C. awaring</w:t>
+        <w:tab/>
+        <w:tab/>
+        <w:t>D. awared</w:t>
+      </w:r>
+    </w:p>
+    <w:p>
+      <w:r>
+        <w:rPr>
+          <w:b/>
+        </w:rPr>
+        <w:t>Lời giải</w:t>
+      </w:r>
+    </w:p>
+    <w:p>
+      <w:r>
+        <w:rPr>
+          <w:b/>
+        </w:rPr>
+        <w:t>Chọn B</w:t>
+      </w:r>
+    </w:p>
+    <w:p>
+      <w:r>
+        <w:t>Sau động từ "raise" cần một danh từ. Cụm đúng là "raise awareness of" nghĩa là "nâng cao nhận thức về". "aware" là tính từ, còn "awaring" và "awared" không phải dạng từ đúng trong tiếng Anh.</w:t>
+      </w:r>
+    </w:p>
+    <w:p>
+      <w:r>
+        <w:rPr>
+          <w:b/>
+        </w:rPr>
+        <w:t xml:space="preserve">Trích bài: </w:t>
+      </w:r>
+      <w:r>
+        <w:rPr>
+          <w:b w:val="0"/>
+          <w:i w:val="0"/>
+          <w:u w:val="none"/>
+        </w:rPr>
+        <w:t xml:space="preserve">It can also raise </w:t>
+      </w:r>
+      <w:r>
+        <w:rPr>
+          <w:b/>
+          <w:i w:val="0"/>
+          <w:u w:val="single"/>
+        </w:rPr>
+        <w:t>awareness</w:t>
+      </w:r>
+      <w:r>
+        <w:rPr>
+          <w:b w:val="0"/>
+          <w:i w:val="0"/>
+          <w:u w:val="none"/>
+        </w:rPr>
+        <w:t xml:space="preserve"> of endangered animals and natural areas.</w:t>
+      </w:r>
+    </w:p>
+    <w:p>
+      <w:r>
+        <w:rPr>
+          <w:b/>
+        </w:rPr>
+        <w:t xml:space="preserve">Tạm dịch: </w:t>
+      </w:r>
+      <w:r>
+        <w:rPr>
+          <w:b w:val="0"/>
+          <w:i w:val="0"/>
+          <w:u w:val="none"/>
+        </w:rPr>
+        <w:t>Nó cũng có thể nâng cao nhận thức về các loài động vật đang bị đe dọa và các khu vực tự nhiên.</w:t>
+      </w:r>
+    </w:p>
+    <w:p>
+      <w:r>
+        <w:rPr>
+          <w:b/>
+        </w:rPr>
+        <w:t xml:space="preserve">Question 23: </w:t>
+      </w:r>
+      <w:r>
+        <w:t>Question 23: Choose the best word to fill blank (4).</w:t>
+      </w:r>
+    </w:p>
+    <w:p>
+      <w:r>
+        <w:t>A. habit</w:t>
+        <w:tab/>
+        <w:tab/>
+        <w:t>B. memory</w:t>
+        <w:tab/>
+        <w:tab/>
+        <w:t>C. reputation</w:t>
+        <w:tab/>
+        <w:tab/>
+        <w:t>D. scene</w:t>
+      </w:r>
+    </w:p>
+    <w:p>
+      <w:r>
+        <w:rPr>
+          <w:b/>
+        </w:rPr>
+        <w:t>Lời giải</w:t>
+      </w:r>
+    </w:p>
+    <w:p>
+      <w:r>
+        <w:rPr>
+          <w:b/>
+        </w:rPr>
+        <w:t>Chọn C</w:t>
+      </w:r>
+    </w:p>
+    <w:p>
+      <w:r>
+        <w:t>habit (n): thói quen</w:t>
+      </w:r>
+    </w:p>
+    <w:p>
+      <w:r>
+        <w:t>memory (n): ký ức, trí nhớ</w:t>
+      </w:r>
+    </w:p>
+    <w:p>
+      <w:r>
+        <w:t>reputation (n): danh tiếng, uy tín → phù hợp ngữ cảnh</w:t>
+      </w:r>
+    </w:p>
+    <w:p>
+      <w:r>
+        <w:t>scene (n): cảnh, hiện trường</w:t>
+      </w:r>
+    </w:p>
+    <w:p>
+      <w:r>
+        <w:t>Cụm "a good reputation" là collocation tự nhiên, chỉ những công ty có uy tín tốt để du khách lựa chọn.</w:t>
+      </w:r>
+    </w:p>
+    <w:p>
+      <w:r>
+        <w:rPr>
+          <w:b/>
+        </w:rPr>
+        <w:t xml:space="preserve">Trích bài: </w:t>
+      </w:r>
+      <w:r>
+        <w:rPr>
+          <w:b w:val="0"/>
+          <w:i w:val="0"/>
+          <w:u w:val="none"/>
+        </w:rPr>
+        <w:t xml:space="preserve">To avoid this, travelers should choose companies with a good </w:t>
+      </w:r>
+      <w:r>
+        <w:rPr>
+          <w:b/>
+          <w:i w:val="0"/>
+          <w:u w:val="single"/>
+        </w:rPr>
+        <w:t>reputation</w:t>
+      </w:r>
+      <w:r>
+        <w:rPr>
+          <w:b w:val="0"/>
+          <w:i w:val="0"/>
+          <w:u w:val="none"/>
+        </w:rPr>
+        <w:t xml:space="preserve"> and follow local rules.</w:t>
+      </w:r>
+    </w:p>
+    <w:p>
+      <w:r>
+        <w:rPr>
+          <w:b/>
+        </w:rPr>
+        <w:t xml:space="preserve">Tạm dịch: </w:t>
+      </w:r>
+      <w:r>
+        <w:rPr>
+          <w:b w:val="0"/>
+          <w:i w:val="0"/>
+          <w:u w:val="none"/>
+        </w:rPr>
+        <w:t>Để tránh điều này, du khách nên chọn những công ty có uy tín tốt và tuân theo các quy định địa phương.</w:t>
       </w:r>
     </w:p>
     <w:p>
@@ -1865,39 +2080,22 @@
         </w:rPr>
         <w:t xml:space="preserve">Question 24: </w:t>
       </w:r>
-    </w:p>
-    <w:p>
-      <w:r>
-        <w:t>Mai: I'm trying to finish my project tonight. Could you help me check my slides?</w:t>
-      </w:r>
-    </w:p>
-    <w:p>
-      <w:r>
-        <w:t>______</w:t>
-      </w:r>
-    </w:p>
-    <w:p>
-      <w:pPr>
-        <w:tabs>
-          <w:tab w:pos="4320" w:val="left"/>
-        </w:tabs>
-      </w:pPr>
-      <w:r>
-        <w:t>A. Sure, send them to me and I'll look at them.</w:t>
+      <w:r>
+        <w:t>Question 24: Choose the best word to fill blank (5).</w:t>
+      </w:r>
+    </w:p>
+    <w:p>
+      <w:r>
+        <w:t>A. for</w:t>
         <w:tab/>
-        <w:t>B. I checked my phone an hour ago.</w:t>
-      </w:r>
-    </w:p>
-    <w:p>
-      <w:pPr>
-        <w:tabs>
-          <w:tab w:pos="4320" w:val="left"/>
-        </w:tabs>
-      </w:pPr>
-      <w:r>
-        <w:t>C. Your slides are on the kitchen table.</w:t>
         <w:tab/>
-        <w:t>D. No, I don't like school projects.</w:t>
+        <w:t>B. with</w:t>
+        <w:tab/>
+        <w:tab/>
+        <w:t>C. about</w:t>
+        <w:tab/>
+        <w:tab/>
+        <w:t>D. of</w:t>
       </w:r>
     </w:p>
     <w:p>
@@ -1910,76 +2108,15 @@
     </w:p>
     <w:p>
       <w:r>
-        <w:t>Chọn A</w:t>
-      </w:r>
-    </w:p>
-    <w:p>
-      <w:r>
-        <w:t>Sure, send them to me and I'll look at them.: Chắc chắn rồi, gửi cho mình và mình sẽ xem chúng. → phù hợp ngữ cảnh</w:t>
-        <w:br/>
-      </w:r>
-      <w:r>
-        <w:t>I checked my phone an hour ago.: Mình đã kiểm tra điện thoại một giờ trước.</w:t>
-        <w:br/>
-      </w:r>
-      <w:r>
-        <w:t>Your slides are on the kitchen table.: Các trang trình chiếu của bạn ở trên bàn bếp.</w:t>
-        <w:br/>
-      </w:r>
-      <w:r>
-        <w:t>No, I don't like school projects.: Không, mình không thích các dự án ở trường.</w:t>
-      </w:r>
-    </w:p>
-    <w:p>
-      <w:r>
-        <w:t>Mai: Tớ đang cố hoàn thành dự án tối nay. Cậu có thể giúp tớ kiểm tra các slide không?</w:t>
-      </w:r>
-    </w:p>
-    <w:p>
-      <w:r>
-        <w:t>Chắc chắn rồi, gửi cho mình và mình sẽ xem chúng.</w:t>
-      </w:r>
-    </w:p>
-    <w:p>
-      <w:r>
         <w:rPr>
           <w:b/>
         </w:rPr>
-        <w:t xml:space="preserve">Question 25: </w:t>
-      </w:r>
-    </w:p>
-    <w:p>
-      <w:r>
-        <w:t>Mai: Our village had a big flood last night.</w:t>
-      </w:r>
-    </w:p>
-    <w:p>
-      <w:r>
-        <w:t>______</w:t>
-      </w:r>
-    </w:p>
-    <w:p>
-      <w:pPr>
-        <w:tabs>
-          <w:tab w:pos="4320" w:val="left"/>
-        </w:tabs>
-      </w:pPr>
-      <w:r>
-        <w:t>A. I'm sorry to hear that.</w:t>
-        <w:tab/>
-        <w:t>B. That sounds delicious.</w:t>
-      </w:r>
-    </w:p>
-    <w:p>
-      <w:pPr>
-        <w:tabs>
-          <w:tab w:pos="4320" w:val="left"/>
-        </w:tabs>
-      </w:pPr>
-      <w:r>
-        <w:t>C. See you next week.</w:t>
-        <w:tab/>
-        <w:t>D. You're very kind.</w:t>
+        <w:t>Chọn D</w:t>
+      </w:r>
+    </w:p>
+    <w:p>
+      <w:r>
+        <w:t>Tính từ "respectful" đi với giới từ "of" trong cấu trúc "be respectful of something/someone", nghĩa là tôn trọng ai hoặc điều gì. Vì vậy "of" là lựa chọn đúng. Các giới từ còn lại không tạo thành cụm dùng tự nhiên trong ngữ cảnh này.</w:t>
       </w:r>
     </w:p>
     <w:p>
@@ -1987,36 +2124,31 @@
         <w:rPr>
           <w:b/>
         </w:rPr>
-        <w:t>Lời giải</w:t>
-      </w:r>
-    </w:p>
-    <w:p>
-      <w:r>
-        <w:t>Chọn A</w:t>
-      </w:r>
-    </w:p>
-    <w:p>
-      <w:r>
-        <w:t>I'm sorry to hear that.: Tôi rất tiếc khi nghe điều đó → phù hợp ngữ cảnh. That sounds delicious.: Nghe có vẻ ngon đấy. See you next week.: Hẹn gặp bạn vào tuần sau. You're very kind.: Bạn thật tốt bụng.</w:t>
-      </w:r>
-    </w:p>
-    <w:p>
-      <w:r>
-        <w:t>Mai: Làng của chúng tôi đã bị một trận lũ lớn đêm qua.</w:t>
-      </w:r>
-    </w:p>
-    <w:p>
-      <w:r>
-        <w:t>Tôi rất tiếc khi nghe điều đó.</w:t>
-      </w:r>
-    </w:p>
-    <w:p>
+        <w:t xml:space="preserve">Trích bài: </w:t>
+      </w:r>
+      <w:r>
+        <w:rPr>
+          <w:b w:val="0"/>
+          <w:i w:val="0"/>
+          <w:u w:val="none"/>
+        </w:rPr>
+        <w:t xml:space="preserve">They should also be respectful </w:t>
+      </w:r>
       <w:r>
         <w:rPr>
           <w:b/>
-          <w:i/>
+          <w:i w:val="0"/>
+          <w:u w:val="single"/>
         </w:rPr>
-        <w:t>Reorder the words given to make correct sentences.</w:t>
+        <w:t>of</w:t>
+      </w:r>
+      <w:r>
+        <w:rPr>
+          <w:b w:val="0"/>
+          <w:i w:val="0"/>
+          <w:u w:val="none"/>
+        </w:rPr>
+        <w:t xml:space="preserve"> wildlife by keeping a safe distance and leaving no litter behind.</w:t>
       </w:r>
     </w:p>
     <w:p>
@@ -2024,801 +2156,15 @@
         <w:rPr>
           <w:b/>
         </w:rPr>
-        <w:t xml:space="preserve">Question 26: </w:t>
-      </w:r>
-      <w:r>
-        <w:t>starts/ the yoga class/ at 6 p.m./ on Friday/ ./</w:t>
-      </w:r>
-    </w:p>
-    <w:p>
-      <w:r>
-        <w:t>A. Starts the yoga class at 6 p.m. on Friday.</w:t>
-      </w:r>
-    </w:p>
-    <w:p>
-      <w:r>
-        <w:t>B. The yoga class starts at 6 p.m. on Friday.</w:t>
-      </w:r>
-    </w:p>
-    <w:p>
-      <w:r>
-        <w:t>C. On Friday starts the yoga class at 6 p.m.</w:t>
-      </w:r>
-    </w:p>
-    <w:p>
-      <w:r>
-        <w:t>D. The yoga class on Friday starts at 6 p.m.</w:t>
-      </w:r>
-    </w:p>
-    <w:p>
+        <w:t xml:space="preserve">Tạm dịch: </w:t>
+      </w:r>
       <w:r>
         <w:rPr>
-          <w:b/>
+          <w:b w:val="0"/>
+          <w:i w:val="0"/>
+          <w:u w:val="none"/>
         </w:rPr>
-        <w:t>Lời giải</w:t>
-      </w:r>
-    </w:p>
-    <w:p>
-      <w:r>
-        <w:t>Chọn B</w:t>
-      </w:r>
-    </w:p>
-    <w:p>
-      <w:r>
-        <w:t>Câu dùng thì hiện tại đơn để nói về sự kiện tương lai theo lịch trình cố định. Cấu trúc phù hợp là: Subject + present simple verb + time expression. Với chủ ngữ số ít "the yoga class", động từ phải là "starts". Trật tự tự nhiên nhất là chủ ngữ trước, sau đó đến động từ rồi các cụm chỉ thời gian.</w:t>
-      </w:r>
-    </w:p>
-    <w:p>
-      <w:r>
-        <w:t>Lớp yoga bắt đầu lúc 6 giờ chiều vào thứ Sáu.</w:t>
-      </w:r>
-    </w:p>
-    <w:p>
-      <w:r>
-        <w:rPr>
-          <w:b/>
-        </w:rPr>
-        <w:t xml:space="preserve">Question 27: </w:t>
-      </w:r>
-      <w:r>
-        <w:t>while/ my friends/ were playing/ online games/ ,/ I/ was reading/ a comic book/ ./</w:t>
-      </w:r>
-    </w:p>
-    <w:p>
-      <w:r>
-        <w:t>A. While my friends were playing online games, I was reading a comic book.</w:t>
-      </w:r>
-    </w:p>
-    <w:p>
-      <w:r>
-        <w:t>B. While were playing my friends online games, I was reading a comic book.</w:t>
-      </w:r>
-    </w:p>
-    <w:p>
-      <w:r>
-        <w:t>C. While my friends online games were playing, I was reading a comic book.</w:t>
-      </w:r>
-    </w:p>
-    <w:p>
-      <w:r>
-        <w:t>D. While my friends were playing online games, was reading I a comic book.</w:t>
-      </w:r>
-    </w:p>
-    <w:p>
-      <w:r>
-        <w:rPr>
-          <w:b/>
-        </w:rPr>
-        <w:t>Lời giải</w:t>
-      </w:r>
-    </w:p>
-    <w:p>
-      <w:r>
-        <w:t>Chọn A</w:t>
-      </w:r>
-    </w:p>
-    <w:p>
-      <w:r>
-        <w:t>Câu sử dụng thì quá khứ tiếp diễn để diễn tả hai hành động đang xảy ra đồng thời trong quá khứ. Cấu trúc là While + S + was/were + V-ing, S + was/were + V-ing. Sau while, chủ ngữ đi trước động từ to be, rồi đến động từ thêm -ing. Mệnh đề chính cũng theo trật tự chuẩn chủ ngữ + was + V-ing + tân ngữ.</w:t>
-      </w:r>
-    </w:p>
-    <w:p>
-      <w:r>
-        <w:t>Trong khi bạn tôi đang chơi trò chơi trực tuyến, tôi đang đọc một quyển truyện tranh.</w:t>
-      </w:r>
-    </w:p>
-    <w:p>
-      <w:r>
-        <w:rPr>
-          <w:b/>
-        </w:rPr>
-        <w:t xml:space="preserve">Question 28: </w:t>
-      </w:r>
-      <w:r>
-        <w:t>doing/ were/ their homework/ quietly/ in the library/ the teenagers/ at 8 p.m./ .</w:t>
-      </w:r>
-    </w:p>
-    <w:p>
-      <w:r>
-        <w:t>A. Doing were their homework quietly in the library the teenagers at 8 p.m.</w:t>
-      </w:r>
-    </w:p>
-    <w:p>
-      <w:r>
-        <w:t>B. The teenagers were doing their homework quietly in the library at 8 p.m.</w:t>
-      </w:r>
-    </w:p>
-    <w:p>
-      <w:r>
-        <w:t>C. The teenagers quietly were doing their homework at 8 p.m. in the library.</w:t>
-      </w:r>
-    </w:p>
-    <w:p>
-      <w:r>
-        <w:t>D. At 8 p.m. the teenagers doing were their homework quietly in the library.</w:t>
-      </w:r>
-    </w:p>
-    <w:p>
-      <w:r>
-        <w:rPr>
-          <w:b/>
-        </w:rPr>
-        <w:t>Lời giải</w:t>
-      </w:r>
-    </w:p>
-    <w:p>
-      <w:r>
-        <w:t>Chọn B</w:t>
-      </w:r>
-    </w:p>
-    <w:p>
-      <w:r>
-        <w:t>Thì quá khứ tiếp diễn dùng để diễn tả hành động đang diễn ra tại một thời điểm xác định trong quá khứ. Công thức: S + was/were + V-ing + O + trạng ngữ. Với chủ ngữ số nhiều "the teenagers", ta dùng "were doing". Trật tự tự nhiên ở đây là chủ ngữ + động từ + tân ngữ + trạng từ cách thức + nơi chốn + thời gian.</w:t>
-      </w:r>
-    </w:p>
-    <w:p>
-      <w:r>
-        <w:t>Các thanh thiếu niên đang làm bài tập về nhà một cách yên lặng trong thư viện lúc 8 giờ tối.</w:t>
-      </w:r>
-    </w:p>
-    <w:p>
-      <w:r>
-        <w:rPr>
-          <w:b/>
-        </w:rPr>
-        <w:t>Sentence rewriting: Choose A, B, C or D that has the CLOSEST meaning to the given sentence in each question.</w:t>
-      </w:r>
-    </w:p>
-    <w:p>
-      <w:r>
-        <w:rPr>
-          <w:b/>
-        </w:rPr>
-        <w:t xml:space="preserve">Question 29: </w:t>
-      </w:r>
-      <w:r>
-        <w:t>Lan will visit her grandmother next weekend.</w:t>
-      </w:r>
-    </w:p>
-    <w:p>
-      <w:r>
-        <w:t>A. Lan is visiting her grandmother next weekend.</w:t>
-      </w:r>
-    </w:p>
-    <w:p>
-      <w:r>
-        <w:t>B. Lan is going to visit her grandmother last weekend.</w:t>
-      </w:r>
-    </w:p>
-    <w:p>
-      <w:r>
-        <w:t>C. Lan will be visited by her grandmother next weekend.</w:t>
-      </w:r>
-    </w:p>
-    <w:p>
-      <w:r>
-        <w:t>D. Lan is going to visit her grandmother next weekend.</w:t>
-      </w:r>
-    </w:p>
-    <w:p>
-      <w:r>
-        <w:rPr>
-          <w:b/>
-        </w:rPr>
-        <w:t>Lời giải</w:t>
-      </w:r>
-    </w:p>
-    <w:p>
-      <w:r>
-        <w:t>Chọn D</w:t>
-        <w:br/>
-      </w:r>
-      <w:r>
-        <w:br/>
-      </w:r>
-      <w:r>
-        <w:t>- Lan is visiting her grandmother next weekend. (Lan sẽ đi thăm bà của mình vào cuối tuần tới.) - câu này có thể diễn tả kế hoạch tương lai gần, nhưng không bám đúng cấu trúc chuyển đổi Future simple cần kiểm tra.</w:t>
-        <w:br/>
-      </w:r>
-      <w:r>
-        <w:br/>
-      </w:r>
-      <w:r>
-        <w:t>- Lan is going to visit her grandmother last weekend. (Lan sẽ đi thăm bà của mình vào cuối tuần trước.) - sai về thời gian vì "last weekend" trái nghĩa với "next weekend".</w:t>
-        <w:br/>
-      </w:r>
-      <w:r>
-        <w:br/>
-      </w:r>
-      <w:r>
-        <w:t>- Lan will be visited by her grandmother next weekend. (Lan sẽ được bà của mình đến thăm vào cuối tuần tới.) - sai nghĩa vì đổi chủ thể thực hiện hành động.</w:t>
-        <w:br/>
-      </w:r>
-      <w:r>
-        <w:br/>
-      </w:r>
-      <w:r>
-        <w:t>- Lan is going to visit her grandmother next weekend. (Lan sẽ đi thăm bà của mình vào cuối tuần tới.) - đúng vì giữ nguyên nghĩa của câu gốc và chuyển từ thì tương lai đơn sang cấu trúc "be going to" để diễn tả dự định trong tương lai.</w:t>
-      </w:r>
-    </w:p>
-    <w:p>
-      <w:r>
-        <w:t>Tạm dịch: Lan sẽ đi thăm bà của mình vào cuối tuần tới.</w:t>
-      </w:r>
-    </w:p>
-    <w:p>
-      <w:r>
-        <w:t>→ Lan sẽ đi thăm bà của mình vào cuối tuần tới.</w:t>
-      </w:r>
-    </w:p>
-    <w:p>
-      <w:r>
-        <w:rPr>
-          <w:b/>
-        </w:rPr>
-        <w:t>Synonyms: Choose A, B, C or D that has the CLOSEST meaning to the underlined word/phrase in each question.</w:t>
-      </w:r>
-    </w:p>
-    <w:p>
-      <w:r>
-        <w:rPr>
-          <w:b/>
-        </w:rPr>
-        <w:t xml:space="preserve">Question 30: </w:t>
-      </w:r>
-      <w:r>
-        <w:t xml:space="preserve">People who live in the countryside often enjoy a </w:t>
-      </w:r>
-      <w:r>
-        <w:rPr>
-          <w:b/>
-          <w:u w:val="single"/>
-        </w:rPr>
-        <w:t>peaceful</w:t>
-      </w:r>
-      <w:r>
-        <w:t xml:space="preserve"> lifestyle, away from the noise and traffic of the city.</w:t>
-      </w:r>
-    </w:p>
-    <w:p>
-      <w:pPr>
-        <w:tabs>
-          <w:tab w:pos="2160" w:val="left"/>
-          <w:tab w:pos="3600" w:val="left"/>
-          <w:tab w:pos="3600" w:val="left"/>
-        </w:tabs>
-      </w:pPr>
-      <w:r>
-        <w:t>A. quiet</w:t>
-        <w:tab/>
-        <w:t>B. busy</w:t>
-        <w:tab/>
-        <w:t>C. modern</w:t>
-        <w:tab/>
-        <w:t>D. crowded</w:t>
-      </w:r>
-    </w:p>
-    <w:p>
-      <w:r>
-        <w:rPr>
-          <w:b/>
-        </w:rPr>
-        <w:t>Lời giải</w:t>
-      </w:r>
-    </w:p>
-    <w:p>
-      <w:r>
-        <w:t>Chọn A</w:t>
-      </w:r>
-    </w:p>
-    <w:p>
-      <w:r>
-        <w:t>peaceful (adj): yên bình, thanh bình</w:t>
-        <w:br/>
-      </w:r>
-      <w:r>
-        <w:t>quiet (adj): yên tĩnh, ít ồn ào → phù hợp ngữ cảnh (= peaceful)</w:t>
-        <w:br/>
-      </w:r>
-      <w:r>
-        <w:t>busy (adj): bận rộn, nhộn nhịp</w:t>
-        <w:br/>
-      </w:r>
-      <w:r>
-        <w:t>modern (adj): hiện đại</w:t>
-        <w:br/>
-      </w:r>
-      <w:r>
-        <w:t>crowded (adj): đông đúc</w:t>
-        <w:br/>
-      </w:r>
-      <w:r>
-        <w:t>Trong ngữ cảnh nói về lối sống ở nông thôn, “quiet” có nghĩa gần nhất với “peaceful” vì đều diễn tả sự yên tĩnh, thanh bình, không ồn ào.</w:t>
-      </w:r>
-    </w:p>
-    <w:p>
-      <w:r>
-        <w:t>Tạm dịch: Những người sống ở vùng nông thôn thường tận hưởng một lối sống yên bình, tránh xa tiếng ồn và xe cộ của thành phố.</w:t>
-      </w:r>
-    </w:p>
-    <w:p>
-      <w:r>
-        <w:rPr>
-          <w:b/>
-        </w:rPr>
-        <w:t xml:space="preserve">Question 31: </w:t>
-      </w:r>
-      <w:r>
-        <w:t xml:space="preserve">Many customers prefer to buy clothes during the end-of-season sale because the prices are </w:t>
-      </w:r>
-      <w:r>
-        <w:rPr>
-          <w:b/>
-          <w:u w:val="single"/>
-        </w:rPr>
-        <w:t>reasonable</w:t>
-      </w:r>
-      <w:r>
-        <w:t xml:space="preserve"> for most families.</w:t>
-      </w:r>
-    </w:p>
-    <w:p>
-      <w:pPr>
-        <w:tabs>
-          <w:tab w:pos="2160" w:val="left"/>
-          <w:tab w:pos="3600" w:val="left"/>
-          <w:tab w:pos="3600" w:val="left"/>
-        </w:tabs>
-      </w:pPr>
-      <w:r>
-        <w:t>A. expensive</w:t>
-        <w:tab/>
-        <w:t>B. affordable</w:t>
-        <w:tab/>
-        <w:t>C. fashionable</w:t>
-        <w:tab/>
-        <w:t>D. limited</w:t>
-      </w:r>
-    </w:p>
-    <w:p>
-      <w:r>
-        <w:rPr>
-          <w:b/>
-        </w:rPr>
-        <w:t>Lời giải</w:t>
-      </w:r>
-    </w:p>
-    <w:p>
-      <w:r>
-        <w:t>Chọn B</w:t>
-      </w:r>
-    </w:p>
-    <w:p>
-      <w:r>
-        <w:t>reasonable (adj): hợp lý, phải chăng</w:t>
-        <w:br/>
-      </w:r>
-      <w:r>
-        <w:t>affordable? Wait order must match options. expensive (adj): đắt đỏ</w:t>
-        <w:br/>
-      </w:r>
-      <w:r>
-        <w:t>affordable (adj): có thể chi trả được, phải chăng → phù hợp ngữ cảnh (= reasonable)</w:t>
-        <w:br/>
-      </w:r>
-      <w:r>
-        <w:t>fashionable (adj): hợp thời trang</w:t>
-        <w:br/>
-      </w:r>
-      <w:r>
-        <w:t>limited (adj): có hạn</w:t>
-        <w:br/>
-      </w:r>
-      <w:r>
-        <w:t>Trong ngữ cảnh nói về giá cả trong đợt giảm giá mà hầu hết các gia đình có thể mua được, "affordable" có nghĩa gần nhất với "reasonable".</w:t>
-      </w:r>
-    </w:p>
-    <w:p>
-      <w:r>
-        <w:t>Tạm dịch: Nhiều khách hàng thích mua quần áo vào đợt giảm giá cuối mùa vì giá cả phải chăng đối với hầu hết các gia đình.</w:t>
-      </w:r>
-    </w:p>
-    <w:p>
-      <w:r>
-        <w:rPr>
-          <w:b/>
-          <w:i/>
-        </w:rPr>
-        <w:t>Mark the letter A, B, C, or D on your answer sheet to indicate the word whose underlined part differs from the other three in pronunciation in each of the following questions.</w:t>
-      </w:r>
-    </w:p>
-    <w:p>
-      <w:r>
-        <w:rPr>
-          <w:b/>
-        </w:rPr>
-        <w:t xml:space="preserve">Question 32: </w:t>
-      </w:r>
-      <w:r>
-        <w:rPr>
-          <w:b/>
-        </w:rPr>
-        <w:t xml:space="preserve">A. </w:t>
-      </w:r>
-      <w:r>
-        <w:t>volcano</w:t>
-      </w:r>
-      <w:r>
-        <w:tab/>
-      </w:r>
-      <w:r>
-        <w:rPr>
-          <w:b/>
-        </w:rPr>
-        <w:t xml:space="preserve">B. </w:t>
-      </w:r>
-      <w:r>
-        <w:t>disaster</w:t>
-      </w:r>
-      <w:r>
-        <w:tab/>
-      </w:r>
-      <w:r>
-        <w:rPr>
-          <w:b/>
-        </w:rPr>
-        <w:t xml:space="preserve">C. </w:t>
-      </w:r>
-      <w:r>
-        <w:t>hurricane</w:t>
-      </w:r>
-      <w:r>
-        <w:tab/>
-      </w:r>
-      <w:r>
-        <w:rPr>
-          <w:b/>
-        </w:rPr>
-        <w:t xml:space="preserve">D. </w:t>
-      </w:r>
-      <w:r>
-        <w:t>erosion</w:t>
-      </w:r>
-    </w:p>
-    <w:p>
-      <w:r>
-        <w:rPr>
-          <w:b/>
-        </w:rPr>
-        <w:t>Lời giải</w:t>
-      </w:r>
-    </w:p>
-    <w:p>
-      <w:r>
-        <w:t>Chọn D</w:t>
-      </w:r>
-    </w:p>
-    <w:p>
-      <w:r>
-        <w:t>volcano /vɒlˈkeɪ.nəʊ/ (n): núi lửa</w:t>
-      </w:r>
-    </w:p>
-    <w:p>
-      <w:r>
-        <w:t>disaster /dɪˈzɑː.stər/ (n): thảm họa</w:t>
-      </w:r>
-    </w:p>
-    <w:p>
-      <w:r>
-        <w:t>hurricane /ˈhʌr.ɪ.kən/ (n): bão lớn</w:t>
-      </w:r>
-    </w:p>
-    <w:p>
-      <w:r>
-        <w:t>erosion /ɪˈrəʊ.ʒən/ (n): sự xói mòn</w:t>
-      </w:r>
-    </w:p>
-    <w:p>
-      <w:r>
-        <w:t>erosion có trọng âm rơi vào âm tiết thứ hai. Các từ còn lại có trọng âm rơi vào âm tiết thứ nhất.</w:t>
-      </w:r>
-    </w:p>
-    <w:p>
-      <w:r>
-        <w:rPr>
-          <w:b/>
-        </w:rPr>
-        <w:t xml:space="preserve">Question 33: </w:t>
-      </w:r>
-      <w:r>
-        <w:rPr>
-          <w:b/>
-        </w:rPr>
-        <w:t xml:space="preserve">A. </w:t>
-      </w:r>
-      <w:r>
-        <w:t>device</w:t>
-      </w:r>
-      <w:r>
-        <w:tab/>
-      </w:r>
-      <w:r>
-        <w:rPr>
-          <w:b/>
-        </w:rPr>
-        <w:t xml:space="preserve">B. </w:t>
-      </w:r>
-      <w:r>
-        <w:t>online</w:t>
-      </w:r>
-      <w:r>
-        <w:tab/>
-      </w:r>
-      <w:r>
-        <w:rPr>
-          <w:b/>
-        </w:rPr>
-        <w:t xml:space="preserve">C. </w:t>
-      </w:r>
-      <w:r>
-        <w:t>comment</w:t>
-      </w:r>
-      <w:r>
-        <w:tab/>
-      </w:r>
-      <w:r>
-        <w:rPr>
-          <w:b/>
-        </w:rPr>
-        <w:t xml:space="preserve">D. </w:t>
-      </w:r>
-      <w:r>
-        <w:t>connect</w:t>
-      </w:r>
-    </w:p>
-    <w:p>
-      <w:r>
-        <w:rPr>
-          <w:b/>
-        </w:rPr>
-        <w:t>Lời giải</w:t>
-      </w:r>
-    </w:p>
-    <w:p>
-      <w:r>
-        <w:t>Chọn C</w:t>
-      </w:r>
-    </w:p>
-    <w:p>
-      <w:r>
-        <w:t>device /dɪˈvaɪs/ (noun): thiết bị</w:t>
-      </w:r>
-    </w:p>
-    <w:p>
-      <w:r>
-        <w:t>online /ˌɒnˈlaɪn/ (adjective): trực tuyến</w:t>
-      </w:r>
-    </w:p>
-    <w:p>
-      <w:r>
-        <w:t>comment /ˈkɒment/ (noun): bình luận</w:t>
-      </w:r>
-    </w:p>
-    <w:p>
-      <w:r>
-        <w:t>connect /kəˈnekt/ (verb): kết nối</w:t>
-      </w:r>
-    </w:p>
-    <w:p>
-      <w:r>
-        <w:t>comment có trọng âm rơi vào âm tiết thứ nhất. Các từ còn lại có trọng âm rơi vào âm tiết thứ hai.</w:t>
-      </w:r>
-    </w:p>
-    <w:p>
-      <w:r>
-        <w:rPr>
-          <w:b/>
-        </w:rPr>
-        <w:t>Synonyms: Choose A, B, C or D that has the CLOSEST meaning to the underlined word/phrase in each question.</w:t>
-      </w:r>
-    </w:p>
-    <w:p>
-      <w:r>
-        <w:rPr>
-          <w:b/>
-        </w:rPr>
-        <w:t xml:space="preserve">Question 34: </w:t>
-      </w:r>
-      <w:r>
-        <w:t xml:space="preserve">This online shop is very </w:t>
-      </w:r>
-      <w:r>
-        <w:rPr>
-          <w:b/>
-          <w:u w:val="single"/>
-        </w:rPr>
-        <w:t>popular</w:t>
-      </w:r>
-      <w:r>
-        <w:t xml:space="preserve"> with teenagers because it sells cheap and trendy clothes.</w:t>
-      </w:r>
-    </w:p>
-    <w:p>
-      <w:pPr>
-        <w:tabs>
-          <w:tab w:pos="2160" w:val="left"/>
-          <w:tab w:pos="3600" w:val="left"/>
-          <w:tab w:pos="3600" w:val="left"/>
-        </w:tabs>
-      </w:pPr>
-      <w:r>
-        <w:t>A. famous</w:t>
-        <w:tab/>
-        <w:t>B. empty</w:t>
-        <w:tab/>
-        <w:t>C. careful</w:t>
-        <w:tab/>
-        <w:t>D. private</w:t>
-      </w:r>
-    </w:p>
-    <w:p>
-      <w:r>
-        <w:rPr>
-          <w:b/>
-        </w:rPr>
-        <w:t>Lời giải</w:t>
-      </w:r>
-    </w:p>
-    <w:p>
-      <w:r>
-        <w:t>Chọn A</w:t>
-      </w:r>
-    </w:p>
-    <w:p>
-      <w:r>
-        <w:t>popular (adj): phổ biến, được nhiều người ưa thích</w:t>
-        <w:br/>
-      </w:r>
-      <w:r>
-        <w:t>famous (adj): nổi tiếng, được nhiều người biết đến → phù hợp ngữ cảnh (= popular)</w:t>
-        <w:br/>
-      </w:r>
-      <w:r>
-        <w:t>empty (adj): trống rỗng</w:t>
-        <w:br/>
-      </w:r>
-      <w:r>
-        <w:t>careful (adj): cẩn thận</w:t>
-        <w:br/>
-      </w:r>
-      <w:r>
-        <w:t>private (adj): riêng tư</w:t>
-        <w:br/>
-      </w:r>
-      <w:r>
-        <w:t>Trong ngữ cảnh nói về một cửa hàng trực tuyến được nhiều bạn trẻ yêu thích, "famous" là từ có nghĩa gần nhất với "popular".</w:t>
-      </w:r>
-    </w:p>
-    <w:p>
-      <w:r>
-        <w:t>Tạm dịch: Cửa hàng trực tuyến này rất phổ biến với thanh thiếu niên vì nó bán quần áo rẻ và hợp thời trang.</w:t>
-      </w:r>
-    </w:p>
-    <w:p>
-      <w:r>
-        <w:rPr>
-          <w:b/>
-        </w:rPr>
-        <w:t xml:space="preserve">Question 35: </w:t>
-      </w:r>
-      <w:r>
-        <w:t xml:space="preserve">After the earthquake, many families had to leave their homes because the buildings were </w:t>
-      </w:r>
-      <w:r>
-        <w:rPr>
-          <w:b/>
-          <w:u w:val="single"/>
-        </w:rPr>
-        <w:t>unsafe</w:t>
-      </w:r>
-      <w:r>
-        <w:t xml:space="preserve"> to live in.</w:t>
-      </w:r>
-    </w:p>
-    <w:p>
-      <w:pPr>
-        <w:tabs>
-          <w:tab w:pos="2160" w:val="left"/>
-          <w:tab w:pos="3600" w:val="left"/>
-          <w:tab w:pos="3600" w:val="left"/>
-        </w:tabs>
-      </w:pPr>
-      <w:r>
-        <w:t>A. dangerous</w:t>
-        <w:tab/>
-        <w:t>B. empty</w:t>
-        <w:tab/>
-        <w:t>C. modern</w:t>
-        <w:tab/>
-        <w:t>D. quiet</w:t>
-      </w:r>
-    </w:p>
-    <w:p>
-      <w:r>
-        <w:rPr>
-          <w:b/>
-        </w:rPr>
-        <w:t>Lời giải</w:t>
-      </w:r>
-    </w:p>
-    <w:p>
-      <w:r>
-        <w:t>Chọn A</w:t>
-      </w:r>
-    </w:p>
-    <w:p>
-      <w:r>
-        <w:t>unsafe (adj): không an toàn, nguy hiểm</w:t>
-        <w:br/>
-      </w:r>
-      <w:r>
-        <w:br/>
-      </w:r>
-      <w:r>
-        <w:t>dangerous (adj): nguy hiểm → phù hợp ngữ cảnh (= unsafe)</w:t>
-        <w:br/>
-      </w:r>
-      <w:r>
-        <w:br/>
-      </w:r>
-      <w:r>
-        <w:t>empty (adj): trống, không có người</w:t>
-        <w:br/>
-      </w:r>
-      <w:r>
-        <w:br/>
-      </w:r>
-      <w:r>
-        <w:t>modern (adj): hiện đại</w:t>
-        <w:br/>
-      </w:r>
-      <w:r>
-        <w:br/>
-      </w:r>
-      <w:r>
-        <w:t>quiet (adj): yên tĩnh</w:t>
-        <w:br/>
-      </w:r>
-      <w:r>
-        <w:br/>
-      </w:r>
-      <w:r>
-        <w:t>Trong ngữ cảnh sau động đất, các tòa nhà không thể ở được vì không an toàn. "Dangerous" có nghĩa gần nhất với "unsafe".</w:t>
-      </w:r>
-    </w:p>
-    <w:p>
-      <w:r>
-        <w:t>Tạm dịch: Sau trận động đất, nhiều gia đình phải rời khỏi nhà vì các tòa nhà không an toàn để ở.</w:t>
+        <w:t>Họ cũng nên tôn trọng động vật hoang dã bằng cách giữ khoảng cách an toàn và không để lại rác.</w:t>
       </w:r>
     </w:p>
     <w:p>
@@ -2838,7 +2184,7 @@
         <w:rPr>
           <w:b/>
         </w:rPr>
-        <w:t>Staying Safe in Natural Disasters</w:t>
+        <w:t>Technology and Learning</w:t>
       </w:r>
     </w:p>
     <w:p>
@@ -2846,7 +2192,7 @@
         <w:jc w:val="both"/>
       </w:pPr>
       <w:r>
-        <w:t>P1. Natural disasters can happen suddenly and cause serious damage. Floods, earthquakes, and storms are some common examples. They may destroy homes, cut off roads, and leave people without electricity or clean water.</w:t>
+        <w:t>P1. Technology has changed the way many students learn. In the past, they often depended only on textbooks and classroom lessons. Today, they can watch videos, join online classes, and use learning apps at home or at school. These tools give learners more ways to study the same topic.</w:t>
       </w:r>
     </w:p>
     <w:p>
@@ -2854,25 +2200,17 @@
         <w:jc w:val="both"/>
       </w:pPr>
       <w:r>
-        <w:t>P2. Because of this, families should prepare before a disaster happens. They need to keep enough food and water, a flashlight, and basic medicine in a safe place. It is also important to learn where to go and how to contact each other in an emergency.</w:t>
-      </w:r>
-    </w:p>
-    <w:p>
-      <w:pPr>
-        <w:jc w:val="both"/>
-      </w:pPr>
-      <w:r>
-        <w:t xml:space="preserve">P3. During a disaster, people should stay calm and follow official instructions. For example, if there is a flood warning, they should move to higher ground. If an earthquake happens, they should protect their head and stay away from windows. Quick and </w:t>
+        <w:t xml:space="preserve">P2. One clear benefit is that students can learn at their own speed. If a lesson is difficult, they can pause a video or read the material again. Technology also makes lessons more </w:t>
       </w:r>
       <w:r>
         <w:rPr>
           <w:b/>
           <w:u w:val="single"/>
         </w:rPr>
-        <w:t>rapid</w:t>
-      </w:r>
-      <w:r>
-        <w:t xml:space="preserve"> action can save lives.</w:t>
+        <w:t>interesting</w:t>
+      </w:r>
+      <w:r>
+        <w:t xml:space="preserve"> through pictures, sound, and games. As a result, some students feel more motivated to study.</w:t>
       </w:r>
     </w:p>
     <w:p>
@@ -2880,7 +2218,14 @@
         <w:jc w:val="both"/>
       </w:pPr>
       <w:r>
-        <w:t>P4. After the danger ends, people may still face many problems. Some buildings can be unsafe, and streets may be blocked. However, communities often work together to help one another and rebuild their lives.</w:t>
+        <w:t xml:space="preserve">P3. However, technology also brings problems. Some students are easily distracted by social media or online games when they should be studying. Others may have trouble if they do not have a good internet connection or a suitable device. </w:t>
+      </w:r>
+      <w:r>
+        <w:rPr>
+          <w:b/>
+          <w:u w:val="single"/>
+        </w:rPr>
+        <w:t>For this reason, technology works best when students use it carefully and teachers guide them in the right way.</w:t>
       </w:r>
     </w:p>
     <w:p>
@@ -2888,30 +2233,30 @@
         <w:rPr>
           <w:b/>
         </w:rPr>
-        <w:t xml:space="preserve">Question 36: </w:t>
-      </w:r>
-      <w:r>
-        <w:t>What may happen after a natural disaster?</w:t>
-      </w:r>
-    </w:p>
-    <w:p>
-      <w:r>
-        <w:t>A. People may lose electricity and clean water.</w:t>
-      </w:r>
-    </w:p>
-    <w:p>
-      <w:r>
-        <w:t>B. People may learn a new language.</w:t>
-      </w:r>
-    </w:p>
-    <w:p>
-      <w:r>
-        <w:t>C. People may travel more often.</w:t>
-      </w:r>
-    </w:p>
-    <w:p>
-      <w:r>
-        <w:t>D. People may build larger houses immediately.</w:t>
+        <w:t xml:space="preserve">Question 25: </w:t>
+      </w:r>
+      <w:r>
+        <w:t>Which of the following is NOT mentioned as a way students learn with technology?</w:t>
+      </w:r>
+    </w:p>
+    <w:p>
+      <w:r>
+        <w:t>A. Watching videos</w:t>
+      </w:r>
+    </w:p>
+    <w:p>
+      <w:r>
+        <w:t>B. Joining online classes</w:t>
+      </w:r>
+    </w:p>
+    <w:p>
+      <w:r>
+        <w:t>C. Using learning apps</w:t>
+      </w:r>
+    </w:p>
+    <w:p>
+      <w:r>
+        <w:t>D. Doing science experiments in labs</w:t>
       </w:r>
     </w:p>
     <w:p>
@@ -2927,12 +2272,12 @@
         <w:rPr>
           <w:b/>
         </w:rPr>
-        <w:t>Chọn A</w:t>
-      </w:r>
-    </w:p>
-    <w:p>
-      <w:r>
-        <w:t>People may lose electricity and clean water matches the effect mentioned in the first paragraph. The other choices are not stated as results of natural disasters in the passage.</w:t>
+        <w:t>Chọn D</w:t>
+      </w:r>
+    </w:p>
+    <w:p>
+      <w:r>
+        <w:t>The passage lists several technology-based learning methods such as watching videos, joining online classes, and using learning apps. The idea of doing science experiments in labs does not appear in the passage, so it is the only option not mentioned.</w:t>
       </w:r>
     </w:p>
     <w:p>
@@ -2948,7 +2293,7 @@
           <w:i w:val="0"/>
           <w:u w:val="none"/>
         </w:rPr>
-        <w:t>They may destroy homes, cut off roads, and leave people without electricity or clean water.</w:t>
+        <w:t>Today, they can watch videos, join online classes, and use learning apps at home or at school.</w:t>
       </w:r>
     </w:p>
     <w:p>
@@ -2964,7 +2309,7 @@
           <w:i w:val="0"/>
           <w:u w:val="none"/>
         </w:rPr>
-        <w:t>Chúng có thể phá hủy nhà cửa, cắt đứt đường sá và khiến người dân không có điện hoặc nước sạch.</w:t>
+        <w:t>Ngày nay, họ có thể xem video, tham gia các lớp học trực tuyến và sử dụng các ứng dụng học tập ở nhà hoặc ở trường.</w:t>
       </w:r>
     </w:p>
     <w:p>
@@ -2972,30 +2317,46 @@
         <w:rPr>
           <w:b/>
         </w:rPr>
-        <w:t xml:space="preserve">Question 37: </w:t>
-      </w:r>
-      <w:r>
-        <w:t>Why should families prepare before a disaster happens?</w:t>
-      </w:r>
-    </w:p>
-    <w:p>
-      <w:r>
-        <w:t>A. Because disasters always last for many months.</w:t>
-      </w:r>
-    </w:p>
-    <w:p>
-      <w:r>
-        <w:t>B. Because preparation helps them stay safer in emergencies.</w:t>
-      </w:r>
-    </w:p>
-    <w:p>
-      <w:r>
-        <w:t>C. Because they need to move to a new city.</w:t>
-      </w:r>
-    </w:p>
-    <w:p>
-      <w:r>
-        <w:t>D. Because official instructions are often incorrect.</w:t>
+        <w:t xml:space="preserve">Question 26: </w:t>
+      </w:r>
+      <w:r>
+        <w:t xml:space="preserve">The word </w:t>
+      </w:r>
+      <w:r>
+        <w:t>"</w:t>
+      </w:r>
+      <w:r>
+        <w:rPr>
+          <w:b/>
+          <w:u w:val="single"/>
+        </w:rPr>
+        <w:t>interesting</w:t>
+      </w:r>
+      <w:r>
+        <w:t>"</w:t>
+      </w:r>
+      <w:r>
+        <w:t xml:space="preserve"> in paragraph 2 is closest in meaning to ______.</w:t>
+      </w:r>
+    </w:p>
+    <w:p>
+      <w:r>
+        <w:t>A. boring</w:t>
+      </w:r>
+    </w:p>
+    <w:p>
+      <w:r>
+        <w:t>B. engaging</w:t>
+      </w:r>
+    </w:p>
+    <w:p>
+      <w:r>
+        <w:t>C. traditional</w:t>
+      </w:r>
+    </w:p>
+    <w:p>
+      <w:r>
+        <w:t>D. difficult</w:t>
       </w:r>
     </w:p>
     <w:p>
@@ -3016,7 +2377,27 @@
     </w:p>
     <w:p>
       <w:r>
-        <w:t>Because preparation helps them stay safer in emergencies is correct because the passage explains that families should keep supplies, know where to go, and know how to contact each other before a disaster. The other choices change the reason or add information not found in the text.</w:t>
+        <w:t>engaging: hấp dẫn, lôi cuốn → phù hợp ngữ cảnh</w:t>
+      </w:r>
+    </w:p>
+    <w:p>
+      <w:r>
+        <w:t>boring: chán → trái nghĩa</w:t>
+      </w:r>
+    </w:p>
+    <w:p>
+      <w:r>
+        <w:t>traditional: truyền thống → không cùng nghĩa</w:t>
+      </w:r>
+    </w:p>
+    <w:p>
+      <w:r>
+        <w:t>difficult: khó → không phù hợp ngữ cảnh</w:t>
+      </w:r>
+    </w:p>
+    <w:p>
+      <w:r>
+        <w:t>In the sentence, technology makes lessons more attractive through pictures, sound, and games, so "engaging" is the closest meaning.</w:t>
       </w:r>
     </w:p>
     <w:p>
@@ -3032,7 +2413,7 @@
           <w:i w:val="0"/>
           <w:u w:val="none"/>
         </w:rPr>
-        <w:t>Because of this, families should prepare before a disaster happens. They need to keep enough food and water, a flashlight, and basic medicine in a safe place.</w:t>
+        <w:t>Technology also makes lessons more interesting through pictures, sound, and games.</w:t>
       </w:r>
     </w:p>
     <w:p>
@@ -3048,7 +2429,7 @@
           <w:i w:val="0"/>
           <w:u w:val="none"/>
         </w:rPr>
-        <w:t>Vì điều này, các gia đình nên chuẩn bị trước khi thảm họa xảy ra. Họ cần giữ đủ thức ăn, nước uống, đèn pin và thuốc men cơ bản ở một nơi an toàn.</w:t>
+        <w:t>Công nghệ cũng làm cho bài học trở nên thú vị hơn thông qua hình ảnh, âm thanh và trò chơi.</w:t>
       </w:r>
     </w:p>
     <w:p>
@@ -3056,10 +2437,10 @@
         <w:rPr>
           <w:b/>
         </w:rPr>
-        <w:t xml:space="preserve">Question 38: </w:t>
-      </w:r>
-      <w:r>
-        <w:t xml:space="preserve">The word </w:t>
+        <w:t xml:space="preserve">Question 27: </w:t>
+      </w:r>
+      <w:r>
+        <w:t xml:space="preserve">In paragraph 2, the word </w:t>
       </w:r>
       <w:r>
         <w:t>"</w:t>
@@ -3069,33 +2450,33 @@
           <w:b/>
           <w:u w:val="single"/>
         </w:rPr>
-        <w:t>rapid</w:t>
+        <w:t>they</w:t>
       </w:r>
       <w:r>
         <w:t>"</w:t>
       </w:r>
       <w:r>
-        <w:t xml:space="preserve"> in paragraph 3 is closest in meaning to ______.</w:t>
-      </w:r>
-    </w:p>
-    <w:p>
-      <w:r>
-        <w:t>A. slow</w:t>
-      </w:r>
-    </w:p>
-    <w:p>
-      <w:r>
-        <w:t>B. careful</w:t>
-      </w:r>
-    </w:p>
-    <w:p>
-      <w:r>
-        <w:t>C. quick</w:t>
-      </w:r>
-    </w:p>
-    <w:p>
-      <w:r>
-        <w:t>D. possible</w:t>
+        <w:t xml:space="preserve"> refers to ______.</w:t>
+      </w:r>
+    </w:p>
+    <w:p>
+      <w:r>
+        <w:t>A. students</w:t>
+      </w:r>
+    </w:p>
+    <w:p>
+      <w:r>
+        <w:t>B. videos</w:t>
+      </w:r>
+    </w:p>
+    <w:p>
+      <w:r>
+        <w:t>C. lessons</w:t>
+      </w:r>
+    </w:p>
+    <w:p>
+      <w:r>
+        <w:t>D. apps</w:t>
       </w:r>
     </w:p>
     <w:p>
@@ -3111,32 +2492,12 @@
         <w:rPr>
           <w:b/>
         </w:rPr>
-        <w:t>Chọn C</w:t>
-      </w:r>
-    </w:p>
-    <w:p>
-      <w:r>
-        <w:t>slow (adj): chậm</w:t>
-      </w:r>
-    </w:p>
-    <w:p>
-      <w:r>
-        <w:t>careful (adj): cẩn thận</w:t>
-      </w:r>
-    </w:p>
-    <w:p>
-      <w:r>
-        <w:t>quick (adj): nhanh → phù hợp ngữ cảnh</w:t>
-      </w:r>
-    </w:p>
-    <w:p>
-      <w:r>
-        <w:t>possible (adj): có thể</w:t>
-      </w:r>
-    </w:p>
-    <w:p>
-      <w:r>
-        <w:t>In the phrase "Quick and rapid action," the word "rapid" means fast or quick.</w:t>
+        <w:t>Chọn A</w:t>
+      </w:r>
+    </w:p>
+    <w:p>
+      <w:r>
+        <w:t>The pronoun refers back to the noun phrase placed right before it in meaning. In this part, the passage talks about students learning at their own speed, and then says they can pause a video or read the material again. Therefore, "they" refers to students.</w:t>
       </w:r>
     </w:p>
     <w:p>
@@ -3152,7 +2513,7 @@
           <w:i w:val="0"/>
           <w:u w:val="none"/>
         </w:rPr>
-        <w:t>Quick and rapid action can save lives.</w:t>
+        <w:t>One clear benefit is that students can learn at their own speed. If a lesson is difficult, they can pause a video or read the material again.</w:t>
       </w:r>
     </w:p>
     <w:p>
@@ -3168,7 +2529,7 @@
           <w:i w:val="0"/>
           <w:u w:val="none"/>
         </w:rPr>
-        <w:t>Hành động nhanh và kịp thời có thể cứu sống con người.</w:t>
+        <w:t>Một lợi ích rõ ràng là học sinh có thể học theo tốc độ của riêng mình. Nếu một bài học khó, họ có thể tạm dừng video hoặc đọc lại tài liệu.</w:t>
       </w:r>
     </w:p>
     <w:p>
@@ -3176,30 +2537,46 @@
         <w:rPr>
           <w:b/>
         </w:rPr>
-        <w:t xml:space="preserve">Question 39: </w:t>
-      </w:r>
-      <w:r>
-        <w:t>Which of the following is NOT true according to the passage?</w:t>
-      </w:r>
-    </w:p>
-    <w:p>
-      <w:r>
-        <w:t>A. People should follow official instructions during a disaster.</w:t>
-      </w:r>
-    </w:p>
-    <w:p>
-      <w:r>
-        <w:t>B. In a flood, people should move to higher ground.</w:t>
-      </w:r>
-    </w:p>
-    <w:p>
-      <w:r>
-        <w:t>C. After a disaster, all buildings are safe to enter again.</w:t>
-      </w:r>
-    </w:p>
-    <w:p>
-      <w:r>
-        <w:t>D. Communities often help each other after disasters.</w:t>
+        <w:t xml:space="preserve">Question 28: </w:t>
+      </w:r>
+      <w:r>
+        <w:t xml:space="preserve">The word </w:t>
+      </w:r>
+      <w:r>
+        <w:t>"</w:t>
+      </w:r>
+      <w:r>
+        <w:rPr>
+          <w:b/>
+          <w:u w:val="single"/>
+        </w:rPr>
+        <w:t>difficult</w:t>
+      </w:r>
+      <w:r>
+        <w:t>"</w:t>
+      </w:r>
+      <w:r>
+        <w:t xml:space="preserve"> in paragraph 2 is closest in meaning to the opposite of ______.</w:t>
+      </w:r>
+    </w:p>
+    <w:p>
+      <w:r>
+        <w:t>A. easy</w:t>
+      </w:r>
+    </w:p>
+    <w:p>
+      <w:r>
+        <w:t>B. useful</w:t>
+      </w:r>
+    </w:p>
+    <w:p>
+      <w:r>
+        <w:t>C. modern</w:t>
+      </w:r>
+    </w:p>
+    <w:p>
+      <w:r>
+        <w:t>D. careful</w:t>
       </w:r>
     </w:p>
     <w:p>
@@ -3215,12 +2592,32 @@
         <w:rPr>
           <w:b/>
         </w:rPr>
-        <w:t>Chọn C</w:t>
-      </w:r>
-    </w:p>
-    <w:p>
-      <w:r>
-        <w:t>After a disaster, all buildings are safe to enter again is not true because the passage says some buildings can be unsafe after the danger ends. The other statements are supported by the text.</w:t>
+        <w:t>Chọn A</w:t>
+      </w:r>
+    </w:p>
+    <w:p>
+      <w:r>
+        <w:t>easy: dễ = từ trái nghĩa phù hợp</w:t>
+      </w:r>
+    </w:p>
+    <w:p>
+      <w:r>
+        <w:t>useful: hữu ích → không phải từ trái nghĩa trực tiếp</w:t>
+      </w:r>
+    </w:p>
+    <w:p>
+      <w:r>
+        <w:t>modern: hiện đại → không liên quan</w:t>
+      </w:r>
+    </w:p>
+    <w:p>
+      <w:r>
+        <w:t>careful: cẩn thận → không phù hợp ngữ cảnh</w:t>
+      </w:r>
+    </w:p>
+    <w:p>
+      <w:r>
+        <w:t>In context, "difficult" describes a hard lesson, so its opposite is "easy."</w:t>
       </w:r>
     </w:p>
     <w:p>
@@ -3236,7 +2633,7 @@
           <w:i w:val="0"/>
           <w:u w:val="none"/>
         </w:rPr>
-        <w:t>After the danger ends, people may still face many problems. Some buildings can be unsafe, and streets may be blocked.</w:t>
+        <w:t>If a lesson is difficult, they can pause a video or read the material again.</w:t>
       </w:r>
     </w:p>
     <w:p>
@@ -3252,7 +2649,7 @@
           <w:i w:val="0"/>
           <w:u w:val="none"/>
         </w:rPr>
-        <w:t>Sau khi nguy hiểm kết thúc, người dân vẫn có thể đối mặt với nhiều vấn đề. Một số tòa nhà có thể không an toàn và đường phố có thể bị chặn.</w:t>
+        <w:t>Nếu một bài học khó, họ có thể tạm dừng video hoặc đọc lại tài liệu.</w:t>
       </w:r>
     </w:p>
     <w:p>
@@ -3260,30 +2657,30 @@
         <w:rPr>
           <w:b/>
         </w:rPr>
-        <w:t xml:space="preserve">Question 40: </w:t>
-      </w:r>
-      <w:r>
-        <w:t>What is the main idea of the passage?</w:t>
-      </w:r>
-    </w:p>
-    <w:p>
-      <w:r>
-        <w:t>A. Natural disasters only affect large cities.</w:t>
-      </w:r>
-    </w:p>
-    <w:p>
-      <w:r>
-        <w:t>B. People should ignore warnings during disasters.</w:t>
-      </w:r>
-    </w:p>
-    <w:p>
-      <w:r>
-        <w:t>C. Natural disasters are interesting events for communities.</w:t>
-      </w:r>
-    </w:p>
-    <w:p>
-      <w:r>
-        <w:t>D. People can reduce danger by preparing for and responding properly to natural disasters.</w:t>
+        <w:t xml:space="preserve">Question 29: </w:t>
+      </w:r>
+      <w:r>
+        <w:t>According to the passage, some students feel more motivated to study because technology ______.</w:t>
+      </w:r>
+    </w:p>
+    <w:p>
+      <w:r>
+        <w:t>A. replaces all classroom lessons</w:t>
+      </w:r>
+    </w:p>
+    <w:p>
+      <w:r>
+        <w:t>B. allows them to finish school earlier</w:t>
+      </w:r>
+    </w:p>
+    <w:p>
+      <w:r>
+        <w:t>C. makes lessons more attractive with pictures, sound, and games</w:t>
+      </w:r>
+    </w:p>
+    <w:p>
+      <w:r>
+        <w:t>D. stops them from using social media</w:t>
       </w:r>
     </w:p>
     <w:p>
@@ -3299,12 +2696,12 @@
         <w:rPr>
           <w:b/>
         </w:rPr>
-        <w:t>Chọn D</w:t>
-      </w:r>
-    </w:p>
-    <w:p>
-      <w:r>
-        <w:t>People can reduce danger by preparing for and responding properly to natural disasters best covers the whole passage: the effects of disasters, the need to prepare, safe actions during disasters, and community recovery afterward. The other choices are too narrow or incorrect.</w:t>
+        <w:t>Chọn C</w:t>
+      </w:r>
+    </w:p>
+    <w:p>
+      <w:r>
+        <w:t>The sentence needs a reason for increased motivation. The passage explains that technology makes lessons more appealing by using pictures, sound, and games, and then states that as a result some students feel more motivated. The other options either add ideas not in the passage or change the meaning.</w:t>
       </w:r>
     </w:p>
     <w:p>
@@ -3320,7 +2717,7 @@
           <w:i w:val="0"/>
           <w:u w:val="none"/>
         </w:rPr>
-        <w:t>Because of this, families should prepare before a disaster happens... During a disaster, people should stay calm and follow official instructions... However, communities often work together to help one another and rebuild their lives.</w:t>
+        <w:t>Technology also makes lessons more interesting through pictures, sound, and games. As a result, some students feel more motivated to study.</w:t>
       </w:r>
     </w:p>
     <w:p>
@@ -3336,7 +2733,1001 @@
           <w:i w:val="0"/>
           <w:u w:val="none"/>
         </w:rPr>
-        <w:t>Vì điều này, các gia đình nên chuẩn bị trước khi thảm họa xảy ra... Trong khi thảm họa diễn ra, mọi người nên giữ bình tĩnh và làm theo hướng dẫn chính thức... Tuy nhiên, cộng đồng thường cùng nhau giúp đỡ lẫn nhau và xây dựng lại cuộc sống.</w:t>
+        <w:t>Công nghệ cũng làm cho bài học trở nên thú vị hơn thông qua hình ảnh, âm thanh và trò chơi. Kết quả là một số học sinh cảm thấy có động lực học hơn.</w:t>
+      </w:r>
+    </w:p>
+    <w:p>
+      <w:r>
+        <w:rPr>
+          <w:b/>
+        </w:rPr>
+        <w:t xml:space="preserve">Question 30: </w:t>
+      </w:r>
+      <w:r>
+        <w:t>What is the main idea of paragraph 3?</w:t>
+      </w:r>
+    </w:p>
+    <w:p>
+      <w:r>
+        <w:t>A. Technology always causes more harm than good in education.</w:t>
+      </w:r>
+    </w:p>
+    <w:p>
+      <w:r>
+        <w:t>B. Technology can create problems, so it should be used carefully with teacher support.</w:t>
+      </w:r>
+    </w:p>
+    <w:p>
+      <w:r>
+        <w:t>C. Students should only study with the internet at home.</w:t>
+      </w:r>
+    </w:p>
+    <w:p>
+      <w:r>
+        <w:t>D. Online games are the most useful part of learning technology.</w:t>
+      </w:r>
+    </w:p>
+    <w:p>
+      <w:r>
+        <w:rPr>
+          <w:b/>
+        </w:rPr>
+        <w:t>Lời giải</w:t>
+      </w:r>
+    </w:p>
+    <w:p>
+      <w:r>
+        <w:rPr>
+          <w:b/>
+        </w:rPr>
+        <w:t>Chọn B</w:t>
+      </w:r>
+    </w:p>
+    <w:p>
+      <w:r>
+        <w:t>This paragraph focuses on the drawbacks of technology in learning, such as distraction and poor internet or devices, and then concludes that it works best when students use it carefully and teachers guide them. That option covers both the problems and the suggested condition for effective use. The other options are too extreme, too narrow, or incorrect.</w:t>
+      </w:r>
+    </w:p>
+    <w:p>
+      <w:r>
+        <w:rPr>
+          <w:b/>
+        </w:rPr>
+        <w:t xml:space="preserve">Trích bài: </w:t>
+      </w:r>
+      <w:r>
+        <w:rPr>
+          <w:b w:val="0"/>
+          <w:i w:val="0"/>
+          <w:u w:val="none"/>
+        </w:rPr>
+        <w:t>However, technology also brings problems. Some students are easily distracted by social media or online games when they should be studying. Others may have trouble if they do not have a good internet connection or a suitable device. For this reason, technology works best when students use it carefully and teachers guide them in the right way.</w:t>
+      </w:r>
+    </w:p>
+    <w:p>
+      <w:r>
+        <w:rPr>
+          <w:b/>
+        </w:rPr>
+        <w:t xml:space="preserve">Tạm dịch: </w:t>
+      </w:r>
+      <w:r>
+        <w:rPr>
+          <w:b w:val="0"/>
+          <w:i w:val="0"/>
+          <w:u w:val="none"/>
+        </w:rPr>
+        <w:t>Tuy nhiên, công nghệ cũng mang lại những vấn đề. Một số học sinh dễ bị sao nhãng bởi mạng xã hội hoặc trò chơi trực tuyến khi đáng lẽ họ nên học. Những em khác có thể gặp khó khăn nếu không có kết nối internet tốt hoặc thiết bị phù hợp. Vì lý do đó, công nghệ hoạt động tốt nhất khi học sinh sử dụng nó cẩn thận và giáo viên hướng dẫn các em đúng cách.</w:t>
+      </w:r>
+    </w:p>
+    <w:p>
+      <w:r>
+        <w:rPr>
+          <w:b/>
+        </w:rPr>
+        <w:t>Sentence rewriting: Choose A, B, C or D that has the CLOSEST meaning to the given sentence in each question.</w:t>
+      </w:r>
+    </w:p>
+    <w:p>
+      <w:r>
+        <w:rPr>
+          <w:b/>
+        </w:rPr>
+        <w:t xml:space="preserve">Question 31: </w:t>
+      </w:r>
+      <w:r>
+        <w:t>I don't have a laptop, so I can't work from home more easily.</w:t>
+      </w:r>
+    </w:p>
+    <w:p>
+      <w:r>
+        <w:t>A. I wish I had a laptop so that I could work from home more easily.</w:t>
+      </w:r>
+    </w:p>
+    <w:p>
+      <w:r>
+        <w:t>B. I wish I have a laptop so that I can work from home more easily.</w:t>
+      </w:r>
+    </w:p>
+    <w:p>
+      <w:r>
+        <w:t>C. I wish I had had a laptop so that I could work from home more easily.</w:t>
+      </w:r>
+    </w:p>
+    <w:p>
+      <w:r>
+        <w:t>D. I wish I didn't have a laptop so that I could work from home more easily.</w:t>
+      </w:r>
+    </w:p>
+    <w:p>
+      <w:r>
+        <w:rPr>
+          <w:b/>
+        </w:rPr>
+        <w:t>Lời giải</w:t>
+      </w:r>
+    </w:p>
+    <w:p>
+      <w:r>
+        <w:t>Chọn A</w:t>
+        <w:br/>
+      </w:r>
+      <w:r>
+        <w:br/>
+      </w:r>
+      <w:r>
+        <w:t>- I wish I had a laptop so that I could work from home more easily. (Tôi ước mình có một chiếc laptop để có thể làm việc ở nhà dễ dàng hơn.) → đúng vì cấu trúc "wish + past simple" diễn tả điều ước trái với hiện tại, phù hợp với việc hiện tại không có laptop.</w:t>
+        <w:br/>
+      </w:r>
+      <w:r>
+        <w:br/>
+      </w:r>
+      <w:r>
+        <w:t>- I wish I have a laptop so that I can work from home more easily. (Tôi ước mình có một chiếc laptop để có thể làm việc ở nhà dễ dàng hơn.) - sai ngữ pháp vì sau "wish" diễn tả điều ước ở hiện tại phải dùng động từ lùi thì, không dùng "have" và "can".</w:t>
+        <w:br/>
+      </w:r>
+      <w:r>
+        <w:br/>
+      </w:r>
+      <w:r>
+        <w:t>- I wish I had had a laptop so that I could work from home more easily. (Tôi ước mình đã có một chiếc laptop để có thể làm việc ở nhà dễ dàng hơn.) - sai về thời gian vì "had had" diễn tả điều ước trái với quá khứ, trong khi câu gốc nói về thực tế hiện tại.</w:t>
+        <w:br/>
+      </w:r>
+      <w:r>
+        <w:br/>
+      </w:r>
+      <w:r>
+        <w:t>- I wish I didn't have a laptop so that I could work from home more easily. (Tôi ước mình không có laptop để có thể làm việc ở nhà dễ dàng hơn.) - sai nghĩa vì đảo ngược nội dung của câu gốc.</w:t>
+      </w:r>
+    </w:p>
+    <w:p>
+      <w:r>
+        <w:t>Tạm dịch: Tôi không có laptop, nên tôi không thể làm việc ở nhà dễ dàng hơn.</w:t>
+      </w:r>
+    </w:p>
+    <w:p>
+      <w:r>
+        <w:t>→ Tôi ước mình có một chiếc laptop để có thể làm việc ở nhà dễ dàng hơn.</w:t>
+      </w:r>
+    </w:p>
+    <w:p>
+      <w:r>
+        <w:rPr>
+          <w:b/>
+        </w:rPr>
+        <w:t xml:space="preserve">Question 32: </w:t>
+      </w:r>
+      <w:r>
+        <w:t>The manager said, "We will launch the new training program next month."</w:t>
+      </w:r>
+    </w:p>
+    <w:p>
+      <w:r>
+        <w:t>A. The manager said that they would launch the new training program the following month.</w:t>
+      </w:r>
+    </w:p>
+    <w:p>
+      <w:r>
+        <w:t>B. The manager said that they will launch the new training program the following month.</w:t>
+      </w:r>
+    </w:p>
+    <w:p>
+      <w:r>
+        <w:t>C. The manager said that we would launch the new training program next month.</w:t>
+      </w:r>
+    </w:p>
+    <w:p>
+      <w:r>
+        <w:t>D. The manager said they launched the new training program the following month.</w:t>
+      </w:r>
+    </w:p>
+    <w:p>
+      <w:r>
+        <w:rPr>
+          <w:b/>
+        </w:rPr>
+        <w:t>Lời giải</w:t>
+      </w:r>
+    </w:p>
+    <w:p>
+      <w:r>
+        <w:t>Chọn A</w:t>
+        <w:br/>
+      </w:r>
+      <w:r>
+        <w:br/>
+      </w:r>
+      <w:r>
+        <w:t>Lời giải</w:t>
+        <w:br/>
+      </w:r>
+      <w:r>
+        <w:br/>
+      </w:r>
+      <w:r>
+        <w:t>- The manager said that they would launch the new training program the following month. (Người quản lý nói rằng họ sẽ triển khai chương trình đào tạo mới vào tháng sau đó.) → chọn vì đây là câu tường thuật đúng: lùi thì từ "will" thành "would" và đổi "next month" thành "the following month", đồng thời giữ nguyên nghĩa của câu gốc.</w:t>
+        <w:br/>
+      </w:r>
+      <w:r>
+        <w:br/>
+      </w:r>
+      <w:r>
+        <w:t>- The manager said that they will launch the new training program the following month. (Người quản lý nói rằng họ sẽ triển khai chương trình đào tạo mới vào tháng sau đó.) - sai vì chưa lùi thì từ "will" thành "would" trong câu tường thuật với động từ tường thuật ở quá khứ.</w:t>
+        <w:br/>
+      </w:r>
+      <w:r>
+        <w:br/>
+      </w:r>
+      <w:r>
+        <w:t>- The manager said that we would launch the new training program next month. (Người quản lý nói rằng chúng tôi sẽ triển khai chương trình đào tạo mới vào tháng tới.) - sai vì giữ nguyên "next month" thay vì đổi mốc thời gian cho phù hợp; ngoài ra đổi đại từ làm câu kém chính xác hơn so với câu gốc.</w:t>
+        <w:br/>
+      </w:r>
+      <w:r>
+        <w:br/>
+      </w:r>
+      <w:r>
+        <w:t>- The manager said they launched the new training program the following month. (Người quản lý nói rằng họ đã triển khai chương trình đào tạo mới vào tháng sau đó.) - sai vì đổi nghĩa từ kế hoạch trong tương lai sang hành động đã xảy ra.</w:t>
+      </w:r>
+    </w:p>
+    <w:p>
+      <w:r>
+        <w:t>Tạm dịch: Người quản lý nói: "Chúng tôi sẽ triển khai chương trình đào tạo mới vào tháng tới."</w:t>
+      </w:r>
+    </w:p>
+    <w:p>
+      <w:r>
+        <w:t>→ Người quản lý nói rằng họ sẽ triển khai chương trình đào tạo mới vào tháng sau đó.</w:t>
+      </w:r>
+    </w:p>
+    <w:p>
+      <w:r>
+        <w:rPr>
+          <w:b/>
+        </w:rPr>
+        <w:t xml:space="preserve">Question 33: </w:t>
+      </w:r>
+      <w:r>
+        <w:t>This online course is more useful than the one I took last summer.</w:t>
+      </w:r>
+    </w:p>
+    <w:p>
+      <w:r>
+        <w:t>A. The online course I took last summer was as useful as this one.</w:t>
+      </w:r>
+    </w:p>
+    <w:p>
+      <w:r>
+        <w:t>B. The one I took last summer was not as useful as this online course.</w:t>
+      </w:r>
+    </w:p>
+    <w:p>
+      <w:r>
+        <w:t>C. The one I took last summer was more useful than this online course.</w:t>
+      </w:r>
+    </w:p>
+    <w:p>
+      <w:r>
+        <w:t>D. This online course is not as useful as the one I took last summer.</w:t>
+      </w:r>
+    </w:p>
+    <w:p>
+      <w:r>
+        <w:rPr>
+          <w:b/>
+        </w:rPr>
+        <w:t>Lời giải</w:t>
+      </w:r>
+    </w:p>
+    <w:p>
+      <w:r>
+        <w:t>Chọn B</w:t>
+        <w:br/>
+      </w:r>
+      <w:r>
+        <w:br/>
+      </w:r>
+      <w:r>
+        <w:t>Lời giải</w:t>
+        <w:br/>
+      </w:r>
+      <w:r>
+        <w:br/>
+      </w:r>
+      <w:r>
+        <w:t>- The online course I took last summer was as useful as this one. (Khóa học trực tuyến tôi học mùa hè năm ngoái hữu ích như khóa này.) - sai vì “as ... as” diễn tả mức độ bằng nhau, không phải so sánh hơn.</w:t>
+        <w:br/>
+      </w:r>
+      <w:r>
+        <w:br/>
+      </w:r>
+      <w:r>
+        <w:t>- The one I took last summer was not as useful as this online course. (Khóa học tôi học mùa hè năm ngoái không hữu ích bằng khóa học trực tuyến này.) → chọn vì cấu trúc “not as + adjective + as” tương đương với so sánh hơn “more + adjective + than”, giữ nguyên nghĩa 100%.</w:t>
+        <w:br/>
+      </w:r>
+      <w:r>
+        <w:br/>
+      </w:r>
+      <w:r>
+        <w:t>- The one I took last summer was more useful than this online course. (Khóa học tôi học mùa hè năm ngoái hữu ích hơn khóa học trực tuyến này.) - sai vì đảo ngược quan hệ so sánh.</w:t>
+        <w:br/>
+      </w:r>
+      <w:r>
+        <w:br/>
+      </w:r>
+      <w:r>
+        <w:t>- This online course is not as useful as the one I took last summer. (Khóa học trực tuyến này không hữu ích bằng khóa học tôi học mùa hè năm ngoái.) - sai vì trái nghĩa với câu gốc.</w:t>
+      </w:r>
+    </w:p>
+    <w:p>
+      <w:r>
+        <w:t>Tạm dịch: Khóa học trực tuyến này hữu ích hơn khóa tôi đã học vào mùa hè năm ngoái.</w:t>
+      </w:r>
+    </w:p>
+    <w:p>
+      <w:r>
+        <w:t>→ Khóa học tôi đã học vào mùa hè năm ngoái không hữu ích bằng khóa học trực tuyến này.</w:t>
+      </w:r>
+    </w:p>
+    <w:p>
+      <w:r>
+        <w:rPr>
+          <w:b/>
+        </w:rPr>
+        <w:t>Sentence combination: Choose A, B, C or D that has the CLOSEST meaning to the given pair of sentences in each question.</w:t>
+      </w:r>
+    </w:p>
+    <w:p>
+      <w:r>
+        <w:rPr>
+          <w:b/>
+        </w:rPr>
+        <w:t xml:space="preserve">Question 34: </w:t>
+      </w:r>
+      <w:r>
+        <w:t>The school picnic was canceled. Because of the heavy rain, the park was unsafe.</w:t>
+      </w:r>
+    </w:p>
+    <w:p>
+      <w:r>
+        <w:t>A. The school picnic was canceled because the park was unsafe because of the heavy rain.</w:t>
+      </w:r>
+    </w:p>
+    <w:p>
+      <w:r>
+        <w:t>B. Because of the heavy rain, the school picnic was canceled although the park was unsafe.</w:t>
+      </w:r>
+    </w:p>
+    <w:p>
+      <w:r>
+        <w:t>C. The school picnic was canceled because of the park was unsafe in the heavy rain.</w:t>
+      </w:r>
+    </w:p>
+    <w:p>
+      <w:r>
+        <w:t>D. Because of the heavy rain, the park was unsafe, so the school picnic was canceled.</w:t>
+      </w:r>
+    </w:p>
+    <w:p>
+      <w:r>
+        <w:rPr>
+          <w:b/>
+        </w:rPr>
+        <w:t>Lời giải</w:t>
+      </w:r>
+    </w:p>
+    <w:p>
+      <w:r>
+        <w:t>Chọn D</w:t>
+        <w:br/>
+      </w:r>
+      <w:r>
+        <w:br/>
+      </w:r>
+      <w:r>
+        <w:t>- The school picnic was canceled because the park was unsafe because of the heavy rain. (Buổi dã ngoại của trường bị hủy vì công viên không an toàn do mưa lớn.) - sai vì dùng lặp quan hệ nguyên nhân chưa tự nhiên và không đúng trọng tâm cấu trúc cần kiểm tra.</w:t>
+        <w:br/>
+      </w:r>
+      <w:r>
+        <w:br/>
+      </w:r>
+      <w:r>
+        <w:t>- Because of the heavy rain, the school picnic was canceled although the park was unsafe. (Vì mưa lớn, buổi dã ngoại của trường bị hủy mặc dù công viên không an toàn.) - sai vì dùng "although" tạo quan hệ tương phản không phù hợp logic gốc.</w:t>
+        <w:br/>
+      </w:r>
+      <w:r>
+        <w:br/>
+      </w:r>
+      <w:r>
+        <w:t>- The school picnic was canceled because of the park was unsafe in the heavy rain. (Buổi dã ngoại của trường bị hủy vì công viên không an toàn trong mưa lớn.) - sai ngữ pháp vì sau "because of" không dùng mệnh đề "the park was unsafe".</w:t>
+        <w:br/>
+      </w:r>
+      <w:r>
+        <w:br/>
+      </w:r>
+      <w:r>
+        <w:t>- Because of the heavy rain, the park was unsafe, so the school picnic was canceled. (Vì mưa lớn, công viên không an toàn, nên buổi dã ngoại của trường bị hủy.) → chọn vì giữ nguyên đầy đủ quan hệ nguyên nhân - kết quả của hai câu gốc và dùng "because of + noun phrase" đúng cấu trúc.</w:t>
+      </w:r>
+    </w:p>
+    <w:p>
+      <w:r>
+        <w:t>Tạm dịch: Buổi dã ngoại của trường bị hủy. Vì mưa lớn, công viên không an toàn.</w:t>
+      </w:r>
+    </w:p>
+    <w:p>
+      <w:r>
+        <w:t>→ Vì mưa lớn, công viên không an toàn, nên buổi dã ngoại của trường bị hủy.</w:t>
+      </w:r>
+    </w:p>
+    <w:p>
+      <w:r>
+        <w:rPr>
+          <w:b/>
+        </w:rPr>
+        <w:t>Sentence rewriting: Choose A, B, C or D that has the CLOSEST meaning to the given sentence in each question.</w:t>
+      </w:r>
+    </w:p>
+    <w:p>
+      <w:r>
+        <w:rPr>
+          <w:b/>
+        </w:rPr>
+        <w:t xml:space="preserve">Question 35: </w:t>
+      </w:r>
+      <w:r>
+        <w:t>If people use public transport more often, the air in big cities will be cleaner.</w:t>
+      </w:r>
+    </w:p>
+    <w:p>
+      <w:r>
+        <w:t>A. The air in big cities will be cleaner if people use public transport more often.</w:t>
+      </w:r>
+    </w:p>
+    <w:p>
+      <w:r>
+        <w:t>B. The air in big cities would be cleaner if people used public transport more often.</w:t>
+      </w:r>
+    </w:p>
+    <w:p>
+      <w:r>
+        <w:t>C. If people used public transport more often, the air in big cities will be cleaner.</w:t>
+      </w:r>
+    </w:p>
+    <w:p>
+      <w:r>
+        <w:t>D. The air in big cities is cleaner if people will use public transport more often.</w:t>
+      </w:r>
+    </w:p>
+    <w:p>
+      <w:r>
+        <w:rPr>
+          <w:b/>
+        </w:rPr>
+        <w:t>Lời giải</w:t>
+      </w:r>
+    </w:p>
+    <w:p>
+      <w:r>
+        <w:t>Chọn A</w:t>
+        <w:br/>
+      </w:r>
+      <w:r>
+        <w:br/>
+      </w:r>
+      <w:r>
+        <w:t>- The air in big cities will be cleaner if people use public transport more often. (Không khí ở các thành phố lớn sẽ sạch hơn nếu mọi người sử dụng phương tiện công cộng thường xuyên hơn.) → chọn vì đây là câu điều kiện loại 1 đúng cấu trúc, giữ nguyên nghĩa của câu gốc.</w:t>
+        <w:br/>
+      </w:r>
+      <w:r>
+        <w:br/>
+      </w:r>
+      <w:r>
+        <w:t>- The air in big cities would be cleaner if people used public transport more often. (Không khí ở các thành phố lớn sẽ sạch hơn nếu mọi người sử dụng phương tiện công cộng thường xuyên hơn.) - sai vì chuyển sang câu điều kiện loại 2, làm thay đổi mức độ thực tế của ý nghĩa.</w:t>
+        <w:br/>
+      </w:r>
+      <w:r>
+        <w:br/>
+      </w:r>
+      <w:r>
+        <w:t>- If people used public transport more often, the air in big cities will be cleaner. (Nếu mọi người sử dụng phương tiện công cộng thường xuyên hơn, không khí ở các thành phố lớn sẽ sạch hơn.) - sai vì trộn cấu trúc giữa điều kiện loại 2 ở mệnh đề if và điều kiện loại 1 ở mệnh đề chính.</w:t>
+        <w:br/>
+      </w:r>
+      <w:r>
+        <w:br/>
+      </w:r>
+      <w:r>
+        <w:t>- The air in big cities is cleaner if people will use public transport more often. (Không khí ở các thành phố lớn sạch hơn nếu mọi người sẽ sử dụng phương tiện công cộng thường xuyên hơn.) - sai vì dùng thì không đúng trong cả hai mệnh đề của câu điều kiện loại 1.</w:t>
+      </w:r>
+    </w:p>
+    <w:p>
+      <w:r>
+        <w:t>Tạm dịch: Nếu mọi người sử dụng phương tiện công cộng thường xuyên hơn, không khí ở các thành phố lớn sẽ sạch hơn.</w:t>
+      </w:r>
+    </w:p>
+    <w:p>
+      <w:r>
+        <w:t>→ Không khí ở các thành phố lớn sẽ sạch hơn nếu mọi người sử dụng phương tiện công cộng thường xuyên hơn.</w:t>
+      </w:r>
+    </w:p>
+    <w:p>
+      <w:r>
+        <w:rPr>
+          <w:b/>
+        </w:rPr>
+        <w:t xml:space="preserve">Question 36: </w:t>
+      </w:r>
+      <w:r>
+        <w:t>As cities become more crowded, housing becomes more expensive.</w:t>
+      </w:r>
+    </w:p>
+    <w:p>
+      <w:r>
+        <w:t>A. The more crowded cities become, the more expensive housing becomes.</w:t>
+      </w:r>
+    </w:p>
+    <w:p>
+      <w:r>
+        <w:t>B. Cities become more crowded because housing becomes more expensive.</w:t>
+      </w:r>
+    </w:p>
+    <w:p>
+      <w:r>
+        <w:t>C. The more crowded cities become, housing becomes less expensive.</w:t>
+      </w:r>
+    </w:p>
+    <w:p>
+      <w:r>
+        <w:t>D. Housing becomes more expensive than cities become more crowded.</w:t>
+      </w:r>
+    </w:p>
+    <w:p>
+      <w:r>
+        <w:rPr>
+          <w:b/>
+        </w:rPr>
+        <w:t>Lời giải</w:t>
+      </w:r>
+    </w:p>
+    <w:p>
+      <w:r>
+        <w:t>Chọn A</w:t>
+        <w:br/>
+      </w:r>
+      <w:r>
+        <w:br/>
+      </w:r>
+      <w:r>
+        <w:t>- The more crowded cities become, the more expensive housing becomes. (Các thành phố càng đông đúc thì nhà ở càng trở nên đắt đỏ.) → chọn vì dùng đúng cấu trúc double comparatives "The + comparative..., the + comparative..." và giữ nguyên quan hệ đồng biến của câu gốc.</w:t>
+        <w:br/>
+      </w:r>
+      <w:r>
+        <w:br/>
+      </w:r>
+      <w:r>
+        <w:t>- Cities become more crowded because housing becomes more expensive. (Các thành phố trở nên đông đúc hơn vì nhà ở trở nên đắt đỏ hơn.) - sai quan hệ logic; câu gốc diễn tả sự thay đổi song song, không phải quan hệ nguyên nhân - kết quả trực tiếp.</w:t>
+        <w:br/>
+      </w:r>
+      <w:r>
+        <w:br/>
+      </w:r>
+      <w:r>
+        <w:t>- The more crowded cities become, housing becomes less expensive. (Các thành phố càng đông đúc thì nhà ở càng trở nên rẻ hơn.) - sai nghĩa vì đảo ngược xu hướng của vế sau.</w:t>
+        <w:br/>
+      </w:r>
+      <w:r>
+        <w:br/>
+      </w:r>
+      <w:r>
+        <w:t>- Housing becomes more expensive than cities become more crowded. (Nhà ở trở nên đắt đỏ hơn so với việc các thành phố trở nên đông đúc hơn.) - sai cấu trúc so sánh; không diễn đạt được mối quan hệ tăng tiến tương ứng giữa hai vế.</w:t>
+      </w:r>
+    </w:p>
+    <w:p>
+      <w:r>
+        <w:t>Tạm dịch: Các thành phố càng trở nên đông đúc thì nhà ở càng trở nên đắt đỏ.</w:t>
+      </w:r>
+    </w:p>
+    <w:p>
+      <w:r>
+        <w:t>→ Các thành phố càng đông đúc thì nhà ở càng trở nên đắt đỏ.</w:t>
+      </w:r>
+    </w:p>
+    <w:p>
+      <w:r>
+        <w:rPr>
+          <w:b/>
+        </w:rPr>
+        <w:t xml:space="preserve">Question 37: </w:t>
+      </w:r>
+      <w:r>
+        <w:t>The online workshop was so useful that many young employees applied its ideas immediately.</w:t>
+      </w:r>
+    </w:p>
+    <w:p>
+      <w:r>
+        <w:t>A. It was such a useful online workshop that many young employees applied its ideas immediately.</w:t>
+      </w:r>
+    </w:p>
+    <w:p>
+      <w:r>
+        <w:t>B. It was such useful an online workshop that many young employees applied its ideas immediately.</w:t>
+      </w:r>
+    </w:p>
+    <w:p>
+      <w:r>
+        <w:t>C. The online workshop was such useful that many young employees applied its ideas immediately.</w:t>
+      </w:r>
+    </w:p>
+    <w:p>
+      <w:r>
+        <w:t>D. It was such a useful online workshop that many young employees had applied its ideas immediately.</w:t>
+      </w:r>
+    </w:p>
+    <w:p>
+      <w:r>
+        <w:rPr>
+          <w:b/>
+        </w:rPr>
+        <w:t>Lời giải</w:t>
+      </w:r>
+    </w:p>
+    <w:p>
+      <w:r>
+        <w:t>Chọn A</w:t>
+        <w:br/>
+      </w:r>
+      <w:r>
+        <w:br/>
+      </w:r>
+      <w:r>
+        <w:t>- It was such a useful online workshop that many young employees applied its ideas immediately. (Đó là một hội thảo trực tuyến hữu ích đến mức nhiều nhân viên trẻ đã áp dụng các ý tưởng của nó ngay lập tức.) → đúng vì chuyển từ cấu trúc "so + adjective + that" sang "such + a/an + adjective + noun + that" mà vẫn giữ nguyên nghĩa và thì của câu gốc.</w:t>
+        <w:br/>
+      </w:r>
+      <w:r>
+        <w:br/>
+      </w:r>
+      <w:r>
+        <w:t>- It was such useful an online workshop that many young employees applied its ideas immediately. (Đó là một hội thảo trực tuyến hữu ích đến mức nhiều nhân viên trẻ đã áp dụng các ý tưởng của nó ngay lập tức.) - sai cấu trúc vì "such" phải đi theo mẫu "such + a/an + adjective + noun" chứ không dùng "such useful an online workshop".</w:t>
+        <w:br/>
+      </w:r>
+      <w:r>
+        <w:br/>
+      </w:r>
+      <w:r>
+        <w:t>- The online workshop was such useful that many young employees applied its ideas immediately. (Hội thảo trực tuyến hữu ích đến mức nhiều nhân viên trẻ đã áp dụng các ý tưởng của nó ngay lập tức.) - sai cấu trúc vì không thể dùng "such + adjective"; phải có danh từ đi sau hoặc dùng "so useful that".</w:t>
+        <w:br/>
+      </w:r>
+      <w:r>
+        <w:br/>
+      </w:r>
+      <w:r>
+        <w:t>- It was such a useful online workshop that many young employees had applied its ideas immediately. (Đó là một hội thảo trực tuyến hữu ích đến mức nhiều nhân viên trẻ đã áp dụng các ý tưởng của nó ngay lập tức.) - sai về thì vì "had applied" làm thay đổi mốc thời gian so với câu gốc ở thì quá khứ đơn.</w:t>
+      </w:r>
+    </w:p>
+    <w:p>
+      <w:r>
+        <w:t>Tạm dịch: Hội thảo trực tuyến hữu ích đến mức nhiều nhân viên trẻ đã áp dụng các ý tưởng của nó ngay lập tức.</w:t>
+      </w:r>
+    </w:p>
+    <w:p>
+      <w:r>
+        <w:t>→ Đó là một hội thảo trực tuyến hữu ích đến mức nhiều nhân viên trẻ đã áp dụng các ý tưởng của nó ngay lập tức.</w:t>
+      </w:r>
+    </w:p>
+    <w:p>
+      <w:r>
+        <w:rPr>
+          <w:b/>
+        </w:rPr>
+        <w:t>Sentence combination: Choose A, B, C or D that has the CLOSEST meaning to the given pair of sentences in each question.</w:t>
+      </w:r>
+    </w:p>
+    <w:p>
+      <w:r>
+        <w:rPr>
+          <w:b/>
+        </w:rPr>
+        <w:t xml:space="preserve">Question 38: </w:t>
+      </w:r>
+      <w:r>
+        <w:t>The students had finished planting trees. Then they cleaned the school yard.</w:t>
+      </w:r>
+    </w:p>
+    <w:p>
+      <w:r>
+        <w:t>A. After the students had finished planting trees, they cleaned the school yard.</w:t>
+      </w:r>
+    </w:p>
+    <w:p>
+      <w:r>
+        <w:t>B. Before the students finished planting trees, they cleaned the school yard.</w:t>
+      </w:r>
+    </w:p>
+    <w:p>
+      <w:r>
+        <w:t>C. While the students were finishing planting trees, they cleaned the school yard.</w:t>
+      </w:r>
+    </w:p>
+    <w:p>
+      <w:r>
+        <w:t>D. As soon as the students cleaned the school yard, they finished planting trees.</w:t>
+      </w:r>
+    </w:p>
+    <w:p>
+      <w:r>
+        <w:rPr>
+          <w:b/>
+        </w:rPr>
+        <w:t>Lời giải</w:t>
+      </w:r>
+    </w:p>
+    <w:p>
+      <w:r>
+        <w:t>Chọn A</w:t>
+        <w:br/>
+      </w:r>
+      <w:r>
+        <w:br/>
+      </w:r>
+      <w:r>
+        <w:t>Lời giải</w:t>
+        <w:br/>
+      </w:r>
+      <w:r>
+        <w:br/>
+      </w:r>
+      <w:r>
+        <w:t>- After the students had finished planting trees, they cleaned the school yard. (Sau khi học sinh trồng cây xong, họ dọn dẹp sân trường.) → chọn vì mệnh đề trạng ngữ chỉ thời gian với "after" diễn tả đúng trình tự hai hành động: hoàn thành việc trồng cây trước, rồi mới dọn sân trường.</w:t>
+        <w:br/>
+      </w:r>
+      <w:r>
+        <w:br/>
+      </w:r>
+      <w:r>
+        <w:t>- Before the students finished planting trees, they cleaned the school yard. (Trước khi học sinh trồng cây xong, họ dọn dẹp sân trường.) - sai quan hệ thời gian vì đảo ngược thứ tự hành động.</w:t>
+        <w:br/>
+      </w:r>
+      <w:r>
+        <w:br/>
+      </w:r>
+      <w:r>
+        <w:t>- While the students were finishing planting trees, they cleaned the school yard. (Trong khi học sinh đang hoàn thành việc trồng cây, họ dọn dẹp sân trường.) - sai nghĩa vì câu gốc diễn tả hai hành động nối tiếp, không phải diễn ra đồng thời.</w:t>
+        <w:br/>
+      </w:r>
+      <w:r>
+        <w:br/>
+      </w:r>
+      <w:r>
+        <w:t>- As soon as the students cleaned the school yard, they finished planting trees. (Ngay khi học sinh dọn dẹp sân trường, họ hoàn thành việc trồng cây.) - sai thứ tự thời gian và làm thay đổi quan hệ logic giữa hai hành động.</w:t>
+      </w:r>
+    </w:p>
+    <w:p>
+      <w:r>
+        <w:t>Tạm dịch: Học sinh đã trồng cây xong. Sau đó, họ dọn dẹp sân trường.</w:t>
+      </w:r>
+    </w:p>
+    <w:p>
+      <w:r>
+        <w:t>→ Sau khi học sinh trồng cây xong, họ dọn dẹp sân trường.</w:t>
+      </w:r>
+    </w:p>
+    <w:p>
+      <w:r>
+        <w:rPr>
+          <w:b/>
+        </w:rPr>
+        <w:t>Sentence rewriting: Choose A, B, C or D that has the CLOSEST meaning to the given sentence in each question.</w:t>
+      </w:r>
+    </w:p>
+    <w:p>
+      <w:r>
+        <w:rPr>
+          <w:b/>
+        </w:rPr>
+        <w:t xml:space="preserve">Question 39: </w:t>
+      </w:r>
+      <w:r>
+        <w:t>The scientist presented a report that explained how air pollution affects children's health.</w:t>
+      </w:r>
+    </w:p>
+    <w:p>
+      <w:r>
+        <w:t>A. The scientist presented a report explaining how air pollution affects children's health.</w:t>
+      </w:r>
+    </w:p>
+    <w:p>
+      <w:r>
+        <w:t>B. The scientist presented a report explained how air pollution affects children's health.</w:t>
+      </w:r>
+    </w:p>
+    <w:p>
+      <w:r>
+        <w:t>C. The scientist presented a report which explaining how air pollution affected children's health.</w:t>
+      </w:r>
+    </w:p>
+    <w:p>
+      <w:r>
+        <w:t>D. The scientist presented a report whose explanation was about air pollution affecting children's health.</w:t>
+      </w:r>
+    </w:p>
+    <w:p>
+      <w:r>
+        <w:rPr>
+          <w:b/>
+        </w:rPr>
+        <w:t>Lời giải</w:t>
+      </w:r>
+    </w:p>
+    <w:p>
+      <w:r>
+        <w:t>Chọn A</w:t>
+        <w:br/>
+      </w:r>
+      <w:r>
+        <w:br/>
+      </w:r>
+      <w:r>
+        <w:t>Lời giải</w:t>
+        <w:br/>
+      </w:r>
+      <w:r>
+        <w:br/>
+      </w:r>
+      <w:r>
+        <w:t>- The scientist presented a report explaining how air pollution affects children's health. (Nhà khoa học đã trình bày một báo cáo giải thích cách ô nhiễm không khí ảnh hưởng đến sức khỏe trẻ em.) → chọn vì cụm phân từ hiện tại "explaining..." rút gọn đúng từ mệnh đề quan hệ "that explained...", đồng thời giữ nguyên nghĩa của câu gốc.</w:t>
+        <w:br/>
+      </w:r>
+      <w:r>
+        <w:br/>
+      </w:r>
+      <w:r>
+        <w:t>- The scientist presented a report explained how air pollution affects children's health. (Nhà khoa học đã trình bày một báo cáo được giải thích cách ô nhiễm không khí ảnh hưởng đến sức khỏe trẻ em.) - sai ngữ pháp vì thiếu cấu trúc phù hợp; "report explained" không thể đứng trực tiếp theo cách này.</w:t>
+        <w:br/>
+      </w:r>
+      <w:r>
+        <w:br/>
+      </w:r>
+      <w:r>
+        <w:t>- The scientist presented a report which explaining how air pollution affected children's health. (Nhà khoa học đã trình bày một báo cáo cái mà đang giải thích cách ô nhiễm không khí đã ảnh hưởng đến sức khỏe trẻ em.) - sai ngữ pháp vì không dùng "which explaining"; đồng thời đổi thì từ "affects" sang "affected" làm lệch nghĩa.</w:t>
+        <w:br/>
+      </w:r>
+      <w:r>
+        <w:br/>
+      </w:r>
+      <w:r>
+        <w:t>- The scientist presented a report whose explanation was about air pollution affecting children's health. (Nhà khoa học đã trình bày một báo cáo mà phần giải thích của nó là về việc ô nhiễm không khí ảnh hưởng đến sức khỏe trẻ em.) - câu này diễn đạt khác và không giữ nguyên nghĩa 100%; thêm ý "phần giải thích của nó" khiến cấu trúc và sắc thái thay đổi.</w:t>
+        <w:br/>
+      </w:r>
+      <w:r>
+        <w:br/>
+      </w:r>
+      <w:r>
+        <w:t>Tạm dịch: Nhà khoa học đã trình bày một báo cáo giải thích cách ô nhiễm không khí ảnh hưởng đến sức khỏe trẻ em.</w:t>
+        <w:br/>
+      </w:r>
+      <w:r>
+        <w:br/>
+      </w:r>
+      <w:r>
+        <w:t>→ Nhà khoa học đã trình bày một báo cáo giải thích cách ô nhiễm không khí ảnh hưởng đến sức khỏe trẻ em.</w:t>
+      </w:r>
+    </w:p>
+    <w:p>
+      <w:r>
+        <w:t>Tạm dịch: Nhà khoa học đã trình bày một báo cáo giải thích cách ô nhiễm không khí ảnh hưởng đến sức khỏe trẻ em.</w:t>
+      </w:r>
+    </w:p>
+    <w:p>
+      <w:r>
+        <w:t>→ Nhà khoa học đã trình bày một báo cáo giải thích cách ô nhiễm không khí ảnh hưởng đến sức khỏe trẻ em.</w:t>
+      </w:r>
+    </w:p>
+    <w:p>
+      <w:r>
+        <w:rPr>
+          <w:b/>
+        </w:rPr>
+        <w:t>Sentence combination: Choose A, B, C or D that has the CLOSEST meaning to the given pair of sentences in each question.</w:t>
+      </w:r>
+    </w:p>
+    <w:p>
+      <w:r>
+        <w:rPr>
+          <w:b/>
+        </w:rPr>
+        <w:t xml:space="preserve">Question 40: </w:t>
+      </w:r>
+      <w:r>
+        <w:t>Many young people want to work abroad. They also hope to gain international experience.</w:t>
+      </w:r>
+    </w:p>
+    <w:p>
+      <w:r>
+        <w:t>A. Many young people want to work abroad because they hope to gain international experience.</w:t>
+      </w:r>
+    </w:p>
+    <w:p>
+      <w:r>
+        <w:t>B. Many young people want to work abroad, but they hope to gain international experience.</w:t>
+      </w:r>
+    </w:p>
+    <w:p>
+      <w:r>
+        <w:t>C. Many young people want to work abroad although they hope to gain international experience.</w:t>
+      </w:r>
+    </w:p>
+    <w:p>
+      <w:r>
+        <w:t>D. Many young people want to work abroad unless they hope to gain international experience.</w:t>
+      </w:r>
+    </w:p>
+    <w:p>
+      <w:r>
+        <w:rPr>
+          <w:b/>
+        </w:rPr>
+        <w:t>Lời giải</w:t>
+      </w:r>
+    </w:p>
+    <w:p>
+      <w:r>
+        <w:t>Chọn A</w:t>
+        <w:br/>
+      </w:r>
+      <w:r>
+        <w:br/>
+      </w:r>
+      <w:r>
+        <w:t>- Many young people want to work abroad because they hope to gain international experience. (Nhiều người trẻ muốn làm việc ở nước ngoài vì họ hy vọng có được kinh nghiệm quốc tế.) → chọn vì dùng liên từ "because" để nối hai ý theo đúng quan hệ nguyên nhân - mục đích hợp lý, giữ nguyên nghĩa của hai câu gốc.</w:t>
+        <w:br/>
+      </w:r>
+      <w:r>
+        <w:br/>
+      </w:r>
+      <w:r>
+        <w:t>- Many young people want to work abroad, but they hope to gain international experience. (Nhiều người trẻ muốn làm việc ở nước ngoài, nhưng họ hy vọng có được kinh nghiệm quốc tế.) - sai quan hệ logic vì "but" diễn tả sự tương phản, trong khi hai ý không đối lập nhau.</w:t>
+        <w:br/>
+      </w:r>
+      <w:r>
+        <w:br/>
+      </w:r>
+      <w:r>
+        <w:t>- Many young people want to work abroad although they hope to gain international experience. (Nhiều người trẻ muốn làm việc ở nước ngoài mặc dù họ hy vọng có được kinh nghiệm quốc tế.) - sai quan hệ logic vì "although" diễn tả nhượng bộ, không phù hợp với nghĩa gốc.</w:t>
+        <w:br/>
+      </w:r>
+      <w:r>
+        <w:br/>
+      </w:r>
+      <w:r>
+        <w:t>- Many young people want to work abroad unless they hope to gain international experience. (Nhiều người trẻ muốn làm việc ở nước ngoài trừ khi họ hy vọng có được kinh nghiệm quốc tế.) - sai nghĩa vì "unless" tạo điều kiện phủ định, làm thay đổi hoàn toàn nội dung ban đầu.</w:t>
+      </w:r>
+    </w:p>
+    <w:p>
+      <w:r>
+        <w:t>Tạm dịch: Nhiều người trẻ muốn làm việc ở nước ngoài. Họ cũng hy vọng có được kinh nghiệm quốc tế.</w:t>
+      </w:r>
+    </w:p>
+    <w:p>
+      <w:r>
+        <w:t>→ Nhiều người trẻ muốn làm việc ở nước ngoài vì họ hy vọng có được kinh nghiệm quốc tế.</w:t>
       </w:r>
     </w:p>
     <w:sectPr>
